--- a/public/docs/alter/modules/chladni-patterns/ALTER_Chladni_Patterns_Documentation.docx
+++ b/public/docs/alter/modules/chladni-patterns/ALTER_Chladni_Patterns_Documentation.docx
@@ -130,23 +130,7 @@
                 <w:color w:val="232323"/>
                 <w:sz w:val="21"/>
               </w:rPr>
-              <w:t>A Chladni pattern is not a random pretty particle effect. It is a standing-wave picture: the sand runs away from the shaking parts and settles where the plate is almost still. Tiny grains, big physics,</w:t>
-            </w:r>
-            <w:r>
-              <w:rPr>
-                <w:b/>
-                <w:color w:val="232323"/>
-                <w:sz w:val="21"/>
-              </w:rPr>
-              <w:t xml:space="preserve"> organic and beautiful visually</w:t>
-            </w:r>
-            <w:r>
-              <w:rPr>
-                <w:b/>
-                <w:color w:val="232323"/>
-                <w:sz w:val="21"/>
-              </w:rPr>
-              <w:t>.</w:t>
+              <w:t xml:space="preserve">A Chladni pattern is not a random pretty particle effect. It is a standing-wave picture: the sand runs away from the shaking parts and settles where the plate is almost still. Tiny grains, big physics, organic and beautiful visually.</w:t>
             </w:r>
           </w:p>
         </w:tc>
@@ -450,11 +434,6 @@
             </a:graphic>
           </wp:inline>
         </w:drawing>
-      </w:r>
-      <w:r>
-        <w:rPr>
-          <w:noProof/>
-        </w:rPr>
         <w:drawing>
           <wp:inline distT="0" distB="0" distL="0" distR="0" wp14:anchorId="65044121" wp14:editId="6652EAF1">
             <wp:extent cx="2089752" cy="1309421"/>
@@ -503,11 +482,6 @@
             </a:graphic>
           </wp:inline>
         </w:drawing>
-      </w:r>
-      <w:r>
-        <w:rPr>
-          <w:noProof/>
-        </w:rPr>
         <w:drawing>
           <wp:inline distT="0" distB="0" distL="0" distR="0" wp14:anchorId="33EBC113" wp14:editId="012315D2">
             <wp:extent cx="2064963" cy="1309421"/>
@@ -556,11 +530,6 @@
             </a:graphic>
           </wp:inline>
         </w:drawing>
-      </w:r>
-      <w:r>
-        <w:rPr>
-          <w:noProof/>
-        </w:rPr>
         <w:drawing>
           <wp:inline distT="0" distB="0" distL="0" distR="0" wp14:anchorId="22331294" wp14:editId="19AC5141">
             <wp:extent cx="2088541" cy="1309111"/>
@@ -665,25 +634,7 @@
                 <w:color w:val="232323"/>
                 <w:sz w:val="21"/>
               </w:rPr>
-              <w:t>Z(</w:t>
-            </w:r>
-            <w:proofErr w:type="spellStart"/>
-            <w:r>
-              <w:rPr>
-                <w:b/>
-                <w:color w:val="232323"/>
-                <w:sz w:val="21"/>
-              </w:rPr>
-              <w:t>x,y</w:t>
-            </w:r>
-            <w:proofErr w:type="spellEnd"/>
-            <w:r>
-              <w:rPr>
-                <w:b/>
-                <w:color w:val="232323"/>
-                <w:sz w:val="21"/>
-              </w:rPr>
-              <w:t>) = cos(n*pi*x) cos(m*pi*y / r) - cos(m*pi*x) cos(n*pi*y / r)</w:t>
+              <w:t>Z(x,y) = cos(n*pi*x) cos(m*pi*y / r) - cos(m*pi*x) cos(n*pi*y / r)</w:t>
             </w:r>
           </w:p>
         </w:tc>
@@ -703,10 +654,7 @@
         <w:pStyle w:val="Zkladntext"/>
       </w:pPr>
       <w:r>
-        <w:t>This is a real-time artistic plate model, not a million-element laboratory simulation. It gives you stable Chladni-style nodal geometry fast enough for live visuals, and that is the whole point: it should look alive, react musically and not cook your CPU like a cheap toaster</w:t>
-      </w:r>
-      <w:r>
-        <w:t>, well, it´s homemade but I tried my best.</w:t>
+        <w:t>This is a real-time artistic plate model, not a million-element laboratory simulation. It gives you stable Chladni-style nodal geometry fast enough for live visuals, and that is the whole point: it should look alive, react musically and not cook your CPU like a cheap toaster, well, it´s homemade but I tried my best.</w:t>
       </w:r>
     </w:p>
     <w:p>
@@ -964,21 +912,7 @@
                 <w:color w:val="262626"/>
                 <w:szCs w:val="20"/>
               </w:rPr>
-              <w:t>How hard</w:t>
-            </w:r>
-            <w:r>
-              <w:rPr>
-                <w:color w:val="262626"/>
-                <w:szCs w:val="20"/>
-              </w:rPr>
-              <w:t xml:space="preserve"> / fast</w:t>
-            </w:r>
-            <w:r>
-              <w:rPr>
-                <w:color w:val="262626"/>
-                <w:szCs w:val="20"/>
-              </w:rPr>
-              <w:t xml:space="preserve"> the sand moves</w:t>
+              <w:t xml:space="preserve">How hard / fast the sand moves</w:t>
             </w:r>
           </w:p>
         </w:tc>
@@ -1106,75 +1040,7 @@
         <w:rPr>
           <w:szCs w:val="20"/>
         </w:rPr>
-        <w:t xml:space="preserve">ALTER does not map the sound separately to m or separately </w:t>
-      </w:r>
-      <w:proofErr w:type="spellStart"/>
-      <w:r>
-        <w:rPr>
-          <w:szCs w:val="20"/>
-        </w:rPr>
-        <w:t>to n</w:t>
-      </w:r>
-      <w:proofErr w:type="spellEnd"/>
-      <w:r>
-        <w:rPr>
-          <w:szCs w:val="20"/>
-        </w:rPr>
-        <w:t>. It does not say “bass controls m, brightness controls n” or anything like that. Instead, it treats (</w:t>
-      </w:r>
-      <w:proofErr w:type="spellStart"/>
-      <w:r>
-        <w:rPr>
-          <w:szCs w:val="20"/>
-        </w:rPr>
-        <w:t>m,n</w:t>
-      </w:r>
-      <w:proofErr w:type="spellEnd"/>
-      <w:r>
-        <w:rPr>
-          <w:szCs w:val="20"/>
-        </w:rPr>
-        <w:t>) as one complete plate resonance mode — one physical shape. The audio first gives ALTER a dominant perceptual frequency, basically the tone that leads the pattern after ear-weighting. Then the module looks through the available Chladni modes and picks the full (</w:t>
-      </w:r>
-      <w:proofErr w:type="spellStart"/>
-      <w:r>
-        <w:rPr>
-          <w:szCs w:val="20"/>
-        </w:rPr>
-        <w:t>m,n</w:t>
-      </w:r>
-      <w:proofErr w:type="spellEnd"/>
-      <w:r>
-        <w:rPr>
-          <w:szCs w:val="20"/>
-        </w:rPr>
-        <w:t xml:space="preserve">) pair whose theoretical resonance is closest to that frequency. Low tones tend to land on simpler, lower modes; higher tones tend to land on denser, more detailed figures. </w:t>
-      </w:r>
-      <w:r>
-        <w:rPr>
-          <w:szCs w:val="20"/>
-        </w:rPr>
-        <w:t xml:space="preserve">But one </w:t>
-      </w:r>
-      <w:proofErr w:type="spellStart"/>
-      <w:r>
-        <w:rPr>
-          <w:szCs w:val="20"/>
-        </w:rPr>
-        <w:t>patern</w:t>
-      </w:r>
-      <w:proofErr w:type="spellEnd"/>
-      <w:r>
-        <w:rPr>
-          <w:szCs w:val="20"/>
-        </w:rPr>
-        <w:t xml:space="preserve"> is not exactly made for one specific tone/frequency (look appendix at the end of the file). </w:t>
-      </w:r>
-      <w:r>
-        <w:rPr>
-          <w:szCs w:val="20"/>
-        </w:rPr>
-        <w:t>Simple enough: the sound does not grab one axis, it grabs the whole damn plate mode.</w:t>
+        <w:t xml:space="preserve">ALTER does not map the sound separately to m or separately to n. It does not say “bass controls m, brightness controls n” or anything like that. Instead, it treats (m,n) as one complete plate resonance mode — one physical shape. The audio first gives ALTER a dominant perceptual frequency, basically the tone that leads the pattern after ear-weighting. Then the module looks through the available Chladni modes and picks the full (m,n) pair whose theoretical resonance is closest to that frequency. Low tones tend to land on simpler, lower modes; higher tones tend to land on denser, more detailed figures. But one patern is not exactly made for one specific tone/frequency (look appendix at the end of the file). Simple enough: the sound does not grab one axis, it grabs the whole damn plate mode.</w:t>
       </w:r>
     </w:p>
     <w:p>
@@ -1312,15 +1178,7 @@
         <w:pStyle w:val="Zkladntext"/>
       </w:pPr>
       <w:r>
-        <w:t xml:space="preserve">Read the table as a selection map: the dominant perceptually weighted tone chooses the nearest pre-shift resonance family. Shift then moves both m and </w:t>
-      </w:r>
-      <w:proofErr w:type="spellStart"/>
-      <w:r>
-        <w:t>n</w:t>
-      </w:r>
-      <w:proofErr w:type="spellEnd"/>
-      <w:r>
-        <w:t xml:space="preserve"> upward together to draw a richer cousin of the same response.</w:t>
+        <w:t xml:space="preserve">Read the table as a selection map: the dominant perceptually weighted tone chooses the nearest pre-shift resonance family. Shift then moves both m and n upward together to draw a richer cousin of the same response.</w:t>
       </w:r>
     </w:p>
     <w:p>
@@ -1377,14 +1235,7 @@
           <w:sz w:val="42"/>
         </w:rPr>
         <w:lastRenderedPageBreak/>
-        <w:t xml:space="preserve">How </w:t>
-      </w:r>
-      <w:r>
-        <w:rPr>
-          <w:color w:val="11B496"/>
-          <w:sz w:val="42"/>
-        </w:rPr>
-        <w:t>color by tone mode works</w:t>
+        <w:t xml:space="preserve">How color by tone mode works</w:t>
       </w:r>
     </w:p>
     <w:p>
@@ -1392,23 +1243,7 @@
         <w:spacing w:after="80" w:line="247" w:lineRule="auto"/>
       </w:pPr>
       <w:r>
-        <w:t xml:space="preserve">When Color by tone is enabled, Chladni listens for the dominant perceptually weighted spectral peak, converts that peak to the nearest musical note, and maps the note name to a target hue on a 12-step </w:t>
-      </w:r>
-      <w:proofErr w:type="spellStart"/>
-      <w:r>
-        <w:t>colour</w:t>
-      </w:r>
-      <w:proofErr w:type="spellEnd"/>
-      <w:r>
-        <w:t xml:space="preserve"> wheel. Same note name, same </w:t>
-      </w:r>
-      <w:proofErr w:type="spellStart"/>
-      <w:r>
-        <w:t>colour</w:t>
-      </w:r>
-      <w:proofErr w:type="spellEnd"/>
-      <w:r>
-        <w:t xml:space="preserve"> family: C in another octave still targets the C hue family.</w:t>
+        <w:t xml:space="preserve">When Color by tone is enabled, Chladni listens for the dominant perceptually weighted spectral peak, converts that peak to the nearest musical note, and maps the note name to a target hue on a 12-step colour wheel. Same note name, same colour family: C in another octave still targets the C hue family.</w:t>
       </w:r>
     </w:p>
     <w:p>
@@ -1416,39 +1251,7 @@
         <w:spacing w:after="80" w:line="247" w:lineRule="auto"/>
       </w:pPr>
       <w:r>
-        <w:t xml:space="preserve">This module is more “physical sand” than shader fireworks. It does not create secondary shader </w:t>
-      </w:r>
-      <w:proofErr w:type="spellStart"/>
-      <w:r>
-        <w:t>colours</w:t>
-      </w:r>
-      <w:proofErr w:type="spellEnd"/>
-      <w:r>
-        <w:t xml:space="preserve"> or octave </w:t>
-      </w:r>
-      <w:proofErr w:type="spellStart"/>
-      <w:r>
-        <w:t>colour</w:t>
-      </w:r>
-      <w:proofErr w:type="spellEnd"/>
-      <w:r>
-        <w:t xml:space="preserve"> layers. The particles are drawn with one current sand </w:t>
-      </w:r>
-      <w:proofErr w:type="spellStart"/>
-      <w:r>
-        <w:t>colour</w:t>
-      </w:r>
-      <w:proofErr w:type="spellEnd"/>
-      <w:r>
-        <w:t xml:space="preserve">. That </w:t>
-      </w:r>
-      <w:proofErr w:type="spellStart"/>
-      <w:r>
-        <w:t>colour</w:t>
-      </w:r>
-      <w:proofErr w:type="spellEnd"/>
-      <w:r>
-        <w:t xml:space="preserve"> can glide, fade with RMS drive, and change when the dominant tone changes — but it is not painting a whole neon ecosystem per note.</w:t>
+        <w:t xml:space="preserve">This module is more “physical sand” than shader fireworks. It does not create secondary shader colours or octave colour layers. The particles are drawn with one current sand colour. That colour can glide, fade with RMS drive, and change when the dominant tone changes — but it is not painting a whole neon ecosystem per note.</w:t>
       </w:r>
     </w:p>
     <w:p>
@@ -1461,25 +1264,7 @@
           <w:color w:val="BE1991"/>
           <w:sz w:val="21"/>
         </w:rPr>
-        <w:t xml:space="preserve">Translation: the tone chooses the sand </w:t>
-      </w:r>
-      <w:proofErr w:type="spellStart"/>
-      <w:r>
-        <w:rPr>
-          <w:b/>
-          <w:color w:val="BE1991"/>
-          <w:sz w:val="21"/>
-        </w:rPr>
-        <w:t>colour</w:t>
-      </w:r>
-      <w:proofErr w:type="spellEnd"/>
-      <w:r>
-        <w:rPr>
-          <w:b/>
-          <w:color w:val="BE1991"/>
-          <w:sz w:val="21"/>
-        </w:rPr>
-        <w:t>, the plate mode chooses the pattern, and RMS decides how hard the whole damn thing wakes up.</w:t>
+        <w:t xml:space="preserve">Translation: the tone chooses the sand colour, the plate mode chooses the pattern, and RMS decides how hard the whole damn thing wakes up.</w:t>
       </w:r>
     </w:p>
     <w:p>
@@ -1600,21 +1385,12 @@
             <w:pPr>
               <w:spacing w:after="0"/>
             </w:pPr>
-            <w:proofErr w:type="spellStart"/>
             <w:r>
               <w:rPr>
                 <w:color w:val="1E1E1E"/>
                 <w:sz w:val="16"/>
               </w:rPr>
-              <w:t>Colour</w:t>
-            </w:r>
-            <w:proofErr w:type="spellEnd"/>
-            <w:r>
-              <w:rPr>
-                <w:color w:val="1E1E1E"/>
-                <w:sz w:val="16"/>
-              </w:rPr>
-              <w:t xml:space="preserve"> target + mode search</w:t>
+              <w:t xml:space="preserve">Colour target + mode search</w:t>
             </w:r>
           </w:p>
         </w:tc>
@@ -1819,23 +1595,7 @@
                 <w:color w:val="1E1E1E"/>
                 <w:sz w:val="16"/>
               </w:rPr>
-              <w:t>It shifts the matched visual mode; it does not change tone-</w:t>
-            </w:r>
-            <w:proofErr w:type="spellStart"/>
-            <w:r>
-              <w:rPr>
-                <w:color w:val="1E1E1E"/>
-                <w:sz w:val="16"/>
-              </w:rPr>
-              <w:t>colour</w:t>
-            </w:r>
-            <w:proofErr w:type="spellEnd"/>
-            <w:r>
-              <w:rPr>
-                <w:color w:val="1E1E1E"/>
-                <w:sz w:val="16"/>
-              </w:rPr>
-              <w:t xml:space="preserve"> mapping.</w:t>
+              <w:t xml:space="preserve">It shifts the matched visual mode; it does not change tone-colour mapping.</w:t>
             </w:r>
           </w:p>
         </w:tc>
@@ -1847,15 +1607,7 @@
         <w:spacing w:before="20" w:after="60"/>
       </w:pPr>
       <w:r>
-        <w:t xml:space="preserve">Exact Chladni tone </w:t>
-      </w:r>
-      <w:proofErr w:type="spellStart"/>
-      <w:r>
-        <w:t>colour</w:t>
-      </w:r>
-      <w:proofErr w:type="spellEnd"/>
-      <w:r>
-        <w:t xml:space="preserve"> targets</w:t>
+        <w:t xml:space="preserve">Exact Chladni tone colour targets</w:t>
       </w:r>
     </w:p>
     <w:p>
@@ -2041,39 +1793,7 @@
           <w:color w:val="5A5A69"/>
           <w:sz w:val="15"/>
         </w:rPr>
-        <w:t xml:space="preserve">Basis: ALTER internal Chladni </w:t>
-      </w:r>
-      <w:proofErr w:type="spellStart"/>
-      <w:r>
-        <w:rPr>
-          <w:color w:val="5A5A69"/>
-          <w:sz w:val="15"/>
-        </w:rPr>
-        <w:t>behaviour</w:t>
-      </w:r>
-      <w:proofErr w:type="spellEnd"/>
-      <w:r>
-        <w:rPr>
-          <w:color w:val="5A5A69"/>
-          <w:sz w:val="15"/>
-        </w:rPr>
-        <w:t xml:space="preserve">; standard 12-tone pitch-class mapping; perceptual peak weighting inspired by ISO 226 equal-loudness logic. This is product </w:t>
-      </w:r>
-      <w:proofErr w:type="spellStart"/>
-      <w:r>
-        <w:rPr>
-          <w:color w:val="5A5A69"/>
-          <w:sz w:val="15"/>
-        </w:rPr>
-        <w:t>behaviour</w:t>
-      </w:r>
-      <w:proofErr w:type="spellEnd"/>
-      <w:r>
-        <w:rPr>
-          <w:color w:val="5A5A69"/>
-          <w:sz w:val="15"/>
-        </w:rPr>
-        <w:t>, not a delivery standard.</w:t>
+        <w:t xml:space="preserve">Basis: ALTER internal Chladni behaviour; standard 12-tone pitch-class mapping; perceptual peak weighting inspired by ISO 226 equal-loudness logic. This is product behaviour, not a delivery standard.</w:t>
       </w:r>
     </w:p>
     <w:p>
@@ -2082,21 +1802,7 @@
         <w:spacing w:before="20" w:after="60"/>
       </w:pPr>
       <w:r>
-        <w:t xml:space="preserve">Chladni </w:t>
-      </w:r>
-      <w:proofErr w:type="spellStart"/>
-      <w:r>
-        <w:t>colour</w:t>
-      </w:r>
-      <w:proofErr w:type="spellEnd"/>
-      <w:r>
-        <w:t xml:space="preserve"> by tone</w:t>
-      </w:r>
-      <w:r>
-        <w:t xml:space="preserve"> </w:t>
-      </w:r>
-      <w:r>
-        <w:t>sensitivity range</w:t>
+        <w:t xml:space="preserve">Chladni colour by tone sensitivity range</w:t>
       </w:r>
     </w:p>
     <w:p>
@@ -2104,39 +1810,7 @@
         <w:pStyle w:val="Zkladntext"/>
       </w:pPr>
       <w:r>
-        <w:t xml:space="preserve">Chladni Tone </w:t>
-      </w:r>
-      <w:proofErr w:type="spellStart"/>
-      <w:r>
-        <w:t>Colour</w:t>
-      </w:r>
-      <w:proofErr w:type="spellEnd"/>
-      <w:r>
-        <w:t xml:space="preserve"> scans a practical musical window, not the entire frequency universe. The module searches for the dominant perceptually weighted peak roughly between 55 Hz and 8 kHz; if the signal is too weak or no clear peak exists, it holds the previous stable </w:t>
-      </w:r>
-      <w:proofErr w:type="spellStart"/>
-      <w:r>
-        <w:t>colour</w:t>
-      </w:r>
-      <w:proofErr w:type="spellEnd"/>
-      <w:r>
-        <w:t xml:space="preserve"> instead of letting random noise drive the sand like an idiot. The best tracking lives around 200 Hz–4 kHz, where pitch identity is usually clear and musically useful. Below that, the bass still works, but FFT resolution gets chunky, so note </w:t>
-      </w:r>
-      <w:proofErr w:type="spellStart"/>
-      <w:r>
-        <w:t>colour</w:t>
-      </w:r>
-      <w:proofErr w:type="spellEnd"/>
-      <w:r>
-        <w:t xml:space="preserve"> can feel less surgical. Above 4 kHz, the module may still react, but those peaks are often harmonics, hats, fizz, consonants or transient sparkle rather than clean fundamentals. In short: bass can be rough, </w:t>
-      </w:r>
-      <w:proofErr w:type="spellStart"/>
-      <w:r>
-        <w:t>mids</w:t>
-      </w:r>
-      <w:proofErr w:type="spellEnd"/>
-      <w:r>
-        <w:t xml:space="preserve"> are the money zone, highs are spicy but suspicious.</w:t>
+        <w:t xml:space="preserve">Chladni Tone Colour scans a practical musical window, not the entire frequency universe. The module searches for the dominant perceptually weighted peak roughly between 55 Hz and 8 kHz; if the signal is too weak or no clear peak exists, it holds the previous stable colour instead of letting random noise drive the sand like an idiot. The best tracking lives around 200 Hz–4 kHz, where pitch identity is usually clear and musically useful. Below that, the bass still works, but FFT resolution gets chunky, so note colour can feel less surgical. Above 4 kHz, the module may still react, but those peaks are often harmonics, hats, fizz, consonants or transient sparkle rather than clean fundamentals. In short: bass can be rough, mids are the money zone, highs are spicy but suspicious.</w:t>
       </w:r>
     </w:p>
     <w:p>
@@ -2578,6 +2252,1710 @@
     <w:p>
       <w:pPr>
         <w:pStyle w:val="Nadpis1"/>
+      </w:pPr>
+      <w:r>
+        <w:rPr>
+          <w:color w:val="11B496"/>
+          <w:sz w:val="42"/>
+        </w:rPr>
+        <w:t xml:space="preserve">Real life mode: a real plate, not a formula</w:t>
+      </w:r>
+    </w:p>
+    <w:p>
+      <w:pPr>
+        <w:pStyle w:val="Zkladntext"/>
+      </w:pPr>
+      <w:r>
+        <w:t xml:space="preserve">Everything above describes the classic model: one clean (m,n) figure, picked for you from a formula. Real life mode switches the formula off and puts a physically modelled plate on the table instead - the way the experiment is really done, with a tone generator, a shaker and a bag of sand.</w:t>
+      </w:r>
+    </w:p>
+    <w:p>
+      <w:pPr>
+        <w:pStyle w:val="Zkladntext"/>
+      </w:pPr>
+      <w:r>
+        <w:t xml:space="preserve">The plate is a free square plate: all four edges free, exactly like a real Chladni plate. ALTER solves its vibration modes numerically - around 390 of them - with the Rayleigh-Ritz method, the same approach Walther Ritz used on Chladni's own plates in 1909. One frequency drives the plate at one point, and every single mode answers with its own resonance curve: loudly the modes whose resonance is close to the drive, quietly all the others. The sand then does what sand does - it runs from the motion and collects where the total movement is smallest.</w:t>
+      </w:r>
+    </w:p>
+    <w:tbl>
+      <w:tblPr>
+        <w:tblW w:w="0" w:type="auto"/>
+        <w:jc w:val="center"/>
+        <w:tblLook w:val="04A0" w:firstRow="1" w:lastRow="0" w:firstColumn="1" w:lastColumn="0" w:noHBand="0" w:noVBand="1"/>
+      </w:tblPr>
+      <w:tblGrid>
+        <w:gridCol w:w="10338"/>
+      </w:tblGrid>
+      <w:tr>
+        <w:trPr>
+          <w:jc w:val="center"/>
+        </w:trPr>
+        <w:tc>
+          <w:tcPr>
+            <w:tcW w:w="10368" w:type="dxa"/>
+            <w:tcBorders>
+              <w:top w:val="single" w:sz="12" w:space="0" w:color="11B496"/>
+              <w:left w:val="single" w:sz="12" w:space="0" w:color="11B496"/>
+              <w:bottom w:val="single" w:sz="12" w:space="0" w:color="11B496"/>
+              <w:right w:val="single" w:sz="12" w:space="0" w:color="11B496"/>
+            </w:tcBorders>
+            <w:shd w:val="clear" w:color="auto" w:fill="F5F1FF"/>
+          </w:tcPr>
+          <w:p>
+            <w:r>
+              <w:rPr>
+                <w:b/>
+                <w:color w:val="232323"/>
+                <w:sz w:val="21"/>
+              </w:rPr>
+              <w:t xml:space="preserve">This is the whole point of the mode: not every frequency makes a pretty picture. Exactly on a resonance you get a clean figure. A few cents off, it bends. Between resonances you get mixtures, smears, two lonely lines or restless noise. Finding the frequencies that draw something beautiful is the game - exactly like on the real plate.</w:t>
+            </w:r>
+          </w:p>
+        </w:tc>
+      </w:tr>
+    </w:tbl>
+    <w:p/>
+    <w:p>
+      <w:pPr>
+        <w:jc w:val="center"/>
+      </w:pPr>
+      <w:r>
+        <w:rPr>
+          <w:noProof/>
+        </w:rPr>
+        <w:drawing>
+          <wp:inline distT="0" distB="0" distL="0" distR="0">
+            <wp:extent cx="6400800" cy="2336058"/>
+            <wp:effectExtent l="0" t="0" r="0" b="0"/>
+            <wp:docPr id="9001" name="Picture 9001"/>
+            <wp:cNvGraphicFramePr>
+              <a:graphicFrameLocks xmlns:a="http://schemas.openxmlformats.org/drawingml/2006/main" noChangeAspect="1"/>
+            </wp:cNvGraphicFramePr>
+            <a:graphic xmlns:a="http://schemas.openxmlformats.org/drawingml/2006/main">
+              <a:graphicData uri="http://schemas.openxmlformats.org/drawingml/2006/picture">
+                <pic:pic xmlns:pic="http://schemas.openxmlformats.org/drawingml/2006/picture">
+                  <pic:nvPicPr>
+                    <pic:cNvPr id="0" name="img_near.png"/>
+                    <pic:cNvPicPr/>
+                  </pic:nvPicPr>
+                  <pic:blipFill>
+                    <a:blip r:embed="rId100"/>
+                    <a:stretch>
+                      <a:fillRect/>
+                    </a:stretch>
+                  </pic:blipFill>
+                  <pic:spPr>
+                    <a:xfrm>
+                      <a:off x="0" y="0"/>
+                      <a:ext cx="6400800" cy="2336058"/>
+                    </a:xfrm>
+                    <a:prstGeom prst="rect">
+                      <a:avLst/>
+                    </a:prstGeom>
+                  </pic:spPr>
+                </pic:pic>
+              </a:graphicData>
+            </a:graphic>
+          </wp:inline>
+        </w:drawing>
+      </w:r>
+    </w:p>
+    <w:p>
+      <w:pPr>
+        <w:jc w:val="center"/>
+      </w:pPr>
+      <w:r>
+        <w:rPr>
+          <w:i/>
+          <w:color w:val="5A5A5A"/>
+          <w:sz w:val="17"/>
+        </w:rPr>
+        <w:t xml:space="preserve">Same plate, same sand, only the drive frequency moves. On the resonance the figure is clean; a few cents away it starts to bend; between resonances it becomes a mixture of its neighbours.</w:t>
+      </w:r>
+    </w:p>
+    <w:p/>
+    <w:p>
+      <w:pPr>
+        <w:pStyle w:val="Zkladntext"/>
+      </w:pPr>
+      <w:r>
+        <w:t xml:space="preserve">The plate is always computed as a square. Stretch the module and the finished picture is simply stretched with it - the physics underneath does not change. That is also why Aspect Ratio, m, n, Preset and Shift disappear in this mode: they belong to the formula, not to the plate.</w:t>
+      </w:r>
+    </w:p>
+    <w:p>
+      <w:pPr>
+        <w:spacing w:after="80" w:line="247" w:lineRule="auto"/>
+      </w:pPr>
+      <w:r>
+        <w:rPr>
+          <w:b/>
+          <w:color w:val="BE1991"/>
+          <w:sz w:val="21"/>
+        </w:rPr>
+        <w:t xml:space="preserve">Translation: classic mode shows you the answer. Real life mode hands you the plate and the tone generator and lets you find the answers yourself.</w:t>
+      </w:r>
+    </w:p>
+    <w:p/>
+    <w:p>
+      <w:pPr>
+        <w:pStyle w:val="Nadpis2"/>
+      </w:pPr>
+      <w:r>
+        <w:t xml:space="preserve">Drive controls</w:t>
+      </w:r>
+    </w:p>
+    <w:tbl>
+      <w:tblPr>
+        <w:tblStyle w:val="Mriekatabuky"/>
+        <w:tblW w:w="0" w:type="auto"/>
+        <w:jc w:val="center"/>
+        <w:tblLook w:val="04A0" w:firstRow="1" w:lastRow="0" w:firstColumn="1" w:lastColumn="0" w:noHBand="0" w:noVBand="1"/>
+      </w:tblPr>
+      <w:tblGrid>
+        <w:gridCol w:w="3456"/>
+        <w:gridCol w:w="3456"/>
+        <w:gridCol w:w="3456"/>
+      </w:tblGrid>
+      <w:tr>
+        <w:trPr>
+          <w:tblHeader/>
+          <w:jc w:val="center"/>
+        </w:trPr>
+        <w:tc>
+          <w:tcPr>
+            <w:tcW w:w="3456" w:type="dxa"/>
+            <w:tcBorders>
+              <w:top w:val="single" w:sz="8" w:space="0" w:color="111827"/>
+              <w:left w:val="single" w:sz="8" w:space="0" w:color="111827"/>
+              <w:bottom w:val="single" w:sz="8" w:space="0" w:color="111827"/>
+              <w:right w:val="single" w:sz="8" w:space="0" w:color="111827"/>
+            </w:tcBorders>
+            <w:shd w:val="clear" w:color="auto" w:fill="111827"/>
+            <w:vAlign w:val="center"/>
+          </w:tcPr>
+          <w:p>
+            <w:pPr>
+              <w:jc w:val="center"/>
+              <w:rPr>
+                <w:szCs w:val="20"/>
+              </w:rPr>
+            </w:pPr>
+            <w:r>
+              <w:rPr>
+                <w:b/>
+                <w:color w:val="F5F5F5"/>
+                <w:szCs w:val="20"/>
+              </w:rPr>
+              <w:t xml:space="preserve">Control</w:t>
+            </w:r>
+          </w:p>
+        </w:tc>
+        <w:tc>
+          <w:tcPr>
+            <w:tcW w:w="3456" w:type="dxa"/>
+            <w:tcBorders>
+              <w:top w:val="single" w:sz="8" w:space="0" w:color="111827"/>
+              <w:left w:val="single" w:sz="8" w:space="0" w:color="111827"/>
+              <w:bottom w:val="single" w:sz="8" w:space="0" w:color="111827"/>
+              <w:right w:val="single" w:sz="8" w:space="0" w:color="111827"/>
+            </w:tcBorders>
+            <w:shd w:val="clear" w:color="auto" w:fill="111827"/>
+            <w:vAlign w:val="center"/>
+          </w:tcPr>
+          <w:p>
+            <w:pPr>
+              <w:jc w:val="center"/>
+              <w:rPr>
+                <w:szCs w:val="20"/>
+              </w:rPr>
+            </w:pPr>
+            <w:r>
+              <w:rPr>
+                <w:b/>
+                <w:color w:val="F5F5F5"/>
+                <w:szCs w:val="20"/>
+              </w:rPr>
+              <w:t xml:space="preserve">What it does</w:t>
+            </w:r>
+          </w:p>
+        </w:tc>
+        <w:tc>
+          <w:tcPr>
+            <w:tcW w:w="3456" w:type="dxa"/>
+            <w:tcBorders>
+              <w:top w:val="single" w:sz="8" w:space="0" w:color="111827"/>
+              <w:left w:val="single" w:sz="8" w:space="0" w:color="111827"/>
+              <w:bottom w:val="single" w:sz="8" w:space="0" w:color="111827"/>
+              <w:right w:val="single" w:sz="8" w:space="0" w:color="111827"/>
+            </w:tcBorders>
+            <w:shd w:val="clear" w:color="auto" w:fill="111827"/>
+            <w:vAlign w:val="center"/>
+          </w:tcPr>
+          <w:p>
+            <w:pPr>
+              <w:jc w:val="center"/>
+              <w:rPr>
+                <w:szCs w:val="20"/>
+              </w:rPr>
+            </w:pPr>
+            <w:r>
+              <w:rPr>
+                <w:b/>
+                <w:color w:val="F5F5F5"/>
+                <w:szCs w:val="20"/>
+              </w:rPr>
+              <w:t xml:space="preserve">How to use it</w:t>
+            </w:r>
+          </w:p>
+        </w:tc>
+      </w:tr>
+      <w:tr>
+        <w:trPr>
+          <w:jc w:val="center"/>
+        </w:trPr>
+        <w:tc>
+          <w:tcPr>
+            <w:tcW w:w="3456" w:type="dxa"/>
+            <w:tcBorders>
+              <w:top w:val="single" w:sz="4" w:space="0" w:color="D4D4D8"/>
+              <w:left w:val="single" w:sz="4" w:space="0" w:color="D4D4D8"/>
+              <w:bottom w:val="single" w:sz="4" w:space="0" w:color="D4D4D8"/>
+              <w:right w:val="single" w:sz="4" w:space="0" w:color="D4D4D8"/>
+            </w:tcBorders>
+          </w:tcPr>
+          <w:p>
+            <w:pPr>
+              <w:rPr>
+                <w:szCs w:val="20"/>
+              </w:rPr>
+            </w:pPr>
+            <w:r>
+              <w:rPr>
+                <w:b/>
+                <w:color w:val="262626"/>
+                <w:szCs w:val="20"/>
+              </w:rPr>
+              <w:t xml:space="preserve">Real life mode</w:t>
+            </w:r>
+          </w:p>
+        </w:tc>
+        <w:tc>
+          <w:tcPr>
+            <w:tcW w:w="3456" w:type="dxa"/>
+            <w:tcBorders>
+              <w:top w:val="single" w:sz="4" w:space="0" w:color="D4D4D8"/>
+              <w:left w:val="single" w:sz="4" w:space="0" w:color="D4D4D8"/>
+              <w:bottom w:val="single" w:sz="4" w:space="0" w:color="D4D4D8"/>
+              <w:right w:val="single" w:sz="4" w:space="0" w:color="D4D4D8"/>
+            </w:tcBorders>
+          </w:tcPr>
+          <w:p>
+            <w:pPr>
+              <w:rPr>
+                <w:szCs w:val="20"/>
+              </w:rPr>
+            </w:pPr>
+            <w:r>
+              <w:rPr>
+                <w:color w:val="262626"/>
+                <w:szCs w:val="20"/>
+              </w:rPr>
+              <w:t xml:space="preserve">Switches from the classic (m,n) formula to the physically modelled free square plate.</w:t>
+            </w:r>
+          </w:p>
+        </w:tc>
+        <w:tc>
+          <w:tcPr>
+            <w:tcW w:w="3456" w:type="dxa"/>
+            <w:tcBorders>
+              <w:top w:val="single" w:sz="4" w:space="0" w:color="D4D4D8"/>
+              <w:left w:val="single" w:sz="4" w:space="0" w:color="D4D4D8"/>
+              <w:bottom w:val="single" w:sz="4" w:space="0" w:color="D4D4D8"/>
+              <w:right w:val="single" w:sz="4" w:space="0" w:color="D4D4D8"/>
+            </w:tcBorders>
+          </w:tcPr>
+          <w:p>
+            <w:pPr>
+              <w:rPr>
+                <w:szCs w:val="20"/>
+              </w:rPr>
+            </w:pPr>
+            <w:r>
+              <w:rPr>
+                <w:color w:val="262626"/>
+                <w:szCs w:val="20"/>
+              </w:rPr>
+              <w:t xml:space="preserve">Off = classic figures chosen by the audio. On = the plate behaves like the real experiment.</w:t>
+            </w:r>
+          </w:p>
+        </w:tc>
+      </w:tr>
+      <w:tr>
+        <w:trPr>
+          <w:jc w:val="center"/>
+        </w:trPr>
+        <w:tc>
+          <w:tcPr>
+            <w:tcW w:w="3456" w:type="dxa"/>
+            <w:tcBorders>
+              <w:top w:val="single" w:sz="4" w:space="0" w:color="D4D4D8"/>
+              <w:left w:val="single" w:sz="4" w:space="0" w:color="D4D4D8"/>
+              <w:bottom w:val="single" w:sz="4" w:space="0" w:color="D4D4D8"/>
+              <w:right w:val="single" w:sz="4" w:space="0" w:color="D4D4D8"/>
+            </w:tcBorders>
+          </w:tcPr>
+          <w:p>
+            <w:pPr>
+              <w:rPr>
+                <w:szCs w:val="20"/>
+              </w:rPr>
+            </w:pPr>
+            <w:r>
+              <w:rPr>
+                <w:b/>
+                <w:color w:val="262626"/>
+                <w:szCs w:val="20"/>
+              </w:rPr>
+              <w:t xml:space="preserve">Drive: Audio</w:t>
+            </w:r>
+          </w:p>
+        </w:tc>
+        <w:tc>
+          <w:tcPr>
+            <w:tcW w:w="3456" w:type="dxa"/>
+            <w:tcBorders>
+              <w:top w:val="single" w:sz="4" w:space="0" w:color="D4D4D8"/>
+              <w:left w:val="single" w:sz="4" w:space="0" w:color="D4D4D8"/>
+              <w:bottom w:val="single" w:sz="4" w:space="0" w:color="D4D4D8"/>
+              <w:right w:val="single" w:sz="4" w:space="0" w:color="D4D4D8"/>
+            </w:tcBorders>
+          </w:tcPr>
+          <w:p>
+            <w:pPr>
+              <w:rPr>
+                <w:szCs w:val="20"/>
+              </w:rPr>
+            </w:pPr>
+            <w:r>
+              <w:rPr>
+                <w:color w:val="262626"/>
+                <w:szCs w:val="20"/>
+              </w:rPr>
+              <w:t xml:space="preserve">The dominant, ear-weighted frequency of the audio drives the plate directly. It glides instead of snapping, so a glide in the music sweeps through the figures.</w:t>
+            </w:r>
+          </w:p>
+        </w:tc>
+        <w:tc>
+          <w:tcPr>
+            <w:tcW w:w="3456" w:type="dxa"/>
+            <w:tcBorders>
+              <w:top w:val="single" w:sz="4" w:space="0" w:color="D4D4D8"/>
+              <w:left w:val="single" w:sz="4" w:space="0" w:color="D4D4D8"/>
+              <w:bottom w:val="single" w:sz="4" w:space="0" w:color="D4D4D8"/>
+              <w:right w:val="single" w:sz="4" w:space="0" w:color="D4D4D8"/>
+            </w:tcBorders>
+          </w:tcPr>
+          <w:p>
+            <w:pPr>
+              <w:rPr>
+                <w:szCs w:val="20"/>
+              </w:rPr>
+            </w:pPr>
+            <w:r>
+              <w:rPr>
+                <w:color w:val="262626"/>
+                <w:szCs w:val="20"/>
+              </w:rPr>
+              <w:t xml:space="preserve">Sine tones, 808 slides, whistles and lead synths look great. A full mix gives a busy plate - just like a real plate would.</w:t>
+            </w:r>
+          </w:p>
+        </w:tc>
+      </w:tr>
+      <w:tr>
+        <w:trPr>
+          <w:jc w:val="center"/>
+        </w:trPr>
+        <w:tc>
+          <w:tcPr>
+            <w:tcW w:w="3456" w:type="dxa"/>
+            <w:tcBorders>
+              <w:top w:val="single" w:sz="4" w:space="0" w:color="D4D4D8"/>
+              <w:left w:val="single" w:sz="4" w:space="0" w:color="D4D4D8"/>
+              <w:bottom w:val="single" w:sz="4" w:space="0" w:color="D4D4D8"/>
+              <w:right w:val="single" w:sz="4" w:space="0" w:color="D4D4D8"/>
+            </w:tcBorders>
+          </w:tcPr>
+          <w:p>
+            <w:pPr>
+              <w:rPr>
+                <w:szCs w:val="20"/>
+              </w:rPr>
+            </w:pPr>
+            <w:r>
+              <w:rPr>
+                <w:b/>
+                <w:color w:val="262626"/>
+                <w:szCs w:val="20"/>
+              </w:rPr>
+              <w:t xml:space="preserve">Drive: Manual</w:t>
+            </w:r>
+          </w:p>
+        </w:tc>
+        <w:tc>
+          <w:tcPr>
+            <w:tcW w:w="3456" w:type="dxa"/>
+            <w:tcBorders>
+              <w:top w:val="single" w:sz="4" w:space="0" w:color="D4D4D8"/>
+              <w:left w:val="single" w:sz="4" w:space="0" w:color="D4D4D8"/>
+              <w:bottom w:val="single" w:sz="4" w:space="0" w:color="D4D4D8"/>
+              <w:right w:val="single" w:sz="4" w:space="0" w:color="D4D4D8"/>
+            </w:tcBorders>
+          </w:tcPr>
+          <w:p>
+            <w:pPr>
+              <w:rPr>
+                <w:szCs w:val="20"/>
+              </w:rPr>
+            </w:pPr>
+            <w:r>
+              <w:rPr>
+                <w:color w:val="262626"/>
+                <w:szCs w:val="20"/>
+              </w:rPr>
+              <w:t xml:space="preserve">A virtual tone generator: Frequency plus Fine (+-50 cents). No audio needed - the plate keeps shaking on its own.</w:t>
+            </w:r>
+          </w:p>
+        </w:tc>
+        <w:tc>
+          <w:tcPr>
+            <w:tcW w:w="3456" w:type="dxa"/>
+            <w:tcBorders>
+              <w:top w:val="single" w:sz="4" w:space="0" w:color="D4D4D8"/>
+              <w:left w:val="single" w:sz="4" w:space="0" w:color="D4D4D8"/>
+              <w:bottom w:val="single" w:sz="4" w:space="0" w:color="D4D4D8"/>
+              <w:right w:val="single" w:sz="4" w:space="0" w:color="D4D4D8"/>
+            </w:tcBorders>
+          </w:tcPr>
+          <w:p>
+            <w:pPr>
+              <w:rPr>
+                <w:szCs w:val="20"/>
+              </w:rPr>
+            </w:pPr>
+            <w:r>
+              <w:rPr>
+                <w:color w:val="262626"/>
+                <w:szCs w:val="20"/>
+              </w:rPr>
+              <w:t xml:space="preserve">Pattern hunting, stills, screenshots, teaching.</w:t>
+            </w:r>
+          </w:p>
+        </w:tc>
+      </w:tr>
+      <w:tr>
+        <w:trPr>
+          <w:jc w:val="center"/>
+        </w:trPr>
+        <w:tc>
+          <w:tcPr>
+            <w:tcW w:w="3456" w:type="dxa"/>
+            <w:tcBorders>
+              <w:top w:val="single" w:sz="4" w:space="0" w:color="D4D4D8"/>
+              <w:left w:val="single" w:sz="4" w:space="0" w:color="D4D4D8"/>
+              <w:bottom w:val="single" w:sz="4" w:space="0" w:color="D4D4D8"/>
+              <w:right w:val="single" w:sz="4" w:space="0" w:color="D4D4D8"/>
+            </w:tcBorders>
+          </w:tcPr>
+          <w:p>
+            <w:pPr>
+              <w:rPr>
+                <w:szCs w:val="20"/>
+              </w:rPr>
+            </w:pPr>
+            <w:r>
+              <w:rPr>
+                <w:b/>
+                <w:color w:val="262626"/>
+                <w:szCs w:val="20"/>
+              </w:rPr>
+              <w:t xml:space="preserve">&lt; Resonance / Resonance &gt;</w:t>
+            </w:r>
+          </w:p>
+        </w:tc>
+        <w:tc>
+          <w:tcPr>
+            <w:tcW w:w="3456" w:type="dxa"/>
+            <w:tcBorders>
+              <w:top w:val="single" w:sz="4" w:space="0" w:color="D4D4D8"/>
+              <w:left w:val="single" w:sz="4" w:space="0" w:color="D4D4D8"/>
+              <w:bottom w:val="single" w:sz="4" w:space="0" w:color="D4D4D8"/>
+              <w:right w:val="single" w:sz="4" w:space="0" w:color="D4D4D8"/>
+            </w:tcBorders>
+          </w:tcPr>
+          <w:p>
+            <w:pPr>
+              <w:rPr>
+                <w:szCs w:val="20"/>
+              </w:rPr>
+            </w:pPr>
+            <w:r>
+              <w:rPr>
+                <w:color w:val="262626"/>
+                <w:szCs w:val="20"/>
+              </w:rPr>
+              <w:t xml:space="preserve">Jumps to the previous / next resonance that the current drive point can actually excite (Manual drive).</w:t>
+            </w:r>
+          </w:p>
+        </w:tc>
+        <w:tc>
+          <w:tcPr>
+            <w:tcW w:w="3456" w:type="dxa"/>
+            <w:tcBorders>
+              <w:top w:val="single" w:sz="4" w:space="0" w:color="D4D4D8"/>
+              <w:left w:val="single" w:sz="4" w:space="0" w:color="D4D4D8"/>
+              <w:bottom w:val="single" w:sz="4" w:space="0" w:color="D4D4D8"/>
+              <w:right w:val="single" w:sz="4" w:space="0" w:color="D4D4D8"/>
+            </w:tcBorders>
+          </w:tcPr>
+          <w:p>
+            <w:pPr>
+              <w:rPr>
+                <w:szCs w:val="20"/>
+              </w:rPr>
+            </w:pPr>
+            <w:r>
+              <w:rPr>
+                <w:color w:val="262626"/>
+                <w:szCs w:val="20"/>
+              </w:rPr>
+              <w:t xml:space="preserve">The fastest way to browse the plate. Land on a resonance, then detune with Fine on purpose to watch the figure break.</w:t>
+            </w:r>
+          </w:p>
+        </w:tc>
+      </w:tr>
+      <w:tr>
+        <w:trPr>
+          <w:jc w:val="center"/>
+        </w:trPr>
+        <w:tc>
+          <w:tcPr>
+            <w:tcW w:w="3456" w:type="dxa"/>
+            <w:tcBorders>
+              <w:top w:val="single" w:sz="4" w:space="0" w:color="D4D4D8"/>
+              <w:left w:val="single" w:sz="4" w:space="0" w:color="D4D4D8"/>
+              <w:bottom w:val="single" w:sz="4" w:space="0" w:color="D4D4D8"/>
+              <w:right w:val="single" w:sz="4" w:space="0" w:color="D4D4D8"/>
+            </w:tcBorders>
+          </w:tcPr>
+          <w:p>
+            <w:pPr>
+              <w:rPr>
+                <w:szCs w:val="20"/>
+              </w:rPr>
+            </w:pPr>
+            <w:r>
+              <w:rPr>
+                <w:b/>
+                <w:color w:val="262626"/>
+                <w:szCs w:val="20"/>
+              </w:rPr>
+              <w:t xml:space="preserve">Drive: Sweep</w:t>
+            </w:r>
+          </w:p>
+        </w:tc>
+        <w:tc>
+          <w:tcPr>
+            <w:tcW w:w="3456" w:type="dxa"/>
+            <w:tcBorders>
+              <w:top w:val="single" w:sz="4" w:space="0" w:color="D4D4D8"/>
+              <w:left w:val="single" w:sz="4" w:space="0" w:color="D4D4D8"/>
+              <w:bottom w:val="single" w:sz="4" w:space="0" w:color="D4D4D8"/>
+              <w:right w:val="single" w:sz="4" w:space="0" w:color="D4D4D8"/>
+            </w:tcBorders>
+          </w:tcPr>
+          <w:p>
+            <w:pPr>
+              <w:rPr>
+                <w:szCs w:val="20"/>
+              </w:rPr>
+            </w:pPr>
+            <w:r>
+              <w:rPr>
+                <w:color w:val="262626"/>
+                <w:szCs w:val="20"/>
+              </w:rPr>
+              <w:t xml:space="preserve">The plate hunts on its own: it glides up, stops for about 3 s on every resonance so the figure can form, moves on and wraps around at the top.</w:t>
+            </w:r>
+          </w:p>
+        </w:tc>
+        <w:tc>
+          <w:tcPr>
+            <w:tcW w:w="3456" w:type="dxa"/>
+            <w:tcBorders>
+              <w:top w:val="single" w:sz="4" w:space="0" w:color="D4D4D8"/>
+              <w:left w:val="single" w:sz="4" w:space="0" w:color="D4D4D8"/>
+              <w:bottom w:val="single" w:sz="4" w:space="0" w:color="D4D4D8"/>
+              <w:right w:val="single" w:sz="4" w:space="0" w:color="D4D4D8"/>
+            </w:tcBorders>
+          </w:tcPr>
+          <w:p>
+            <w:pPr>
+              <w:rPr>
+                <w:szCs w:val="20"/>
+              </w:rPr>
+            </w:pPr>
+            <w:r>
+              <w:rPr>
+                <w:color w:val="262626"/>
+                <w:szCs w:val="20"/>
+              </w:rPr>
+              <w:t xml:space="preserve">Self-running visual, background loop, or simply discovering which figures a plate has.</w:t>
+            </w:r>
+          </w:p>
+        </w:tc>
+      </w:tr>
+      <w:tr>
+        <w:trPr>
+          <w:jc w:val="center"/>
+        </w:trPr>
+        <w:tc>
+          <w:tcPr>
+            <w:tcW w:w="3456" w:type="dxa"/>
+            <w:tcBorders>
+              <w:top w:val="single" w:sz="4" w:space="0" w:color="D4D4D8"/>
+              <w:left w:val="single" w:sz="4" w:space="0" w:color="D4D4D8"/>
+              <w:bottom w:val="single" w:sz="4" w:space="0" w:color="D4D4D8"/>
+              <w:right w:val="single" w:sz="4" w:space="0" w:color="D4D4D8"/>
+            </w:tcBorders>
+          </w:tcPr>
+          <w:p>
+            <w:pPr>
+              <w:rPr>
+                <w:szCs w:val="20"/>
+              </w:rPr>
+            </w:pPr>
+            <w:r>
+              <w:rPr>
+                <w:b/>
+                <w:color w:val="262626"/>
+                <w:szCs w:val="20"/>
+              </w:rPr>
+              <w:t xml:space="preserve">Drive point</w:t>
+            </w:r>
+          </w:p>
+        </w:tc>
+        <w:tc>
+          <w:tcPr>
+            <w:tcW w:w="3456" w:type="dxa"/>
+            <w:tcBorders>
+              <w:top w:val="single" w:sz="4" w:space="0" w:color="D4D4D8"/>
+              <w:left w:val="single" w:sz="4" w:space="0" w:color="D4D4D8"/>
+              <w:bottom w:val="single" w:sz="4" w:space="0" w:color="D4D4D8"/>
+              <w:right w:val="single" w:sz="4" w:space="0" w:color="D4D4D8"/>
+            </w:tcBorders>
+          </w:tcPr>
+          <w:p>
+            <w:pPr>
+              <w:rPr>
+                <w:szCs w:val="20"/>
+              </w:rPr>
+            </w:pPr>
+            <w:r>
+              <w:rPr>
+                <w:color w:val="262626"/>
+                <w:szCs w:val="20"/>
+              </w:rPr>
+              <w:t xml:space="preserve">Where the plate is excited: Centre (the classic shaker bolt), Off-centre, Edge (a violin bow - Chladni's own method) or Corner.</w:t>
+            </w:r>
+          </w:p>
+        </w:tc>
+        <w:tc>
+          <w:tcPr>
+            <w:tcW w:w="3456" w:type="dxa"/>
+            <w:tcBorders>
+              <w:top w:val="single" w:sz="4" w:space="0" w:color="D4D4D8"/>
+              <w:left w:val="single" w:sz="4" w:space="0" w:color="D4D4D8"/>
+              <w:bottom w:val="single" w:sz="4" w:space="0" w:color="D4D4D8"/>
+              <w:right w:val="single" w:sz="4" w:space="0" w:color="D4D4D8"/>
+            </w:tcBorders>
+          </w:tcPr>
+          <w:p>
+            <w:pPr>
+              <w:rPr>
+                <w:szCs w:val="20"/>
+              </w:rPr>
+            </w:pPr>
+            <w:r>
+              <w:rPr>
+                <w:color w:val="262626"/>
+                <w:szCs w:val="20"/>
+              </w:rPr>
+              <w:t xml:space="preserve">A mode with a nodal line running through the drive point cannot be excited there. Centre gives the symmetric classics; off-centre and corner unlock about four times as many resonances, many of them asymmetric.</w:t>
+            </w:r>
+          </w:p>
+        </w:tc>
+      </w:tr>
+      <w:tr>
+        <w:trPr>
+          <w:jc w:val="center"/>
+        </w:trPr>
+        <w:tc>
+          <w:tcPr>
+            <w:tcW w:w="3456" w:type="dxa"/>
+            <w:tcBorders>
+              <w:top w:val="single" w:sz="4" w:space="0" w:color="D4D4D8"/>
+              <w:left w:val="single" w:sz="4" w:space="0" w:color="D4D4D8"/>
+              <w:bottom w:val="single" w:sz="4" w:space="0" w:color="D4D4D8"/>
+              <w:right w:val="single" w:sz="4" w:space="0" w:color="D4D4D8"/>
+            </w:tcBorders>
+          </w:tcPr>
+          <w:p>
+            <w:pPr>
+              <w:rPr>
+                <w:szCs w:val="20"/>
+              </w:rPr>
+            </w:pPr>
+            <w:r>
+              <w:rPr>
+                <w:b/>
+                <w:color w:val="262626"/>
+                <w:szCs w:val="20"/>
+              </w:rPr>
+              <w:t xml:space="preserve">Damping</w:t>
+            </w:r>
+          </w:p>
+        </w:tc>
+        <w:tc>
+          <w:tcPr>
+            <w:tcW w:w="3456" w:type="dxa"/>
+            <w:tcBorders>
+              <w:top w:val="single" w:sz="4" w:space="0" w:color="D4D4D8"/>
+              <w:left w:val="single" w:sz="4" w:space="0" w:color="D4D4D8"/>
+              <w:bottom w:val="single" w:sz="4" w:space="0" w:color="D4D4D8"/>
+              <w:right w:val="single" w:sz="4" w:space="0" w:color="D4D4D8"/>
+            </w:tcBorders>
+          </w:tcPr>
+          <w:p>
+            <w:pPr>
+              <w:rPr>
+                <w:szCs w:val="20"/>
+              </w:rPr>
+            </w:pPr>
+            <w:r>
+              <w:rPr>
+                <w:color w:val="262626"/>
+                <w:szCs w:val="20"/>
+              </w:rPr>
+              <w:t xml:space="preserve">How sharp the resonances are. Low = razor sharp, you must hit them exactly. High = soft resonances that bleed into their neighbours.</w:t>
+            </w:r>
+          </w:p>
+        </w:tc>
+        <w:tc>
+          <w:tcPr>
+            <w:tcW w:w="3456" w:type="dxa"/>
+            <w:tcBorders>
+              <w:top w:val="single" w:sz="4" w:space="0" w:color="D4D4D8"/>
+              <w:left w:val="single" w:sz="4" w:space="0" w:color="D4D4D8"/>
+              <w:bottom w:val="single" w:sz="4" w:space="0" w:color="D4D4D8"/>
+              <w:right w:val="single" w:sz="4" w:space="0" w:color="D4D4D8"/>
+            </w:tcBorders>
+          </w:tcPr>
+          <w:p>
+            <w:pPr>
+              <w:rPr>
+                <w:szCs w:val="20"/>
+              </w:rPr>
+            </w:pPr>
+            <w:r>
+              <w:rPr>
+                <w:color w:val="262626"/>
+                <w:szCs w:val="20"/>
+              </w:rPr>
+              <w:t xml:space="preserve">Start at 0.3. Go lower for purist hunting, higher when audio drives the plate and you want it smoother.</w:t>
+            </w:r>
+          </w:p>
+        </w:tc>
+      </w:tr>
+      <w:tr>
+        <w:trPr>
+          <w:jc w:val="center"/>
+        </w:trPr>
+        <w:tc>
+          <w:tcPr>
+            <w:tcW w:w="3456" w:type="dxa"/>
+            <w:tcBorders>
+              <w:top w:val="single" w:sz="4" w:space="0" w:color="D4D4D8"/>
+              <w:left w:val="single" w:sz="4" w:space="0" w:color="D4D4D8"/>
+              <w:bottom w:val="single" w:sz="4" w:space="0" w:color="D4D4D8"/>
+              <w:right w:val="single" w:sz="4" w:space="0" w:color="D4D4D8"/>
+            </w:tcBorders>
+          </w:tcPr>
+          <w:p>
+            <w:pPr>
+              <w:rPr>
+                <w:szCs w:val="20"/>
+              </w:rPr>
+            </w:pPr>
+            <w:r>
+              <w:rPr>
+                <w:b/>
+                <w:color w:val="262626"/>
+                <w:szCs w:val="20"/>
+              </w:rPr>
+              <w:t xml:space="preserve">Material</w:t>
+            </w:r>
+          </w:p>
+        </w:tc>
+        <w:tc>
+          <w:tcPr>
+            <w:tcW w:w="3456" w:type="dxa"/>
+            <w:tcBorders>
+              <w:top w:val="single" w:sz="4" w:space="0" w:color="D4D4D8"/>
+              <w:left w:val="single" w:sz="4" w:space="0" w:color="D4D4D8"/>
+              <w:bottom w:val="single" w:sz="4" w:space="0" w:color="D4D4D8"/>
+              <w:right w:val="single" w:sz="4" w:space="0" w:color="D4D4D8"/>
+            </w:tcBorders>
+          </w:tcPr>
+          <w:p>
+            <w:pPr>
+              <w:rPr>
+                <w:szCs w:val="20"/>
+              </w:rPr>
+            </w:pPr>
+            <w:r>
+              <w:rPr>
+                <w:color w:val="262626"/>
+                <w:szCs w:val="20"/>
+              </w:rPr>
+              <w:t xml:space="preserve">Changes every resonance frequency (stiffness, density, thickness) and, through Poisson's ratio, slightly reshapes the figures too.</w:t>
+            </w:r>
+          </w:p>
+        </w:tc>
+        <w:tc>
+          <w:tcPr>
+            <w:tcW w:w="3456" w:type="dxa"/>
+            <w:tcBorders>
+              <w:top w:val="single" w:sz="4" w:space="0" w:color="D4D4D8"/>
+              <w:left w:val="single" w:sz="4" w:space="0" w:color="D4D4D8"/>
+              <w:bottom w:val="single" w:sz="4" w:space="0" w:color="D4D4D8"/>
+              <w:right w:val="single" w:sz="4" w:space="0" w:color="D4D4D8"/>
+            </w:tcBorders>
+          </w:tcPr>
+          <w:p>
+            <w:pPr>
+              <w:rPr>
+                <w:szCs w:val="20"/>
+              </w:rPr>
+            </w:pPr>
+            <w:r>
+              <w:rPr>
+                <w:color w:val="262626"/>
+                <w:szCs w:val="20"/>
+              </w:rPr>
+              <w:t xml:space="preserve">Glass sits roughly 4x higher than steel, aluminium and acrylic roughly 2x. Full lists in Appendix B.</w:t>
+            </w:r>
+          </w:p>
+        </w:tc>
+      </w:tr>
+    </w:tbl>
+    <w:p/>
+    <w:p>
+      <w:pPr>
+        <w:jc w:val="center"/>
+      </w:pPr>
+      <w:r>
+        <w:rPr>
+          <w:noProof/>
+        </w:rPr>
+        <w:drawing>
+          <wp:inline distT="0" distB="0" distL="0" distR="0">
+            <wp:extent cx="5669280" cy="6823204"/>
+            <wp:effectExtent l="0" t="0" r="0" b="0"/>
+            <wp:docPr id="9002" name="Picture 9002"/>
+            <wp:cNvGraphicFramePr>
+              <a:graphicFrameLocks xmlns:a="http://schemas.openxmlformats.org/drawingml/2006/main" noChangeAspect="1"/>
+            </wp:cNvGraphicFramePr>
+            <a:graphic xmlns:a="http://schemas.openxmlformats.org/drawingml/2006/main">
+              <a:graphicData uri="http://schemas.openxmlformats.org/drawingml/2006/picture">
+                <pic:pic xmlns:pic="http://schemas.openxmlformats.org/drawingml/2006/picture">
+                  <pic:nvPicPr>
+                    <pic:cNvPr id="0" name="img_atlas.png"/>
+                    <pic:cNvPicPr/>
+                  </pic:nvPicPr>
+                  <pic:blipFill>
+                    <a:blip r:embed="rId101"/>
+                    <a:stretch>
+                      <a:fillRect/>
+                    </a:stretch>
+                  </pic:blipFill>
+                  <pic:spPr>
+                    <a:xfrm>
+                      <a:off x="0" y="0"/>
+                      <a:ext cx="5669280" cy="6823204"/>
+                    </a:xfrm>
+                    <a:prstGeom prst="rect">
+                      <a:avLst/>
+                    </a:prstGeom>
+                  </pic:spPr>
+                </pic:pic>
+              </a:graphicData>
+            </a:graphic>
+          </wp:inline>
+        </w:drawing>
+      </w:r>
+    </w:p>
+    <w:p>
+      <w:pPr>
+        <w:jc w:val="center"/>
+      </w:pPr>
+      <w:r>
+        <w:rPr>
+          <w:i/>
+          <w:color w:val="5A5A5A"/>
+          <w:sz w:val="17"/>
+        </w:rPr>
+        <w:t xml:space="preserve">Resonance atlas: the first 16 figures a centre-driven steel plate can show. The full frequency lists for every material and drive point are in Appendix B.</w:t>
+      </w:r>
+    </w:p>
+    <w:p/>
+    <w:p>
+      <w:pPr>
+        <w:pStyle w:val="Nadpis2"/>
+      </w:pPr>
+      <w:r>
+        <w:t xml:space="preserve">Reading the overlay</w:t>
+      </w:r>
+    </w:p>
+    <w:p>
+      <w:pPr>
+        <w:pStyle w:val="Zkladntext"/>
+      </w:pPr>
+      <w:r>
+        <w:t xml:space="preserve">In Real life mode the top-right overlay reads, for example, REAL manual 887.8 Hz res 887.8 Hz *. That is the drive source, the current drive frequency, the nearest resonance the drive point can excite, and how many cents you are away from it - a star means you are sitting right on it. If the overlay says above plate range, the drive frequency is higher than the model covers accurately (steel about 5.5 kHz, aluminium and acrylic about 11 kHz, glass about 22 kHz); the plate then holds its highest trustworthy state instead of inventing figures.</w:t>
+      </w:r>
+    </w:p>
+    <w:p/>
+    <w:p>
+      <w:pPr>
+        <w:pStyle w:val="Nadpis1"/>
+      </w:pPr>
+      <w:r>
+        <w:rPr>
+          <w:color w:val="11B496"/>
+          <w:sz w:val="42"/>
+        </w:rPr>
+        <w:t xml:space="preserve">Render modes, grain size and brightness</w:t>
+      </w:r>
+    </w:p>
+    <w:p>
+      <w:pPr>
+        <w:pStyle w:val="Zkladntext"/>
+      </w:pPr>
+      <w:r>
+        <w:t xml:space="preserve">Render decides how the plate is drawn, not how it behaves. The physics underneath is identical, and every render mode works in both the classic and the Real life model.</w:t>
+      </w:r>
+    </w:p>
+    <w:p>
+      <w:pPr>
+        <w:jc w:val="center"/>
+      </w:pPr>
+      <w:r>
+        <w:rPr>
+          <w:noProof/>
+        </w:rPr>
+        <w:drawing>
+          <wp:inline distT="0" distB="0" distL="0" distR="0">
+            <wp:extent cx="6400800" cy="2169762"/>
+            <wp:effectExtent l="0" t="0" r="0" b="0"/>
+            <wp:docPr id="9003" name="Picture 9003"/>
+            <wp:cNvGraphicFramePr>
+              <a:graphicFrameLocks xmlns:a="http://schemas.openxmlformats.org/drawingml/2006/main" noChangeAspect="1"/>
+            </wp:cNvGraphicFramePr>
+            <a:graphic xmlns:a="http://schemas.openxmlformats.org/drawingml/2006/main">
+              <a:graphicData uri="http://schemas.openxmlformats.org/drawingml/2006/picture">
+                <pic:pic xmlns:pic="http://schemas.openxmlformats.org/drawingml/2006/picture">
+                  <pic:nvPicPr>
+                    <pic:cNvPr id="0" name="img_modes.png"/>
+                    <pic:cNvPicPr/>
+                  </pic:nvPicPr>
+                  <pic:blipFill>
+                    <a:blip r:embed="rId102"/>
+                    <a:stretch>
+                      <a:fillRect/>
+                    </a:stretch>
+                  </pic:blipFill>
+                  <pic:spPr>
+                    <a:xfrm>
+                      <a:off x="0" y="0"/>
+                      <a:ext cx="6400800" cy="2169762"/>
+                    </a:xfrm>
+                    <a:prstGeom prst="rect">
+                      <a:avLst/>
+                    </a:prstGeom>
+                  </pic:spPr>
+                </pic:pic>
+              </a:graphicData>
+            </a:graphic>
+          </wp:inline>
+        </w:drawing>
+      </w:r>
+    </w:p>
+    <w:p>
+      <w:pPr>
+        <w:jc w:val="center"/>
+      </w:pPr>
+      <w:r>
+        <w:rPr>
+          <w:i/>
+          <w:color w:val="5A5A5A"/>
+          <w:sz w:val="17"/>
+        </w:rPr>
+        <w:t xml:space="preserve">One plate, one frequency, four ways to draw it: Sand, Lines, Glow and Contours.</w:t>
+      </w:r>
+    </w:p>
+    <w:p/>
+    <w:tbl>
+      <w:tblPr>
+        <w:tblStyle w:val="Mriekatabuky"/>
+        <w:tblW w:w="0" w:type="auto"/>
+        <w:jc w:val="center"/>
+        <w:tblLook w:val="04A0" w:firstRow="1" w:lastRow="0" w:firstColumn="1" w:lastColumn="0" w:noHBand="0" w:noVBand="1"/>
+      </w:tblPr>
+      <w:tblGrid>
+        <w:gridCol w:w="3456"/>
+        <w:gridCol w:w="3456"/>
+        <w:gridCol w:w="3456"/>
+      </w:tblGrid>
+      <w:tr>
+        <w:trPr>
+          <w:tblHeader/>
+          <w:jc w:val="center"/>
+        </w:trPr>
+        <w:tc>
+          <w:tcPr>
+            <w:tcW w:w="3456" w:type="dxa"/>
+            <w:tcBorders>
+              <w:top w:val="single" w:sz="8" w:space="0" w:color="111827"/>
+              <w:left w:val="single" w:sz="8" w:space="0" w:color="111827"/>
+              <w:bottom w:val="single" w:sz="8" w:space="0" w:color="111827"/>
+              <w:right w:val="single" w:sz="8" w:space="0" w:color="111827"/>
+            </w:tcBorders>
+            <w:shd w:val="clear" w:color="auto" w:fill="111827"/>
+            <w:vAlign w:val="center"/>
+          </w:tcPr>
+          <w:p>
+            <w:pPr>
+              <w:jc w:val="center"/>
+              <w:rPr>
+                <w:szCs w:val="20"/>
+              </w:rPr>
+            </w:pPr>
+            <w:r>
+              <w:rPr>
+                <w:b/>
+                <w:color w:val="F5F5F5"/>
+                <w:szCs w:val="20"/>
+              </w:rPr>
+              <w:t xml:space="preserve">Control</w:t>
+            </w:r>
+          </w:p>
+        </w:tc>
+        <w:tc>
+          <w:tcPr>
+            <w:tcW w:w="3456" w:type="dxa"/>
+            <w:tcBorders>
+              <w:top w:val="single" w:sz="8" w:space="0" w:color="111827"/>
+              <w:left w:val="single" w:sz="8" w:space="0" w:color="111827"/>
+              <w:bottom w:val="single" w:sz="8" w:space="0" w:color="111827"/>
+              <w:right w:val="single" w:sz="8" w:space="0" w:color="111827"/>
+            </w:tcBorders>
+            <w:shd w:val="clear" w:color="auto" w:fill="111827"/>
+            <w:vAlign w:val="center"/>
+          </w:tcPr>
+          <w:p>
+            <w:pPr>
+              <w:jc w:val="center"/>
+              <w:rPr>
+                <w:szCs w:val="20"/>
+              </w:rPr>
+            </w:pPr>
+            <w:r>
+              <w:rPr>
+                <w:b/>
+                <w:color w:val="F5F5F5"/>
+                <w:szCs w:val="20"/>
+              </w:rPr>
+              <w:t xml:space="preserve">What you see</w:t>
+            </w:r>
+          </w:p>
+        </w:tc>
+        <w:tc>
+          <w:tcPr>
+            <w:tcW w:w="3456" w:type="dxa"/>
+            <w:tcBorders>
+              <w:top w:val="single" w:sz="8" w:space="0" w:color="111827"/>
+              <w:left w:val="single" w:sz="8" w:space="0" w:color="111827"/>
+              <w:bottom w:val="single" w:sz="8" w:space="0" w:color="111827"/>
+              <w:right w:val="single" w:sz="8" w:space="0" w:color="111827"/>
+            </w:tcBorders>
+            <w:shd w:val="clear" w:color="auto" w:fill="111827"/>
+            <w:vAlign w:val="center"/>
+          </w:tcPr>
+          <w:p>
+            <w:pPr>
+              <w:jc w:val="center"/>
+              <w:rPr>
+                <w:szCs w:val="20"/>
+              </w:rPr>
+            </w:pPr>
+            <w:r>
+              <w:rPr>
+                <w:b/>
+                <w:color w:val="F5F5F5"/>
+                <w:szCs w:val="20"/>
+              </w:rPr>
+              <w:t xml:space="preserve">When to use it</w:t>
+            </w:r>
+          </w:p>
+        </w:tc>
+      </w:tr>
+      <w:tr>
+        <w:trPr>
+          <w:jc w:val="center"/>
+        </w:trPr>
+        <w:tc>
+          <w:tcPr>
+            <w:tcW w:w="3456" w:type="dxa"/>
+            <w:tcBorders>
+              <w:top w:val="single" w:sz="4" w:space="0" w:color="D4D4D8"/>
+              <w:left w:val="single" w:sz="4" w:space="0" w:color="D4D4D8"/>
+              <w:bottom w:val="single" w:sz="4" w:space="0" w:color="D4D4D8"/>
+              <w:right w:val="single" w:sz="4" w:space="0" w:color="D4D4D8"/>
+            </w:tcBorders>
+          </w:tcPr>
+          <w:p>
+            <w:pPr>
+              <w:rPr>
+                <w:szCs w:val="20"/>
+              </w:rPr>
+            </w:pPr>
+            <w:r>
+              <w:rPr>
+                <w:b/>
+                <w:color w:val="262626"/>
+                <w:szCs w:val="20"/>
+              </w:rPr>
+              <w:t xml:space="preserve">Render: Sand</w:t>
+            </w:r>
+          </w:p>
+        </w:tc>
+        <w:tc>
+          <w:tcPr>
+            <w:tcW w:w="3456" w:type="dxa"/>
+            <w:tcBorders>
+              <w:top w:val="single" w:sz="4" w:space="0" w:color="D4D4D8"/>
+              <w:left w:val="single" w:sz="4" w:space="0" w:color="D4D4D8"/>
+              <w:bottom w:val="single" w:sz="4" w:space="0" w:color="D4D4D8"/>
+              <w:right w:val="single" w:sz="4" w:space="0" w:color="D4D4D8"/>
+            </w:tcBorders>
+          </w:tcPr>
+          <w:p>
+            <w:pPr>
+              <w:rPr>
+                <w:szCs w:val="20"/>
+              </w:rPr>
+            </w:pPr>
+            <w:r>
+              <w:rPr>
+                <w:color w:val="262626"/>
+                <w:szCs w:val="20"/>
+              </w:rPr>
+              <w:t xml:space="preserve">One grain per particle, settling on the nodal lines. The original look.</w:t>
+            </w:r>
+          </w:p>
+        </w:tc>
+        <w:tc>
+          <w:tcPr>
+            <w:tcW w:w="3456" w:type="dxa"/>
+            <w:tcBorders>
+              <w:top w:val="single" w:sz="4" w:space="0" w:color="D4D4D8"/>
+              <w:left w:val="single" w:sz="4" w:space="0" w:color="D4D4D8"/>
+              <w:bottom w:val="single" w:sz="4" w:space="0" w:color="D4D4D8"/>
+              <w:right w:val="single" w:sz="4" w:space="0" w:color="D4D4D8"/>
+            </w:tcBorders>
+          </w:tcPr>
+          <w:p>
+            <w:pPr>
+              <w:rPr>
+                <w:szCs w:val="20"/>
+              </w:rPr>
+            </w:pPr>
+            <w:r>
+              <w:rPr>
+                <w:color w:val="262626"/>
+                <w:szCs w:val="20"/>
+              </w:rPr>
+              <w:t xml:space="preserve">Default. The most 'real experiment' feeling.</w:t>
+            </w:r>
+          </w:p>
+        </w:tc>
+      </w:tr>
+      <w:tr>
+        <w:trPr>
+          <w:jc w:val="center"/>
+        </w:trPr>
+        <w:tc>
+          <w:tcPr>
+            <w:tcW w:w="3456" w:type="dxa"/>
+            <w:tcBorders>
+              <w:top w:val="single" w:sz="4" w:space="0" w:color="D4D4D8"/>
+              <w:left w:val="single" w:sz="4" w:space="0" w:color="D4D4D8"/>
+              <w:bottom w:val="single" w:sz="4" w:space="0" w:color="D4D4D8"/>
+              <w:right w:val="single" w:sz="4" w:space="0" w:color="D4D4D8"/>
+            </w:tcBorders>
+          </w:tcPr>
+          <w:p>
+            <w:pPr>
+              <w:rPr>
+                <w:szCs w:val="20"/>
+              </w:rPr>
+            </w:pPr>
+            <w:r>
+              <w:rPr>
+                <w:b/>
+                <w:color w:val="262626"/>
+                <w:szCs w:val="20"/>
+              </w:rPr>
+              <w:t xml:space="preserve">Render: Lines</w:t>
+            </w:r>
+          </w:p>
+        </w:tc>
+        <w:tc>
+          <w:tcPr>
+            <w:tcW w:w="3456" w:type="dxa"/>
+            <w:tcBorders>
+              <w:top w:val="single" w:sz="4" w:space="0" w:color="D4D4D8"/>
+              <w:left w:val="single" w:sz="4" w:space="0" w:color="D4D4D8"/>
+              <w:bottom w:val="single" w:sz="4" w:space="0" w:color="D4D4D8"/>
+              <w:right w:val="single" w:sz="4" w:space="0" w:color="D4D4D8"/>
+            </w:tcBorders>
+          </w:tcPr>
+          <w:p>
+            <w:pPr>
+              <w:rPr>
+                <w:szCs w:val="20"/>
+              </w:rPr>
+            </w:pPr>
+            <w:r>
+              <w:rPr>
+                <w:color w:val="262626"/>
+                <w:szCs w:val="20"/>
+              </w:rPr>
+              <w:t xml:space="preserve">The nodal lines as one continuous stroke, computed straight from the plate field - no particles. In Real life mode a line fades wherever the plate still moves out of phase, so it is clean on a resonance and broken off it.</w:t>
+            </w:r>
+          </w:p>
+        </w:tc>
+        <w:tc>
+          <w:tcPr>
+            <w:tcW w:w="3456" w:type="dxa"/>
+            <w:tcBorders>
+              <w:top w:val="single" w:sz="4" w:space="0" w:color="D4D4D8"/>
+              <w:left w:val="single" w:sz="4" w:space="0" w:color="D4D4D8"/>
+              <w:bottom w:val="single" w:sz="4" w:space="0" w:color="D4D4D8"/>
+              <w:right w:val="single" w:sz="4" w:space="0" w:color="D4D4D8"/>
+            </w:tcBorders>
+          </w:tcPr>
+          <w:p>
+            <w:pPr>
+              <w:rPr>
+                <w:szCs w:val="20"/>
+              </w:rPr>
+            </w:pPr>
+            <w:r>
+              <w:rPr>
+                <w:color w:val="262626"/>
+                <w:szCs w:val="20"/>
+              </w:rPr>
+              <w:t xml:space="preserve">Clean stage graphics, projection mapping, logo-like stills.</w:t>
+            </w:r>
+          </w:p>
+        </w:tc>
+      </w:tr>
+      <w:tr>
+        <w:trPr>
+          <w:jc w:val="center"/>
+        </w:trPr>
+        <w:tc>
+          <w:tcPr>
+            <w:tcW w:w="3456" w:type="dxa"/>
+            <w:tcBorders>
+              <w:top w:val="single" w:sz="4" w:space="0" w:color="D4D4D8"/>
+              <w:left w:val="single" w:sz="4" w:space="0" w:color="D4D4D8"/>
+              <w:bottom w:val="single" w:sz="4" w:space="0" w:color="D4D4D8"/>
+              <w:right w:val="single" w:sz="4" w:space="0" w:color="D4D4D8"/>
+            </w:tcBorders>
+          </w:tcPr>
+          <w:p>
+            <w:pPr>
+              <w:rPr>
+                <w:szCs w:val="20"/>
+              </w:rPr>
+            </w:pPr>
+            <w:r>
+              <w:rPr>
+                <w:b/>
+                <w:color w:val="262626"/>
+                <w:szCs w:val="20"/>
+              </w:rPr>
+              <w:t xml:space="preserve">Render: Glow</w:t>
+            </w:r>
+          </w:p>
+        </w:tc>
+        <w:tc>
+          <w:tcPr>
+            <w:tcW w:w="3456" w:type="dxa"/>
+            <w:tcBorders>
+              <w:top w:val="single" w:sz="4" w:space="0" w:color="D4D4D8"/>
+              <w:left w:val="single" w:sz="4" w:space="0" w:color="D4D4D8"/>
+              <w:bottom w:val="single" w:sz="4" w:space="0" w:color="D4D4D8"/>
+              <w:right w:val="single" w:sz="4" w:space="0" w:color="D4D4D8"/>
+            </w:tcBorders>
+          </w:tcPr>
+          <w:p>
+            <w:pPr>
+              <w:rPr>
+                <w:szCs w:val="20"/>
+              </w:rPr>
+            </w:pPr>
+            <w:r>
+              <w:rPr>
+                <w:color w:val="262626"/>
+                <w:szCs w:val="20"/>
+              </w:rPr>
+              <w:t xml:space="preserve">Long exposure: the grains leave light trails that decay over about a second, so the figure builds up like a photo taken with an open shutter.</w:t>
+            </w:r>
+          </w:p>
+        </w:tc>
+        <w:tc>
+          <w:tcPr>
+            <w:tcW w:w="3456" w:type="dxa"/>
+            <w:tcBorders>
+              <w:top w:val="single" w:sz="4" w:space="0" w:color="D4D4D8"/>
+              <w:left w:val="single" w:sz="4" w:space="0" w:color="D4D4D8"/>
+              <w:bottom w:val="single" w:sz="4" w:space="0" w:color="D4D4D8"/>
+              <w:right w:val="single" w:sz="4" w:space="0" w:color="D4D4D8"/>
+            </w:tcBorders>
+          </w:tcPr>
+          <w:p>
+            <w:pPr>
+              <w:rPr>
+                <w:szCs w:val="20"/>
+              </w:rPr>
+            </w:pPr>
+            <w:r>
+              <w:rPr>
+                <w:color w:val="262626"/>
+                <w:szCs w:val="20"/>
+              </w:rPr>
+              <w:t xml:space="preserve">Moody, slower music; soft backgrounds.</w:t>
+            </w:r>
+          </w:p>
+        </w:tc>
+      </w:tr>
+      <w:tr>
+        <w:trPr>
+          <w:jc w:val="center"/>
+        </w:trPr>
+        <w:tc>
+          <w:tcPr>
+            <w:tcW w:w="3456" w:type="dxa"/>
+            <w:tcBorders>
+              <w:top w:val="single" w:sz="4" w:space="0" w:color="D4D4D8"/>
+              <w:left w:val="single" w:sz="4" w:space="0" w:color="D4D4D8"/>
+              <w:bottom w:val="single" w:sz="4" w:space="0" w:color="D4D4D8"/>
+              <w:right w:val="single" w:sz="4" w:space="0" w:color="D4D4D8"/>
+            </w:tcBorders>
+          </w:tcPr>
+          <w:p>
+            <w:pPr>
+              <w:rPr>
+                <w:szCs w:val="20"/>
+              </w:rPr>
+            </w:pPr>
+            <w:r>
+              <w:rPr>
+                <w:b/>
+                <w:color w:val="262626"/>
+                <w:szCs w:val="20"/>
+              </w:rPr>
+              <w:t xml:space="preserve">Render: Contours</w:t>
+            </w:r>
+          </w:p>
+        </w:tc>
+        <w:tc>
+          <w:tcPr>
+            <w:tcW w:w="3456" w:type="dxa"/>
+            <w:tcBorders>
+              <w:top w:val="single" w:sz="4" w:space="0" w:color="D4D4D8"/>
+              <w:left w:val="single" w:sz="4" w:space="0" w:color="D4D4D8"/>
+              <w:bottom w:val="single" w:sz="4" w:space="0" w:color="D4D4D8"/>
+              <w:right w:val="single" w:sz="4" w:space="0" w:color="D4D4D8"/>
+            </w:tcBorders>
+          </w:tcPr>
+          <w:p>
+            <w:pPr>
+              <w:rPr>
+                <w:szCs w:val="20"/>
+              </w:rPr>
+            </w:pPr>
+            <w:r>
+              <w:rPr>
+                <w:color w:val="262626"/>
+                <w:szCs w:val="20"/>
+              </w:rPr>
+              <w:t xml:space="preserve">Iso-lines of the plate's displacement at this very instant, animated with the vibration - you watch the plate breathe. The zero line (the nodal line) is the brightest; positive and negative lobes get two tones.</w:t>
+            </w:r>
+          </w:p>
+        </w:tc>
+        <w:tc>
+          <w:tcPr>
+            <w:tcW w:w="3456" w:type="dxa"/>
+            <w:tcBorders>
+              <w:top w:val="single" w:sz="4" w:space="0" w:color="D4D4D8"/>
+              <w:left w:val="single" w:sz="4" w:space="0" w:color="D4D4D8"/>
+              <w:bottom w:val="single" w:sz="4" w:space="0" w:color="D4D4D8"/>
+              <w:right w:val="single" w:sz="4" w:space="0" w:color="D4D4D8"/>
+            </w:tcBorders>
+          </w:tcPr>
+          <w:p>
+            <w:pPr>
+              <w:rPr>
+                <w:szCs w:val="20"/>
+              </w:rPr>
+            </w:pPr>
+            <w:r>
+              <w:rPr>
+                <w:color w:val="262626"/>
+                <w:szCs w:val="20"/>
+              </w:rPr>
+              <w:t xml:space="preserve">Teaching: it shows the actual standing wave, not only where the sand ends up.</w:t>
+            </w:r>
+          </w:p>
+        </w:tc>
+      </w:tr>
+      <w:tr>
+        <w:trPr>
+          <w:jc w:val="center"/>
+        </w:trPr>
+        <w:tc>
+          <w:tcPr>
+            <w:tcW w:w="3456" w:type="dxa"/>
+            <w:tcBorders>
+              <w:top w:val="single" w:sz="4" w:space="0" w:color="D4D4D8"/>
+              <w:left w:val="single" w:sz="4" w:space="0" w:color="D4D4D8"/>
+              <w:bottom w:val="single" w:sz="4" w:space="0" w:color="D4D4D8"/>
+              <w:right w:val="single" w:sz="4" w:space="0" w:color="D4D4D8"/>
+            </w:tcBorders>
+          </w:tcPr>
+          <w:p>
+            <w:pPr>
+              <w:rPr>
+                <w:szCs w:val="20"/>
+              </w:rPr>
+            </w:pPr>
+            <w:r>
+              <w:rPr>
+                <w:b/>
+                <w:color w:val="262626"/>
+                <w:szCs w:val="20"/>
+              </w:rPr>
+              <w:t xml:space="preserve">Grain size / Line width</w:t>
+            </w:r>
+          </w:p>
+        </w:tc>
+        <w:tc>
+          <w:tcPr>
+            <w:tcW w:w="3456" w:type="dxa"/>
+            <w:tcBorders>
+              <w:top w:val="single" w:sz="4" w:space="0" w:color="D4D4D8"/>
+              <w:left w:val="single" w:sz="4" w:space="0" w:color="D4D4D8"/>
+              <w:bottom w:val="single" w:sz="4" w:space="0" w:color="D4D4D8"/>
+              <w:right w:val="single" w:sz="4" w:space="0" w:color="D4D4D8"/>
+            </w:tcBorders>
+          </w:tcPr>
+          <w:p>
+            <w:pPr>
+              <w:rPr>
+                <w:szCs w:val="20"/>
+              </w:rPr>
+            </w:pPr>
+            <w:r>
+              <w:rPr>
+                <w:color w:val="262626"/>
+                <w:szCs w:val="20"/>
+              </w:rPr>
+              <w:t xml:space="preserve">1-8 px. Grain diameter for Sand and Glow, stroke width for Lines and Contours (the label changes with the render mode).</w:t>
+            </w:r>
+          </w:p>
+        </w:tc>
+        <w:tc>
+          <w:tcPr>
+            <w:tcW w:w="3456" w:type="dxa"/>
+            <w:tcBorders>
+              <w:top w:val="single" w:sz="4" w:space="0" w:color="D4D4D8"/>
+              <w:left w:val="single" w:sz="4" w:space="0" w:color="D4D4D8"/>
+              <w:bottom w:val="single" w:sz="4" w:space="0" w:color="D4D4D8"/>
+              <w:right w:val="single" w:sz="4" w:space="0" w:color="D4D4D8"/>
+            </w:tcBorders>
+          </w:tcPr>
+          <w:p>
+            <w:pPr>
+              <w:rPr>
+                <w:szCs w:val="20"/>
+              </w:rPr>
+            </w:pPr>
+            <w:r>
+              <w:rPr>
+                <w:color w:val="262626"/>
+                <w:szCs w:val="20"/>
+              </w:rPr>
+              <w:t xml:space="preserve">1 = the original single-pixel sand. 2-3 for projection or big screens.</w:t>
+            </w:r>
+          </w:p>
+        </w:tc>
+      </w:tr>
+      <w:tr>
+        <w:trPr>
+          <w:jc w:val="center"/>
+        </w:trPr>
+        <w:tc>
+          <w:tcPr>
+            <w:tcW w:w="3456" w:type="dxa"/>
+            <w:tcBorders>
+              <w:top w:val="single" w:sz="4" w:space="0" w:color="D4D4D8"/>
+              <w:left w:val="single" w:sz="4" w:space="0" w:color="D4D4D8"/>
+              <w:bottom w:val="single" w:sz="4" w:space="0" w:color="D4D4D8"/>
+              <w:right w:val="single" w:sz="4" w:space="0" w:color="D4D4D8"/>
+            </w:tcBorders>
+          </w:tcPr>
+          <w:p>
+            <w:pPr>
+              <w:rPr>
+                <w:szCs w:val="20"/>
+              </w:rPr>
+            </w:pPr>
+            <w:r>
+              <w:rPr>
+                <w:b/>
+                <w:color w:val="262626"/>
+                <w:szCs w:val="20"/>
+              </w:rPr>
+              <w:t xml:space="preserve">Brightness</w:t>
+            </w:r>
+          </w:p>
+        </w:tc>
+        <w:tc>
+          <w:tcPr>
+            <w:tcW w:w="3456" w:type="dxa"/>
+            <w:tcBorders>
+              <w:top w:val="single" w:sz="4" w:space="0" w:color="D4D4D8"/>
+              <w:left w:val="single" w:sz="4" w:space="0" w:color="D4D4D8"/>
+              <w:bottom w:val="single" w:sz="4" w:space="0" w:color="D4D4D8"/>
+              <w:right w:val="single" w:sz="4" w:space="0" w:color="D4D4D8"/>
+            </w:tcBorders>
+          </w:tcPr>
+          <w:p>
+            <w:pPr>
+              <w:rPr>
+                <w:szCs w:val="20"/>
+              </w:rPr>
+            </w:pPr>
+            <w:r>
+              <w:rPr>
+                <w:color w:val="262626"/>
+                <w:szCs w:val="20"/>
+              </w:rPr>
+              <w:t xml:space="preserve">0-2. Above 1 the colour also lifts toward white, and quiet passages still show the figure clearly.</w:t>
+            </w:r>
+          </w:p>
+        </w:tc>
+        <w:tc>
+          <w:tcPr>
+            <w:tcW w:w="3456" w:type="dxa"/>
+            <w:tcBorders>
+              <w:top w:val="single" w:sz="4" w:space="0" w:color="D4D4D8"/>
+              <w:left w:val="single" w:sz="4" w:space="0" w:color="D4D4D8"/>
+              <w:bottom w:val="single" w:sz="4" w:space="0" w:color="D4D4D8"/>
+              <w:right w:val="single" w:sz="4" w:space="0" w:color="D4D4D8"/>
+            </w:tcBorders>
+          </w:tcPr>
+          <w:p>
+            <w:pPr>
+              <w:rPr>
+                <w:szCs w:val="20"/>
+              </w:rPr>
+            </w:pPr>
+            <w:r>
+              <w:rPr>
+                <w:color w:val="262626"/>
+                <w:szCs w:val="20"/>
+              </w:rPr>
+              <w:t xml:space="preserve">Raise it for projectors and bright rooms; lower it when the module sits behind other visuals.</w:t>
+            </w:r>
+          </w:p>
+        </w:tc>
+      </w:tr>
+    </w:tbl>
+    <w:p/>
+    <w:p>
+      <w:pPr>
+        <w:pStyle w:val="Zkladntext"/>
+      </w:pPr>
+      <w:r>
+        <w:t xml:space="preserve">Particles and Sand Smooth only appear for Sand and Glow - Lines and Contours draw the field directly and have no grains to move.</w:t>
+      </w:r>
+    </w:p>
+    <w:tbl>
+      <w:tblPr>
+        <w:tblW w:w="0" w:type="auto"/>
+        <w:jc w:val="center"/>
+        <w:tblLook w:val="04A0" w:firstRow="1" w:lastRow="0" w:firstColumn="1" w:lastColumn="0" w:noHBand="0" w:noVBand="1"/>
+      </w:tblPr>
+      <w:tblGrid>
+        <w:gridCol w:w="10338"/>
+      </w:tblGrid>
+      <w:tr>
+        <w:trPr>
+          <w:jc w:val="center"/>
+        </w:trPr>
+        <w:tc>
+          <w:tcPr>
+            <w:tcW w:w="10368" w:type="dxa"/>
+            <w:tcBorders>
+              <w:top w:val="single" w:sz="12" w:space="0" w:color="FF8A16"/>
+              <w:left w:val="single" w:sz="12" w:space="0" w:color="FF8A16"/>
+              <w:bottom w:val="single" w:sz="12" w:space="0" w:color="FF8A16"/>
+              <w:right w:val="single" w:sz="12" w:space="0" w:color="FF8A16"/>
+            </w:tcBorders>
+            <w:shd w:val="clear" w:color="auto" w:fill="F5F1FF"/>
+          </w:tcPr>
+          <w:p>
+            <w:r>
+              <w:rPr>
+                <w:b/>
+                <w:color w:val="232323"/>
+                <w:sz w:val="21"/>
+              </w:rPr>
+              <w:t xml:space="preserve">Automation note: Real life mode, the drive controls, Render, Grain size and Brightness are controller-only for now - they are not exposed in the Creator plugin yet. The classic controls (Shift, Aspect Ratio, Sand Smooth, Particles, Material, m/n, colour) stay automatable as before.</w:t>
+            </w:r>
+          </w:p>
+        </w:tc>
+      </w:tr>
+    </w:tbl>
+    <w:p/>
+    <w:p>
+      <w:pPr>
+        <w:pStyle w:val="Nadpis1"/>
         <w:rPr>
           <w:color w:val="11B496"/>
           <w:sz w:val="42"/>
@@ -3252,6 +4630,111 @@
                 <w:szCs w:val="20"/>
               </w:rPr>
               <w:t>Do not make mastering decisions from sand. Sand is poetic; LUFS is not.</w:t>
+            </w:r>
+          </w:p>
+        </w:tc>
+      </w:tr>
+      <w:tr>
+        <w:trPr>
+          <w:jc w:val="center"/>
+        </w:trPr>
+        <w:tc>
+          <w:tcPr>
+            <w:tcW w:w="2592" w:type="dxa"/>
+            <w:tcBorders>
+              <w:top w:val="single" w:sz="4" w:space="0" w:color="D4D4D8"/>
+              <w:left w:val="single" w:sz="4" w:space="0" w:color="D4D4D8"/>
+              <w:bottom w:val="single" w:sz="4" w:space="0" w:color="D4D4D8"/>
+              <w:right w:val="single" w:sz="4" w:space="0" w:color="D4D4D8"/>
+            </w:tcBorders>
+          </w:tcPr>
+          <w:p>
+            <w:pPr>
+              <w:rPr>
+                <w:szCs w:val="20"/>
+              </w:rPr>
+            </w:pPr>
+            <w:r>
+              <w:rPr>
+                <w:color w:val="262626"/>
+                <w:szCs w:val="20"/>
+              </w:rPr>
+              <w:t xml:space="preserve">Pattern hunting (Real life)</w:t>
+            </w:r>
+          </w:p>
+        </w:tc>
+        <w:tc>
+          <w:tcPr>
+            <w:tcW w:w="2592" w:type="dxa"/>
+            <w:tcBorders>
+              <w:top w:val="single" w:sz="4" w:space="0" w:color="D4D4D8"/>
+              <w:left w:val="single" w:sz="4" w:space="0" w:color="D4D4D8"/>
+              <w:bottom w:val="single" w:sz="4" w:space="0" w:color="D4D4D8"/>
+              <w:right w:val="single" w:sz="4" w:space="0" w:color="D4D4D8"/>
+            </w:tcBorders>
+          </w:tcPr>
+          <w:p>
+            <w:pPr>
+              <w:rPr>
+                <w:szCs w:val="20"/>
+              </w:rPr>
+            </w:pPr>
+            <w:r>
+              <w:rPr>
+                <w:color w:val="262626"/>
+                <w:szCs w:val="20"/>
+              </w:rPr>
+              <w:t xml:space="preserve">Real life mode ON, Drive Manual, Sand or Lines, Damping 0.2-0.4, then walk the plate with the Resonance buttons.</w:t>
+            </w:r>
+          </w:p>
+        </w:tc>
+        <w:tc>
+          <w:tcPr>
+            <w:tcW w:w="2592" w:type="dxa"/>
+            <w:tcBorders>
+              <w:top w:val="single" w:sz="4" w:space="0" w:color="D4D4D8"/>
+              <w:left w:val="single" w:sz="4" w:space="0" w:color="D4D4D8"/>
+              <w:bottom w:val="single" w:sz="4" w:space="0" w:color="D4D4D8"/>
+              <w:right w:val="single" w:sz="4" w:space="0" w:color="D4D4D8"/>
+            </w:tcBorders>
+          </w:tcPr>
+          <w:p>
+            <w:pPr>
+              <w:rPr>
+                <w:szCs w:val="20"/>
+              </w:rPr>
+            </w:pPr>
+            <w:r>
+              <w:rPr>
+                <w:color w:val="262626"/>
+                <w:szCs w:val="20"/>
+              </w:rPr>
+              <w:t xml:space="preserve">The star in the overlay, and the figure snapping clean when you land on a resonance.</w:t>
+            </w:r>
+          </w:p>
+        </w:tc>
+        <w:tc>
+          <w:tcPr>
+            <w:tcW w:w="2592" w:type="dxa"/>
+            <w:tcBorders>
+              <w:top w:val="single" w:sz="4" w:space="0" w:color="D4D4D8"/>
+              <w:left w:val="single" w:sz="4" w:space="0" w:color="D4D4D8"/>
+              <w:bottom w:val="single" w:sz="4" w:space="0" w:color="D4D4D8"/>
+              <w:right w:val="single" w:sz="4" w:space="0" w:color="D4D4D8"/>
+            </w:tcBorders>
+          </w:tcPr>
+          <w:p>
+            <w:pPr>
+              <w:rPr>
+                <w:szCs w:val="20"/>
+              </w:rPr>
+            </w:pPr>
+            <w:r>
+              <w:rPr>
+                <w:color w:val="262626"/>
+                <w:szCs w:val="20"/>
+              </w:rPr>
+              <w:t xml:space="preserve">Do not expect every frequency to draw something. That is not a bug - that is a plate.</w:t>
             </w:r>
           </w:p>
         </w:tc>
@@ -3865,6 +5348,166 @@
                 <w:szCs w:val="20"/>
               </w:rPr>
               <w:t>Use mode shift, aspect ratio or particle refresh behaviour to keep the plate alive.</w:t>
+            </w:r>
+          </w:p>
+        </w:tc>
+      </w:tr>
+      <w:tr>
+        <w:trPr>
+          <w:jc w:val="center"/>
+        </w:trPr>
+        <w:tc>
+          <w:tcPr>
+            <w:tcW w:w="3456" w:type="dxa"/>
+            <w:tcBorders>
+              <w:top w:val="single" w:sz="4" w:space="0" w:color="D4D4D8"/>
+              <w:left w:val="single" w:sz="4" w:space="0" w:color="D4D4D8"/>
+              <w:bottom w:val="single" w:sz="4" w:space="0" w:color="D4D4D8"/>
+              <w:right w:val="single" w:sz="4" w:space="0" w:color="D4D4D8"/>
+            </w:tcBorders>
+          </w:tcPr>
+          <w:p>
+            <w:pPr>
+              <w:rPr>
+                <w:szCs w:val="20"/>
+              </w:rPr>
+            </w:pPr>
+            <w:r>
+              <w:rPr>
+                <w:color w:val="262626"/>
+                <w:szCs w:val="20"/>
+              </w:rPr>
+              <w:t xml:space="preserve">Real life: noise, smears or two stray lines</w:t>
+            </w:r>
+          </w:p>
+        </w:tc>
+        <w:tc>
+          <w:tcPr>
+            <w:tcW w:w="3456" w:type="dxa"/>
+            <w:tcBorders>
+              <w:top w:val="single" w:sz="4" w:space="0" w:color="D4D4D8"/>
+              <w:left w:val="single" w:sz="4" w:space="0" w:color="D4D4D8"/>
+              <w:bottom w:val="single" w:sz="4" w:space="0" w:color="D4D4D8"/>
+              <w:right w:val="single" w:sz="4" w:space="0" w:color="D4D4D8"/>
+            </w:tcBorders>
+          </w:tcPr>
+          <w:p>
+            <w:pPr>
+              <w:rPr>
+                <w:szCs w:val="20"/>
+              </w:rPr>
+            </w:pPr>
+            <w:r>
+              <w:rPr>
+                <w:color w:val="262626"/>
+                <w:szCs w:val="20"/>
+              </w:rPr>
+              <w:t xml:space="preserve">You are between resonances - several modes are mixing.</w:t>
+            </w:r>
+          </w:p>
+        </w:tc>
+        <w:tc>
+          <w:tcPr>
+            <w:tcW w:w="3456" w:type="dxa"/>
+            <w:tcBorders>
+              <w:top w:val="single" w:sz="4" w:space="0" w:color="D4D4D8"/>
+              <w:left w:val="single" w:sz="4" w:space="0" w:color="D4D4D8"/>
+              <w:bottom w:val="single" w:sz="4" w:space="0" w:color="D4D4D8"/>
+              <w:right w:val="single" w:sz="4" w:space="0" w:color="D4D4D8"/>
+            </w:tcBorders>
+          </w:tcPr>
+          <w:p>
+            <w:pPr>
+              <w:rPr>
+                <w:szCs w:val="20"/>
+              </w:rPr>
+            </w:pPr>
+            <w:r>
+              <w:rPr>
+                <w:color w:val="262626"/>
+                <w:szCs w:val="20"/>
+              </w:rPr>
+              <w:t xml:space="preserve">Press Resonance &gt; / &lt;, or nudge Fine until the overlay shows a star. Lower Damping for cleaner figures.</w:t>
+            </w:r>
+          </w:p>
+        </w:tc>
+      </w:tr>
+      <w:tr>
+        <w:trPr>
+          <w:jc w:val="center"/>
+        </w:trPr>
+        <w:tc>
+          <w:tcPr>
+            <w:tcW w:w="3456" w:type="dxa"/>
+            <w:tcBorders>
+              <w:top w:val="single" w:sz="4" w:space="0" w:color="D4D4D8"/>
+              <w:left w:val="single" w:sz="4" w:space="0" w:color="D4D4D8"/>
+              <w:bottom w:val="single" w:sz="4" w:space="0" w:color="D4D4D8"/>
+              <w:right w:val="single" w:sz="4" w:space="0" w:color="D4D4D8"/>
+            </w:tcBorders>
+          </w:tcPr>
+          <w:p>
+            <w:pPr>
+              <w:rPr>
+                <w:szCs w:val="20"/>
+              </w:rPr>
+            </w:pPr>
+            <w:r>
+              <w:rPr>
+                <w:color w:val="262626"/>
+                <w:szCs w:val="20"/>
+              </w:rPr>
+              <w:t xml:space="preserve">Real life: sand jitters everywhere, no lines</w:t>
+            </w:r>
+          </w:p>
+        </w:tc>
+        <w:tc>
+          <w:tcPr>
+            <w:tcW w:w="3456" w:type="dxa"/>
+            <w:tcBorders>
+              <w:top w:val="single" w:sz="4" w:space="0" w:color="D4D4D8"/>
+              <w:left w:val="single" w:sz="4" w:space="0" w:color="D4D4D8"/>
+              <w:bottom w:val="single" w:sz="4" w:space="0" w:color="D4D4D8"/>
+              <w:right w:val="single" w:sz="4" w:space="0" w:color="D4D4D8"/>
+            </w:tcBorders>
+          </w:tcPr>
+          <w:p>
+            <w:pPr>
+              <w:rPr>
+                <w:szCs w:val="20"/>
+              </w:rPr>
+            </w:pPr>
+            <w:r>
+              <w:rPr>
+                <w:color w:val="262626"/>
+                <w:szCs w:val="20"/>
+              </w:rPr>
+              <w:t xml:space="preserve">Very low frequency - the plate moves almost as one rigid piece.</w:t>
+            </w:r>
+          </w:p>
+        </w:tc>
+        <w:tc>
+          <w:tcPr>
+            <w:tcW w:w="3456" w:type="dxa"/>
+            <w:tcBorders>
+              <w:top w:val="single" w:sz="4" w:space="0" w:color="D4D4D8"/>
+              <w:left w:val="single" w:sz="4" w:space="0" w:color="D4D4D8"/>
+              <w:bottom w:val="single" w:sz="4" w:space="0" w:color="D4D4D8"/>
+              <w:right w:val="single" w:sz="4" w:space="0" w:color="D4D4D8"/>
+            </w:tcBorders>
+          </w:tcPr>
+          <w:p>
+            <w:pPr>
+              <w:rPr>
+                <w:szCs w:val="20"/>
+              </w:rPr>
+            </w:pPr>
+            <w:r>
+              <w:rPr>
+                <w:color w:val="262626"/>
+                <w:szCs w:val="20"/>
+              </w:rPr>
+              <w:t xml:space="preserve">Go up to the first resonances (see Appendix B).</w:t>
             </w:r>
           </w:p>
         </w:tc>
@@ -3948,7 +5591,7 @@
           <w:color w:val="5A5A5A"/>
           <w:sz w:val="17"/>
         </w:rPr>
-        <w:t>Controller view: Audio Reactive, mode preset, m/n indices, Shift, Aspect Ratio, Sand Smooth, Particles, Material, Color by Tone and Color.</w:t>
+        <w:t>Controller view (classic mode): Audio Reactive, mode preset, m/n indices, Shift, Aspect Ratio, Sand Smooth, Particles, Material, Color by Tone and Color. Real life mode, Render, Grain size and Brightness sit in the same panel and are described in their own sections.</w:t>
       </w:r>
     </w:p>
     <w:p/>
@@ -4012,43 +5655,7 @@
           <w:color w:val="5A5A5A"/>
           <w:sz w:val="17"/>
         </w:rPr>
-        <w:t xml:space="preserve">Every control changes one part of the virtual plate: mode, geometry, physical map, sand </w:t>
-      </w:r>
-      <w:proofErr w:type="spellStart"/>
-      <w:r>
-        <w:rPr>
-          <w:i/>
-          <w:color w:val="5A5A5A"/>
-          <w:sz w:val="17"/>
-        </w:rPr>
-        <w:t>behaviour</w:t>
-      </w:r>
-      <w:proofErr w:type="spellEnd"/>
-      <w:r>
-        <w:rPr>
-          <w:i/>
-          <w:color w:val="5A5A5A"/>
-          <w:sz w:val="17"/>
-        </w:rPr>
-        <w:t xml:space="preserve"> or </w:t>
-      </w:r>
-      <w:proofErr w:type="spellStart"/>
-      <w:r>
-        <w:rPr>
-          <w:i/>
-          <w:color w:val="5A5A5A"/>
-          <w:sz w:val="17"/>
-        </w:rPr>
-        <w:t>colour</w:t>
-      </w:r>
-      <w:proofErr w:type="spellEnd"/>
-      <w:r>
-        <w:rPr>
-          <w:i/>
-          <w:color w:val="5A5A5A"/>
-          <w:sz w:val="17"/>
-        </w:rPr>
-        <w:t xml:space="preserve"> response.</w:t>
+        <w:t xml:space="preserve">Every control changes one part of the virtual plate: mode, geometry, physical map, sand behaviour or colour response.</w:t>
       </w:r>
     </w:p>
     <w:p>
@@ -5127,6 +6734,486 @@
           </w:p>
         </w:tc>
       </w:tr>
+      <w:tr>
+        <w:trPr>
+          <w:jc w:val="center"/>
+        </w:trPr>
+        <w:tc>
+          <w:tcPr>
+            <w:tcW w:w="3456" w:type="dxa"/>
+            <w:tcBorders>
+              <w:top w:val="single" w:sz="4" w:space="0" w:color="D4D4D8"/>
+              <w:left w:val="single" w:sz="4" w:space="0" w:color="D4D4D8"/>
+              <w:bottom w:val="single" w:sz="4" w:space="0" w:color="D4D4D8"/>
+              <w:right w:val="single" w:sz="4" w:space="0" w:color="D4D4D8"/>
+            </w:tcBorders>
+          </w:tcPr>
+          <w:p>
+            <w:pPr>
+              <w:rPr>
+                <w:szCs w:val="20"/>
+              </w:rPr>
+            </w:pPr>
+            <w:r>
+              <w:rPr>
+                <w:color w:val="262626"/>
+                <w:szCs w:val="20"/>
+              </w:rPr>
+              <w:t xml:space="preserve">Real life mode</w:t>
+            </w:r>
+          </w:p>
+        </w:tc>
+        <w:tc>
+          <w:tcPr>
+            <w:tcW w:w="3456" w:type="dxa"/>
+            <w:tcBorders>
+              <w:top w:val="single" w:sz="4" w:space="0" w:color="D4D4D8"/>
+              <w:left w:val="single" w:sz="4" w:space="0" w:color="D4D4D8"/>
+              <w:bottom w:val="single" w:sz="4" w:space="0" w:color="D4D4D8"/>
+              <w:right w:val="single" w:sz="4" w:space="0" w:color="D4D4D8"/>
+            </w:tcBorders>
+          </w:tcPr>
+          <w:p>
+            <w:pPr>
+              <w:rPr>
+                <w:szCs w:val="20"/>
+              </w:rPr>
+            </w:pPr>
+            <w:r>
+              <w:rPr>
+                <w:color w:val="262626"/>
+                <w:szCs w:val="20"/>
+              </w:rPr>
+              <w:t xml:space="preserve">Physically modelled free square plate instead of the (m,n) formula.</w:t>
+            </w:r>
+          </w:p>
+        </w:tc>
+        <w:tc>
+          <w:tcPr>
+            <w:tcW w:w="3456" w:type="dxa"/>
+            <w:tcBorders>
+              <w:top w:val="single" w:sz="4" w:space="0" w:color="D4D4D8"/>
+              <w:left w:val="single" w:sz="4" w:space="0" w:color="D4D4D8"/>
+              <w:bottom w:val="single" w:sz="4" w:space="0" w:color="D4D4D8"/>
+              <w:right w:val="single" w:sz="4" w:space="0" w:color="D4D4D8"/>
+            </w:tcBorders>
+          </w:tcPr>
+          <w:p>
+            <w:pPr>
+              <w:rPr>
+                <w:szCs w:val="20"/>
+              </w:rPr>
+            </w:pPr>
+            <w:r>
+              <w:rPr>
+                <w:color w:val="262626"/>
+                <w:szCs w:val="20"/>
+              </w:rPr>
+              <w:t xml:space="preserve">See the Real life mode section. Hides m/n, Preset, Shift and Aspect Ratio.</w:t>
+            </w:r>
+          </w:p>
+        </w:tc>
+      </w:tr>
+      <w:tr>
+        <w:trPr>
+          <w:jc w:val="center"/>
+        </w:trPr>
+        <w:tc>
+          <w:tcPr>
+            <w:tcW w:w="3456" w:type="dxa"/>
+            <w:tcBorders>
+              <w:top w:val="single" w:sz="4" w:space="0" w:color="D4D4D8"/>
+              <w:left w:val="single" w:sz="4" w:space="0" w:color="D4D4D8"/>
+              <w:bottom w:val="single" w:sz="4" w:space="0" w:color="D4D4D8"/>
+              <w:right w:val="single" w:sz="4" w:space="0" w:color="D4D4D8"/>
+            </w:tcBorders>
+          </w:tcPr>
+          <w:p>
+            <w:pPr>
+              <w:rPr>
+                <w:szCs w:val="20"/>
+              </w:rPr>
+            </w:pPr>
+            <w:r>
+              <w:rPr>
+                <w:color w:val="262626"/>
+                <w:szCs w:val="20"/>
+              </w:rPr>
+              <w:t xml:space="preserve">Drive / Frequency / Fine</w:t>
+            </w:r>
+          </w:p>
+        </w:tc>
+        <w:tc>
+          <w:tcPr>
+            <w:tcW w:w="3456" w:type="dxa"/>
+            <w:tcBorders>
+              <w:top w:val="single" w:sz="4" w:space="0" w:color="D4D4D8"/>
+              <w:left w:val="single" w:sz="4" w:space="0" w:color="D4D4D8"/>
+              <w:bottom w:val="single" w:sz="4" w:space="0" w:color="D4D4D8"/>
+              <w:right w:val="single" w:sz="4" w:space="0" w:color="D4D4D8"/>
+            </w:tcBorders>
+          </w:tcPr>
+          <w:p>
+            <w:pPr>
+              <w:rPr>
+                <w:szCs w:val="20"/>
+              </w:rPr>
+            </w:pPr>
+            <w:r>
+              <w:rPr>
+                <w:color w:val="262626"/>
+                <w:szCs w:val="20"/>
+              </w:rPr>
+              <w:t xml:space="preserve">What drives the real plate: audio, a manual tone generator, or an automatic sweep.</w:t>
+            </w:r>
+          </w:p>
+        </w:tc>
+        <w:tc>
+          <w:tcPr>
+            <w:tcW w:w="3456" w:type="dxa"/>
+            <w:tcBorders>
+              <w:top w:val="single" w:sz="4" w:space="0" w:color="D4D4D8"/>
+              <w:left w:val="single" w:sz="4" w:space="0" w:color="D4D4D8"/>
+              <w:bottom w:val="single" w:sz="4" w:space="0" w:color="D4D4D8"/>
+              <w:right w:val="single" w:sz="4" w:space="0" w:color="D4D4D8"/>
+            </w:tcBorders>
+          </w:tcPr>
+          <w:p>
+            <w:pPr>
+              <w:rPr>
+                <w:szCs w:val="20"/>
+              </w:rPr>
+            </w:pPr>
+            <w:r>
+              <w:rPr>
+                <w:color w:val="262626"/>
+                <w:szCs w:val="20"/>
+              </w:rPr>
+              <w:t xml:space="preserve">Manual + Resonance buttons for hunting; Sweep for a self-running visual.</w:t>
+            </w:r>
+          </w:p>
+        </w:tc>
+      </w:tr>
+      <w:tr>
+        <w:trPr>
+          <w:jc w:val="center"/>
+        </w:trPr>
+        <w:tc>
+          <w:tcPr>
+            <w:tcW w:w="3456" w:type="dxa"/>
+            <w:tcBorders>
+              <w:top w:val="single" w:sz="4" w:space="0" w:color="D4D4D8"/>
+              <w:left w:val="single" w:sz="4" w:space="0" w:color="D4D4D8"/>
+              <w:bottom w:val="single" w:sz="4" w:space="0" w:color="D4D4D8"/>
+              <w:right w:val="single" w:sz="4" w:space="0" w:color="D4D4D8"/>
+            </w:tcBorders>
+          </w:tcPr>
+          <w:p>
+            <w:pPr>
+              <w:rPr>
+                <w:szCs w:val="20"/>
+              </w:rPr>
+            </w:pPr>
+            <w:r>
+              <w:rPr>
+                <w:color w:val="262626"/>
+                <w:szCs w:val="20"/>
+              </w:rPr>
+              <w:t xml:space="preserve">Drive point / Damping</w:t>
+            </w:r>
+          </w:p>
+        </w:tc>
+        <w:tc>
+          <w:tcPr>
+            <w:tcW w:w="3456" w:type="dxa"/>
+            <w:tcBorders>
+              <w:top w:val="single" w:sz="4" w:space="0" w:color="D4D4D8"/>
+              <w:left w:val="single" w:sz="4" w:space="0" w:color="D4D4D8"/>
+              <w:bottom w:val="single" w:sz="4" w:space="0" w:color="D4D4D8"/>
+              <w:right w:val="single" w:sz="4" w:space="0" w:color="D4D4D8"/>
+            </w:tcBorders>
+          </w:tcPr>
+          <w:p>
+            <w:pPr>
+              <w:rPr>
+                <w:szCs w:val="20"/>
+              </w:rPr>
+            </w:pPr>
+            <w:r>
+              <w:rPr>
+                <w:color w:val="262626"/>
+                <w:szCs w:val="20"/>
+              </w:rPr>
+              <w:t xml:space="preserve">Where the plate is excited and how sharp its resonances are.</w:t>
+            </w:r>
+          </w:p>
+        </w:tc>
+        <w:tc>
+          <w:tcPr>
+            <w:tcW w:w="3456" w:type="dxa"/>
+            <w:tcBorders>
+              <w:top w:val="single" w:sz="4" w:space="0" w:color="D4D4D8"/>
+              <w:left w:val="single" w:sz="4" w:space="0" w:color="D4D4D8"/>
+              <w:bottom w:val="single" w:sz="4" w:space="0" w:color="D4D4D8"/>
+              <w:right w:val="single" w:sz="4" w:space="0" w:color="D4D4D8"/>
+            </w:tcBorders>
+          </w:tcPr>
+          <w:p>
+            <w:pPr>
+              <w:rPr>
+                <w:szCs w:val="20"/>
+              </w:rPr>
+            </w:pPr>
+            <w:r>
+              <w:rPr>
+                <w:color w:val="262626"/>
+                <w:szCs w:val="20"/>
+              </w:rPr>
+              <w:t xml:space="preserve">Change the drive point to unlock a new family of figures.</w:t>
+            </w:r>
+          </w:p>
+        </w:tc>
+      </w:tr>
+      <w:tr>
+        <w:trPr>
+          <w:jc w:val="center"/>
+        </w:trPr>
+        <w:tc>
+          <w:tcPr>
+            <w:tcW w:w="3456" w:type="dxa"/>
+            <w:tcBorders>
+              <w:top w:val="single" w:sz="4" w:space="0" w:color="D4D4D8"/>
+              <w:left w:val="single" w:sz="4" w:space="0" w:color="D4D4D8"/>
+              <w:bottom w:val="single" w:sz="4" w:space="0" w:color="D4D4D8"/>
+              <w:right w:val="single" w:sz="4" w:space="0" w:color="D4D4D8"/>
+            </w:tcBorders>
+          </w:tcPr>
+          <w:p>
+            <w:pPr>
+              <w:rPr>
+                <w:szCs w:val="20"/>
+              </w:rPr>
+            </w:pPr>
+            <w:r>
+              <w:rPr>
+                <w:color w:val="262626"/>
+                <w:szCs w:val="20"/>
+              </w:rPr>
+              <w:t xml:space="preserve">Render</w:t>
+            </w:r>
+          </w:p>
+        </w:tc>
+        <w:tc>
+          <w:tcPr>
+            <w:tcW w:w="3456" w:type="dxa"/>
+            <w:tcBorders>
+              <w:top w:val="single" w:sz="4" w:space="0" w:color="D4D4D8"/>
+              <w:left w:val="single" w:sz="4" w:space="0" w:color="D4D4D8"/>
+              <w:bottom w:val="single" w:sz="4" w:space="0" w:color="D4D4D8"/>
+              <w:right w:val="single" w:sz="4" w:space="0" w:color="D4D4D8"/>
+            </w:tcBorders>
+          </w:tcPr>
+          <w:p>
+            <w:pPr>
+              <w:rPr>
+                <w:szCs w:val="20"/>
+              </w:rPr>
+            </w:pPr>
+            <w:r>
+              <w:rPr>
+                <w:color w:val="262626"/>
+                <w:szCs w:val="20"/>
+              </w:rPr>
+              <w:t xml:space="preserve">Sand, Lines, Glow or Contours.</w:t>
+            </w:r>
+          </w:p>
+        </w:tc>
+        <w:tc>
+          <w:tcPr>
+            <w:tcW w:w="3456" w:type="dxa"/>
+            <w:tcBorders>
+              <w:top w:val="single" w:sz="4" w:space="0" w:color="D4D4D8"/>
+              <w:left w:val="single" w:sz="4" w:space="0" w:color="D4D4D8"/>
+              <w:bottom w:val="single" w:sz="4" w:space="0" w:color="D4D4D8"/>
+              <w:right w:val="single" w:sz="4" w:space="0" w:color="D4D4D8"/>
+            </w:tcBorders>
+          </w:tcPr>
+          <w:p>
+            <w:pPr>
+              <w:rPr>
+                <w:szCs w:val="20"/>
+              </w:rPr>
+            </w:pPr>
+            <w:r>
+              <w:rPr>
+                <w:color w:val="262626"/>
+                <w:szCs w:val="20"/>
+              </w:rPr>
+              <w:t xml:space="preserve">Pure look - does not change the physics.</w:t>
+            </w:r>
+          </w:p>
+        </w:tc>
+      </w:tr>
+      <w:tr>
+        <w:trPr>
+          <w:jc w:val="center"/>
+        </w:trPr>
+        <w:tc>
+          <w:tcPr>
+            <w:tcW w:w="3456" w:type="dxa"/>
+            <w:tcBorders>
+              <w:top w:val="single" w:sz="4" w:space="0" w:color="D4D4D8"/>
+              <w:left w:val="single" w:sz="4" w:space="0" w:color="D4D4D8"/>
+              <w:bottom w:val="single" w:sz="4" w:space="0" w:color="D4D4D8"/>
+              <w:right w:val="single" w:sz="4" w:space="0" w:color="D4D4D8"/>
+            </w:tcBorders>
+          </w:tcPr>
+          <w:p>
+            <w:pPr>
+              <w:rPr>
+                <w:szCs w:val="20"/>
+              </w:rPr>
+            </w:pPr>
+            <w:r>
+              <w:rPr>
+                <w:color w:val="262626"/>
+                <w:szCs w:val="20"/>
+              </w:rPr>
+              <w:t xml:space="preserve">Grain size / Line width</w:t>
+            </w:r>
+          </w:p>
+        </w:tc>
+        <w:tc>
+          <w:tcPr>
+            <w:tcW w:w="3456" w:type="dxa"/>
+            <w:tcBorders>
+              <w:top w:val="single" w:sz="4" w:space="0" w:color="D4D4D8"/>
+              <w:left w:val="single" w:sz="4" w:space="0" w:color="D4D4D8"/>
+              <w:bottom w:val="single" w:sz="4" w:space="0" w:color="D4D4D8"/>
+              <w:right w:val="single" w:sz="4" w:space="0" w:color="D4D4D8"/>
+            </w:tcBorders>
+          </w:tcPr>
+          <w:p>
+            <w:pPr>
+              <w:rPr>
+                <w:szCs w:val="20"/>
+              </w:rPr>
+            </w:pPr>
+            <w:r>
+              <w:rPr>
+                <w:color w:val="262626"/>
+                <w:szCs w:val="20"/>
+              </w:rPr>
+              <w:t xml:space="preserve">Grain diameter or stroke width, 1-8 px.</w:t>
+            </w:r>
+          </w:p>
+        </w:tc>
+        <w:tc>
+          <w:tcPr>
+            <w:tcW w:w="3456" w:type="dxa"/>
+            <w:tcBorders>
+              <w:top w:val="single" w:sz="4" w:space="0" w:color="D4D4D8"/>
+              <w:left w:val="single" w:sz="4" w:space="0" w:color="D4D4D8"/>
+              <w:bottom w:val="single" w:sz="4" w:space="0" w:color="D4D4D8"/>
+              <w:right w:val="single" w:sz="4" w:space="0" w:color="D4D4D8"/>
+            </w:tcBorders>
+          </w:tcPr>
+          <w:p>
+            <w:pPr>
+              <w:rPr>
+                <w:szCs w:val="20"/>
+              </w:rPr>
+            </w:pPr>
+            <w:r>
+              <w:rPr>
+                <w:color w:val="262626"/>
+                <w:szCs w:val="20"/>
+              </w:rPr>
+              <w:t xml:space="preserve">1 for the classic fine sand.</w:t>
+            </w:r>
+          </w:p>
+        </w:tc>
+      </w:tr>
+      <w:tr>
+        <w:trPr>
+          <w:jc w:val="center"/>
+        </w:trPr>
+        <w:tc>
+          <w:tcPr>
+            <w:tcW w:w="3456" w:type="dxa"/>
+            <w:tcBorders>
+              <w:top w:val="single" w:sz="4" w:space="0" w:color="D4D4D8"/>
+              <w:left w:val="single" w:sz="4" w:space="0" w:color="D4D4D8"/>
+              <w:bottom w:val="single" w:sz="4" w:space="0" w:color="D4D4D8"/>
+              <w:right w:val="single" w:sz="4" w:space="0" w:color="D4D4D8"/>
+            </w:tcBorders>
+          </w:tcPr>
+          <w:p>
+            <w:pPr>
+              <w:rPr>
+                <w:szCs w:val="20"/>
+              </w:rPr>
+            </w:pPr>
+            <w:r>
+              <w:rPr>
+                <w:color w:val="262626"/>
+                <w:szCs w:val="20"/>
+              </w:rPr>
+              <w:t xml:space="preserve">Brightness</w:t>
+            </w:r>
+          </w:p>
+        </w:tc>
+        <w:tc>
+          <w:tcPr>
+            <w:tcW w:w="3456" w:type="dxa"/>
+            <w:tcBorders>
+              <w:top w:val="single" w:sz="4" w:space="0" w:color="D4D4D8"/>
+              <w:left w:val="single" w:sz="4" w:space="0" w:color="D4D4D8"/>
+              <w:bottom w:val="single" w:sz="4" w:space="0" w:color="D4D4D8"/>
+              <w:right w:val="single" w:sz="4" w:space="0" w:color="D4D4D8"/>
+            </w:tcBorders>
+          </w:tcPr>
+          <w:p>
+            <w:pPr>
+              <w:rPr>
+                <w:szCs w:val="20"/>
+              </w:rPr>
+            </w:pPr>
+            <w:r>
+              <w:rPr>
+                <w:color w:val="262626"/>
+                <w:szCs w:val="20"/>
+              </w:rPr>
+              <w:t xml:space="preserve">0-2 visibility boost.</w:t>
+            </w:r>
+          </w:p>
+        </w:tc>
+        <w:tc>
+          <w:tcPr>
+            <w:tcW w:w="3456" w:type="dxa"/>
+            <w:tcBorders>
+              <w:top w:val="single" w:sz="4" w:space="0" w:color="D4D4D8"/>
+              <w:left w:val="single" w:sz="4" w:space="0" w:color="D4D4D8"/>
+              <w:bottom w:val="single" w:sz="4" w:space="0" w:color="D4D4D8"/>
+              <w:right w:val="single" w:sz="4" w:space="0" w:color="D4D4D8"/>
+            </w:tcBorders>
+          </w:tcPr>
+          <w:p>
+            <w:pPr>
+              <w:rPr>
+                <w:szCs w:val="20"/>
+              </w:rPr>
+            </w:pPr>
+            <w:r>
+              <w:rPr>
+                <w:color w:val="262626"/>
+                <w:szCs w:val="20"/>
+              </w:rPr>
+              <w:t xml:space="preserve">Above 1 for projection and quiet passages.</w:t>
+            </w:r>
+          </w:p>
+        </w:tc>
+      </w:tr>
     </w:tbl>
     <w:p/>
     <w:p/>
@@ -5179,6 +7266,51 @@
         </w:tc>
       </w:tr>
     </w:tbl>
+    <w:p/>
+    <w:p>
+      <w:pPr>
+        <w:pStyle w:val="Zkladntext"/>
+      </w:pPr>
+      <w:r>
+        <w:t xml:space="preserve">ALTER now carries two plate models, and they deserve two different honest answers.</w:t>
+      </w:r>
+    </w:p>
+    <w:p>
+      <w:pPr>
+        <w:pStyle w:val="Zkladntext"/>
+      </w:pPr>
+      <w:r>
+        <w:rPr>
+          <w:b/>
+        </w:rPr>
+        <w:t xml:space="preserve">Classic mode </w:t>
+      </w:r>
+      <w:r>
+        <w:t xml:space="preserve">uses a closed-form approximation (the Leissa-style cos-cos antisymmetric figure). It draws one pure (m,n) mode at a time and the audio chooses which. The shapes are genuine standing-wave geometry, but the frequencies come from a simplified resonance formula, and the figures of a real free plate are only approximated.</w:t>
+      </w:r>
+    </w:p>
+    <w:p>
+      <w:pPr>
+        <w:pStyle w:val="Zkladntext"/>
+      </w:pPr>
+      <w:r>
+        <w:rPr>
+          <w:b/>
+        </w:rPr>
+        <w:t xml:space="preserve">Real life mode </w:t>
+      </w:r>
+      <w:r>
+        <w:t xml:space="preserve">is a genuine structural-mechanics model: a thin (Kirchhoff) free square plate, solved with the Rayleigh-Ritz method on a polynomial basis, driven at one point with a damped harmonic response summed over all modes. Its lowest frequencies match the published values for a free square plate, and the figures it draws are the ones the real experiment produces. What it does not know: the exact thickness tolerance of your plate, the mass and stiffness of a real shaker bolt, the air, or the sand bouncing off itself. Sand motion is modelled as grains hopping in proportion to the local vibration and drifting toward the nodal lines of the dominant standing wave - realistic behaviour, not a grain-collision simulation.</w:t>
+      </w:r>
+    </w:p>
+    <w:p>
+      <w:pPr>
+        <w:pStyle w:val="Zkladntext"/>
+      </w:pPr>
+      <w:r>
+        <w:t xml:space="preserve">Accuracy limit: only the lowest ~30 % of the computed modes are kept, because the higher ones are artefacts of the truncated basis. That caps the trustworthy range at about 5.5 kHz for the 0.5 mm steel plate (higher for the other materials) - above it the overlay says so instead of inventing figures.</w:t>
+      </w:r>
+    </w:p>
     <w:p/>
     <w:p>
       <w:pPr>
@@ -5773,6 +7905,86 @@
                 <w:szCs w:val="20"/>
               </w:rPr>
               <w:t>Use Chladni Patterns when talking about plate nodal-line figures.</w:t>
+            </w:r>
+          </w:p>
+        </w:tc>
+      </w:tr>
+      <w:tr>
+        <w:trPr>
+          <w:jc w:val="center"/>
+        </w:trPr>
+        <w:tc>
+          <w:tcPr>
+            <w:tcW w:w="3456" w:type="dxa"/>
+            <w:tcBorders>
+              <w:top w:val="single" w:sz="4" w:space="0" w:color="D4D4D8"/>
+              <w:left w:val="single" w:sz="4" w:space="0" w:color="D4D4D8"/>
+              <w:bottom w:val="single" w:sz="4" w:space="0" w:color="D4D4D8"/>
+              <w:right w:val="single" w:sz="4" w:space="0" w:color="D4D4D8"/>
+            </w:tcBorders>
+          </w:tcPr>
+          <w:p>
+            <w:pPr>
+              <w:rPr>
+                <w:szCs w:val="20"/>
+              </w:rPr>
+            </w:pPr>
+            <w:r>
+              <w:rPr>
+                <w:color w:val="262626"/>
+                <w:szCs w:val="20"/>
+              </w:rPr>
+              <w:t xml:space="preserve">Expecting every frequency to make a figure in Real life mode</w:t>
+            </w:r>
+          </w:p>
+        </w:tc>
+        <w:tc>
+          <w:tcPr>
+            <w:tcW w:w="3456" w:type="dxa"/>
+            <w:tcBorders>
+              <w:top w:val="single" w:sz="4" w:space="0" w:color="D4D4D8"/>
+              <w:left w:val="single" w:sz="4" w:space="0" w:color="D4D4D8"/>
+              <w:bottom w:val="single" w:sz="4" w:space="0" w:color="D4D4D8"/>
+              <w:right w:val="single" w:sz="4" w:space="0" w:color="D4D4D8"/>
+            </w:tcBorders>
+          </w:tcPr>
+          <w:p>
+            <w:pPr>
+              <w:rPr>
+                <w:szCs w:val="20"/>
+              </w:rPr>
+            </w:pPr>
+            <w:r>
+              <w:rPr>
+                <w:color w:val="262626"/>
+                <w:szCs w:val="20"/>
+              </w:rPr>
+              <w:t xml:space="preserve">A real plate only draws clean figures on its resonances.</w:t>
+            </w:r>
+          </w:p>
+        </w:tc>
+        <w:tc>
+          <w:tcPr>
+            <w:tcW w:w="3456" w:type="dxa"/>
+            <w:tcBorders>
+              <w:top w:val="single" w:sz="4" w:space="0" w:color="D4D4D8"/>
+              <w:left w:val="single" w:sz="4" w:space="0" w:color="D4D4D8"/>
+              <w:bottom w:val="single" w:sz="4" w:space="0" w:color="D4D4D8"/>
+              <w:right w:val="single" w:sz="4" w:space="0" w:color="D4D4D8"/>
+            </w:tcBorders>
+          </w:tcPr>
+          <w:p>
+            <w:pPr>
+              <w:rPr>
+                <w:szCs w:val="20"/>
+              </w:rPr>
+            </w:pPr>
+            <w:r>
+              <w:rPr>
+                <w:color w:val="262626"/>
+                <w:szCs w:val="20"/>
+              </w:rPr>
+              <w:t xml:space="preserve">Use the Resonance buttons, Sweep, or Appendix B to find them.</w:t>
             </w:r>
           </w:p>
         </w:tc>
@@ -5903,7 +8115,31 @@
         <w:pStyle w:val="Zkladntext"/>
       </w:pPr>
       <w:r>
-        <w:t>Important limitation: this document describes ALTER product behaviour and a physically inspired real-time visualization model. It is not a promise of laboratory calibration against a specific manufactured plate.</w:t>
+        <w:t xml:space="preserve">W. Ritz, Theorie der Transversalschwingungen einer quadratischen Platte mit freien Rändern, Annalen der Physik 28 (1909): the original Rayleigh-Ritz solution of Chladni's free square plate - the method behind Real life mode.</w:t>
+      </w:r>
+    </w:p>
+    <w:p>
+      <w:pPr>
+        <w:pStyle w:val="Zkladntext"/>
+      </w:pPr>
+      <w:r>
+        <w:t xml:space="preserve">M. J. Gander and G. Wanner, From Euler, Ritz, and Galerkin to Modern Computing, SIAM Review 54(4), 2012: modern walkthrough of Ritz's Chladni computation, including comparisons with Chladni's own drawings.</w:t>
+      </w:r>
+    </w:p>
+    <w:p>
+      <w:pPr>
+        <w:pStyle w:val="Zkladntext"/>
+      </w:pPr>
+      <w:r>
+        <w:t xml:space="preserve">A. W. Leissa, Vibration of Plates (NASA SP-160), completely free square plate chapter: reference frequency parameters used to check the lowest computed modes.</w:t>
+      </w:r>
+    </w:p>
+    <w:p>
+      <w:pPr>
+        <w:pStyle w:val="Zkladntext"/>
+      </w:pPr>
+      <w:r>
+        <w:t>Important limitation: this document describes ALTER product behaviour: a physically inspired real-time visualization model (classic mode) and a numerically solved thin-plate model (Real life mode). It is not a promise of laboratory calibration against a specific manufactured plate.</w:t>
       </w:r>
     </w:p>
     <w:p>
@@ -5961,15 +8197,7 @@
         <w:t xml:space="preserve">Default reference: </w:t>
       </w:r>
       <w:r>
-        <w:t>Steel 0.5 mm, Aspect Ratio 1.00, Shift 0. The table shows which matched (</w:t>
-      </w:r>
-      <w:proofErr w:type="spellStart"/>
-      <w:r>
-        <w:t>m,n</w:t>
-      </w:r>
-      <w:proofErr w:type="spellEnd"/>
-      <w:r>
-        <w:t>) family is selected when the dominant perceptually weighted frequency falls into that range. This is the pre-shift selection: if Shift is +2, a matched (2,4) is displayed as approximately (4,6).</w:t>
+        <w:t>Steel 0.5 mm, Aspect Ratio 1.00, Shift 0. The table shows which matched (m,n) family is selected when the dominant perceptually weighted frequency falls into that range. This is the pre-shift selection: if Shift is +2, a matched (2,4) is displayed as approximately (4,6).</w:t>
       </w:r>
     </w:p>
     <w:p>
@@ -6171,21 +8399,12 @@
             <w:pPr>
               <w:spacing w:after="200" w:line="276" w:lineRule="auto"/>
             </w:pPr>
-            <w:proofErr w:type="spellStart"/>
             <w:r>
               <w:rPr>
                 <w:color w:val="000000"/>
                 <w:sz w:val="16"/>
               </w:rPr>
-              <w:t>Aluminium</w:t>
-            </w:r>
-            <w:proofErr w:type="spellEnd"/>
-            <w:r>
-              <w:rPr>
-                <w:color w:val="000000"/>
-                <w:sz w:val="16"/>
-              </w:rPr>
-              <w:t xml:space="preserve"> 1.0 mm</w:t>
+              <w:t xml:space="preserve">Aluminium 1.0 mm</w:t>
             </w:r>
           </w:p>
         </w:tc>
@@ -6419,25 +8638,7 @@
                 <w:color w:val="FFFFFF"/>
                 <w:sz w:val="17"/>
               </w:rPr>
-              <w:t>Matched mode (</w:t>
-            </w:r>
-            <w:proofErr w:type="spellStart"/>
-            <w:r>
-              <w:rPr>
-                <w:b/>
-                <w:color w:val="FFFFFF"/>
-                <w:sz w:val="17"/>
-              </w:rPr>
-              <w:t>m,n</w:t>
-            </w:r>
-            <w:proofErr w:type="spellEnd"/>
-            <w:r>
-              <w:rPr>
-                <w:b/>
-                <w:color w:val="FFFFFF"/>
-                <w:sz w:val="17"/>
-              </w:rPr>
-              <w:t>)</w:t>
+              <w:t>Matched mode (m,n)</w:t>
             </w:r>
           </w:p>
         </w:tc>
@@ -11486,7 +13687,7 @@
           <wp:inline distT="0" distB="0" distL="0" distR="0" wp14:anchorId="4A4AFFA3" wp14:editId="3A3DE2A3">
             <wp:extent cx="4621074" cy="4543121"/>
             <wp:effectExtent l="0" t="0" r="1905" b="3810"/>
-            <wp:docPr id="878338747" name="Obrázok 1" descr="Obrázok, na ktorom je text, snímka obrazovky, čierno-biela, dokument&#10;&#10;Obsah vygenerovaný umelou inteligenciou môže byť nesprávny."/>
+            <wp:docPr id="878338747" name="Obrázok 1" descr="Obrázok, na ktorom je text, snímka obrazovky, čierno-biela, dokument  Obsah vygenerovaný umelou inteligenciou môže byť nesprávny."/>
             <wp:cNvGraphicFramePr>
               <a:graphicFrameLocks xmlns:a="http://schemas.openxmlformats.org/drawingml/2006/main" noChangeAspect="1"/>
             </wp:cNvGraphicFramePr>
@@ -11494,7 +13695,7 @@
               <a:graphicData uri="http://schemas.openxmlformats.org/drawingml/2006/picture">
                 <pic:pic xmlns:pic="http://schemas.openxmlformats.org/drawingml/2006/picture">
                   <pic:nvPicPr>
-                    <pic:cNvPr id="878338747" name="Obrázok 1" descr="Obrázok, na ktorom je text, snímka obrazovky, čierno-biela, dokument&#10;&#10;Obsah vygenerovaný umelou inteligenciou môže byť nesprávny."/>
+                    <pic:cNvPr id="878338747" name="Obrázok 1" descr="Obrázok, na ktorom je text, snímka obrazovky, čierno-biela, dokument  Obsah vygenerovaný umelou inteligenciou môže byť nesprávny."/>
                     <pic:cNvPicPr/>
                   </pic:nvPicPr>
                   <pic:blipFill rotWithShape="1">
@@ -11524,6 +13725,6507 @@
             </a:graphic>
           </wp:inline>
         </w:drawing>
+      </w:r>
+    </w:p>
+    <w:p>
+      <w:pPr>
+        <w:keepNext/>
+        <w:keepLines/>
+        <w:spacing w:before="200" w:after="120"/>
+        <w:outlineLvl w:val="0"/>
+        <w:rPr>
+          <w:rFonts w:asciiTheme="majorHAnsi" w:eastAsiaTheme="majorEastAsia" w:hAnsiTheme="majorHAnsi" w:cstheme="majorBidi"/>
+          <w:b/>
+          <w:bCs/>
+          <w:color w:val="365F91" w:themeColor="accent1" w:themeShade="BF"/>
+          <w:sz w:val="28"/>
+          <w:szCs w:val="28"/>
+        </w:rPr>
+      </w:pPr>
+      <w:r>
+        <w:rPr>
+          <w:rFonts w:asciiTheme="majorHAnsi" w:eastAsiaTheme="majorEastAsia" w:hAnsiTheme="majorHAnsi" w:cstheme="majorBidi"/>
+          <w:b/>
+          <w:bCs/>
+          <w:color w:val="365F91" w:themeColor="accent1" w:themeShade="BF"/>
+          <w:sz w:val="28"/>
+          <w:szCs w:val="28"/>
+        </w:rPr>
+        <w:t>Appendix B - Real Life Mode Resonance Tables</w:t>
+      </w:r>
+    </w:p>
+    <w:p>
+      <w:pPr>
+        <w:pStyle w:val="Zkladntext"/>
+      </w:pPr>
+      <w:r>
+        <w:rPr>
+          <w:b/>
+        </w:rPr>
+        <w:t xml:space="preserve">Plate: </w:t>
+      </w:r>
+      <w:r>
+        <w:t xml:space="preserve">free square plate, 30 x 30 cm, all edges free. Materials as in the Material control: Aluminium 1.0 mm, Steel 0.5 mm, Glass 2.0 mm, Acrylic 3.0 mm. Values are the resonances the given drive point can actually excite - modes with a nodal line through the drive point are left out, because on a real plate they would not appear there either. Nearly identical (degenerate) pairs are listed once.</w:t>
+      </w:r>
+    </w:p>
+    <w:p>
+      <w:pPr>
+        <w:pStyle w:val="Zkladntext"/>
+      </w:pPr>
+      <w:r>
+        <w:rPr>
+          <w:b/>
+        </w:rPr>
+        <w:t xml:space="preserve">How to use it: </w:t>
+      </w:r>
+      <w:r>
+        <w:t xml:space="preserve">switch Drive to Manual, type the frequency into Frequency (or walk there with the Resonance buttons) and let the sand settle. Low entries are broad, simple figures; the figures get denser as you climb. Everything between two entries is a mixture - sometimes ugly, sometimes surprisingly beautiful.</w:t>
+      </w:r>
+    </w:p>
+    <w:p>
+      <w:pPr>
+        <w:keepNext/>
+        <w:keepLines/>
+        <w:spacing w:before="200" w:after="80"/>
+        <w:outlineLvl w:val="1"/>
+        <w:rPr>
+          <w:rFonts w:asciiTheme="majorHAnsi" w:eastAsiaTheme="majorEastAsia" w:hAnsiTheme="majorHAnsi" w:cstheme="majorBidi"/>
+          <w:b/>
+          <w:bCs/>
+          <w:color w:val="4F81BD" w:themeColor="accent1"/>
+          <w:sz w:val="26"/>
+          <w:szCs w:val="26"/>
+        </w:rPr>
+      </w:pPr>
+      <w:r>
+        <w:rPr>
+          <w:rFonts w:asciiTheme="majorHAnsi" w:eastAsiaTheme="majorEastAsia" w:hAnsiTheme="majorHAnsi" w:cstheme="majorBidi"/>
+          <w:b/>
+          <w:bCs/>
+          <w:color w:val="4F81BD" w:themeColor="accent1"/>
+          <w:sz w:val="26"/>
+          <w:szCs w:val="26"/>
+        </w:rPr>
+        <w:t>Steel 0.5 mm - first 20 resonances per drive point</w:t>
+      </w:r>
+    </w:p>
+    <w:tbl>
+      <w:tblPr>
+        <w:tblStyle w:val="Mriekatabuky"/>
+        <w:tblW w:w="0" w:type="auto"/>
+        <w:jc w:val="center"/>
+        <w:tblLook w:val="04A0" w:firstRow="1" w:lastRow="0" w:firstColumn="1" w:lastColumn="0" w:noHBand="0" w:noVBand="1"/>
+      </w:tblPr>
+      <w:tblGrid>
+        <w:gridCol w:w="1300"/>
+        <w:gridCol w:w="2267"/>
+        <w:gridCol w:w="2267"/>
+        <w:gridCol w:w="2267"/>
+        <w:gridCol w:w="2267"/>
+      </w:tblGrid>
+      <w:tr>
+        <w:trPr>
+          <w:tblHeader/>
+          <w:jc w:val="center"/>
+        </w:trPr>
+        <w:tc>
+          <w:tcPr>
+            <w:tcW w:w="1300" w:type="dxa"/>
+            <w:tcBorders>
+              <w:top w:val="single" w:sz="8" w:space="0" w:color="111827"/>
+              <w:left w:val="single" w:sz="8" w:space="0" w:color="111827"/>
+              <w:bottom w:val="single" w:sz="8" w:space="0" w:color="111827"/>
+              <w:right w:val="single" w:sz="8" w:space="0" w:color="111827"/>
+            </w:tcBorders>
+            <w:shd w:val="clear" w:color="auto" w:fill="111827"/>
+            <w:vAlign w:val="center"/>
+          </w:tcPr>
+          <w:p>
+            <w:pPr>
+              <w:jc w:val="center"/>
+              <w:rPr>
+                <w:szCs w:val="20"/>
+              </w:rPr>
+            </w:pPr>
+            <w:r>
+              <w:rPr>
+                <w:b/>
+                <w:color w:val="F5F5F5"/>
+                <w:szCs w:val="20"/>
+              </w:rPr>
+              <w:t xml:space="preserve">#</w:t>
+            </w:r>
+          </w:p>
+        </w:tc>
+        <w:tc>
+          <w:tcPr>
+            <w:tcW w:w="2267" w:type="dxa"/>
+            <w:tcBorders>
+              <w:top w:val="single" w:sz="8" w:space="0" w:color="111827"/>
+              <w:left w:val="single" w:sz="8" w:space="0" w:color="111827"/>
+              <w:bottom w:val="single" w:sz="8" w:space="0" w:color="111827"/>
+              <w:right w:val="single" w:sz="8" w:space="0" w:color="111827"/>
+            </w:tcBorders>
+            <w:shd w:val="clear" w:color="auto" w:fill="111827"/>
+            <w:vAlign w:val="center"/>
+          </w:tcPr>
+          <w:p>
+            <w:pPr>
+              <w:jc w:val="center"/>
+              <w:rPr>
+                <w:szCs w:val="20"/>
+              </w:rPr>
+            </w:pPr>
+            <w:r>
+              <w:rPr>
+                <w:b/>
+                <w:color w:val="F5F5F5"/>
+                <w:szCs w:val="20"/>
+              </w:rPr>
+              <w:t xml:space="preserve">Centre</w:t>
+            </w:r>
+          </w:p>
+        </w:tc>
+        <w:tc>
+          <w:tcPr>
+            <w:tcW w:w="2267" w:type="dxa"/>
+            <w:tcBorders>
+              <w:top w:val="single" w:sz="8" w:space="0" w:color="111827"/>
+              <w:left w:val="single" w:sz="8" w:space="0" w:color="111827"/>
+              <w:bottom w:val="single" w:sz="8" w:space="0" w:color="111827"/>
+              <w:right w:val="single" w:sz="8" w:space="0" w:color="111827"/>
+            </w:tcBorders>
+            <w:shd w:val="clear" w:color="auto" w:fill="111827"/>
+            <w:vAlign w:val="center"/>
+          </w:tcPr>
+          <w:p>
+            <w:pPr>
+              <w:jc w:val="center"/>
+              <w:rPr>
+                <w:szCs w:val="20"/>
+              </w:rPr>
+            </w:pPr>
+            <w:r>
+              <w:rPr>
+                <w:b/>
+                <w:color w:val="F5F5F5"/>
+                <w:szCs w:val="20"/>
+              </w:rPr>
+              <w:t xml:space="preserve">Off-centre</w:t>
+            </w:r>
+          </w:p>
+        </w:tc>
+        <w:tc>
+          <w:tcPr>
+            <w:tcW w:w="2267" w:type="dxa"/>
+            <w:tcBorders>
+              <w:top w:val="single" w:sz="8" w:space="0" w:color="111827"/>
+              <w:left w:val="single" w:sz="8" w:space="0" w:color="111827"/>
+              <w:bottom w:val="single" w:sz="8" w:space="0" w:color="111827"/>
+              <w:right w:val="single" w:sz="8" w:space="0" w:color="111827"/>
+            </w:tcBorders>
+            <w:shd w:val="clear" w:color="auto" w:fill="111827"/>
+            <w:vAlign w:val="center"/>
+          </w:tcPr>
+          <w:p>
+            <w:pPr>
+              <w:jc w:val="center"/>
+              <w:rPr>
+                <w:szCs w:val="20"/>
+              </w:rPr>
+            </w:pPr>
+            <w:r>
+              <w:rPr>
+                <w:b/>
+                <w:color w:val="F5F5F5"/>
+                <w:szCs w:val="20"/>
+              </w:rPr>
+              <w:t xml:space="preserve">Edge</w:t>
+            </w:r>
+          </w:p>
+        </w:tc>
+        <w:tc>
+          <w:tcPr>
+            <w:tcW w:w="2267" w:type="dxa"/>
+            <w:tcBorders>
+              <w:top w:val="single" w:sz="8" w:space="0" w:color="111827"/>
+              <w:left w:val="single" w:sz="8" w:space="0" w:color="111827"/>
+              <w:bottom w:val="single" w:sz="8" w:space="0" w:color="111827"/>
+              <w:right w:val="single" w:sz="8" w:space="0" w:color="111827"/>
+            </w:tcBorders>
+            <w:shd w:val="clear" w:color="auto" w:fill="111827"/>
+            <w:vAlign w:val="center"/>
+          </w:tcPr>
+          <w:p>
+            <w:pPr>
+              <w:jc w:val="center"/>
+              <w:rPr>
+                <w:szCs w:val="20"/>
+              </w:rPr>
+            </w:pPr>
+            <w:r>
+              <w:rPr>
+                <w:b/>
+                <w:color w:val="F5F5F5"/>
+                <w:szCs w:val="20"/>
+              </w:rPr>
+              <w:t xml:space="preserve">Corner</w:t>
+            </w:r>
+          </w:p>
+        </w:tc>
+      </w:tr>
+      <w:tr>
+        <w:trPr>
+          <w:jc w:val="center"/>
+        </w:trPr>
+        <w:tc>
+          <w:tcPr>
+            <w:tcW w:w="1300" w:type="dxa"/>
+            <w:tcBorders>
+              <w:top w:val="single" w:sz="4" w:space="0" w:color="D4D4D8"/>
+              <w:left w:val="single" w:sz="4" w:space="0" w:color="D4D4D8"/>
+              <w:bottom w:val="single" w:sz="4" w:space="0" w:color="D4D4D8"/>
+              <w:right w:val="single" w:sz="4" w:space="0" w:color="D4D4D8"/>
+            </w:tcBorders>
+          </w:tcPr>
+          <w:p>
+            <w:pPr>
+              <w:jc w:val="center"/>
+              <w:rPr>
+                <w:szCs w:val="20"/>
+              </w:rPr>
+            </w:pPr>
+            <w:r>
+              <w:rPr>
+                <w:b/>
+                <w:color w:val="262626"/>
+                <w:szCs w:val="20"/>
+              </w:rPr>
+              <w:t xml:space="preserve">1</w:t>
+            </w:r>
+          </w:p>
+        </w:tc>
+        <w:tc>
+          <w:tcPr>
+            <w:tcW w:w="2267" w:type="dxa"/>
+            <w:tcBorders>
+              <w:top w:val="single" w:sz="4" w:space="0" w:color="D4D4D8"/>
+              <w:left w:val="single" w:sz="4" w:space="0" w:color="D4D4D8"/>
+              <w:bottom w:val="single" w:sz="4" w:space="0" w:color="D4D4D8"/>
+              <w:right w:val="single" w:sz="4" w:space="0" w:color="D4D4D8"/>
+            </w:tcBorders>
+          </w:tcPr>
+          <w:p>
+            <w:pPr>
+              <w:jc w:val="center"/>
+              <w:rPr>
+                <w:szCs w:val="20"/>
+              </w:rPr>
+            </w:pPr>
+            <w:r>
+              <w:rPr>
+                <w:color w:val="262626"/>
+                <w:szCs w:val="20"/>
+              </w:rPr>
+              <w:t xml:space="preserve">32.5 Hz</w:t>
+            </w:r>
+          </w:p>
+        </w:tc>
+        <w:tc>
+          <w:tcPr>
+            <w:tcW w:w="2267" w:type="dxa"/>
+            <w:tcBorders>
+              <w:top w:val="single" w:sz="4" w:space="0" w:color="D4D4D8"/>
+              <w:left w:val="single" w:sz="4" w:space="0" w:color="D4D4D8"/>
+              <w:bottom w:val="single" w:sz="4" w:space="0" w:color="D4D4D8"/>
+              <w:right w:val="single" w:sz="4" w:space="0" w:color="D4D4D8"/>
+            </w:tcBorders>
+          </w:tcPr>
+          <w:p>
+            <w:pPr>
+              <w:jc w:val="center"/>
+              <w:rPr>
+                <w:szCs w:val="20"/>
+              </w:rPr>
+            </w:pPr>
+            <w:r>
+              <w:rPr>
+                <w:color w:val="262626"/>
+                <w:szCs w:val="20"/>
+              </w:rPr>
+              <w:t xml:space="preserve">18.4 Hz</w:t>
+            </w:r>
+          </w:p>
+        </w:tc>
+        <w:tc>
+          <w:tcPr>
+            <w:tcW w:w="2267" w:type="dxa"/>
+            <w:tcBorders>
+              <w:top w:val="single" w:sz="4" w:space="0" w:color="D4D4D8"/>
+              <w:left w:val="single" w:sz="4" w:space="0" w:color="D4D4D8"/>
+              <w:bottom w:val="single" w:sz="4" w:space="0" w:color="D4D4D8"/>
+              <w:right w:val="single" w:sz="4" w:space="0" w:color="D4D4D8"/>
+            </w:tcBorders>
+          </w:tcPr>
+          <w:p>
+            <w:pPr>
+              <w:jc w:val="center"/>
+              <w:rPr>
+                <w:szCs w:val="20"/>
+              </w:rPr>
+            </w:pPr>
+            <w:r>
+              <w:rPr>
+                <w:color w:val="262626"/>
+                <w:szCs w:val="20"/>
+              </w:rPr>
+              <w:t xml:space="preserve">26.7 Hz</w:t>
+            </w:r>
+          </w:p>
+        </w:tc>
+        <w:tc>
+          <w:tcPr>
+            <w:tcW w:w="2267" w:type="dxa"/>
+            <w:tcBorders>
+              <w:top w:val="single" w:sz="4" w:space="0" w:color="D4D4D8"/>
+              <w:left w:val="single" w:sz="4" w:space="0" w:color="D4D4D8"/>
+              <w:bottom w:val="single" w:sz="4" w:space="0" w:color="D4D4D8"/>
+              <w:right w:val="single" w:sz="4" w:space="0" w:color="D4D4D8"/>
+            </w:tcBorders>
+          </w:tcPr>
+          <w:p>
+            <w:pPr>
+              <w:jc w:val="center"/>
+              <w:rPr>
+                <w:szCs w:val="20"/>
+              </w:rPr>
+            </w:pPr>
+            <w:r>
+              <w:rPr>
+                <w:color w:val="262626"/>
+                <w:szCs w:val="20"/>
+              </w:rPr>
+              <w:t xml:space="preserve">18.4 Hz</w:t>
+            </w:r>
+          </w:p>
+        </w:tc>
+      </w:tr>
+      <w:tr>
+        <w:trPr>
+          <w:jc w:val="center"/>
+        </w:trPr>
+        <w:tc>
+          <w:tcPr>
+            <w:tcW w:w="1300" w:type="dxa"/>
+            <w:tcBorders>
+              <w:top w:val="single" w:sz="4" w:space="0" w:color="D4D4D8"/>
+              <w:left w:val="single" w:sz="4" w:space="0" w:color="D4D4D8"/>
+              <w:bottom w:val="single" w:sz="4" w:space="0" w:color="D4D4D8"/>
+              <w:right w:val="single" w:sz="4" w:space="0" w:color="D4D4D8"/>
+            </w:tcBorders>
+          </w:tcPr>
+          <w:p>
+            <w:pPr>
+              <w:jc w:val="center"/>
+              <w:rPr>
+                <w:szCs w:val="20"/>
+              </w:rPr>
+            </w:pPr>
+            <w:r>
+              <w:rPr>
+                <w:b/>
+                <w:color w:val="262626"/>
+                <w:szCs w:val="20"/>
+              </w:rPr>
+              <w:t xml:space="preserve">2</w:t>
+            </w:r>
+          </w:p>
+        </w:tc>
+        <w:tc>
+          <w:tcPr>
+            <w:tcW w:w="2267" w:type="dxa"/>
+            <w:tcBorders>
+              <w:top w:val="single" w:sz="4" w:space="0" w:color="D4D4D8"/>
+              <w:left w:val="single" w:sz="4" w:space="0" w:color="D4D4D8"/>
+              <w:bottom w:val="single" w:sz="4" w:space="0" w:color="D4D4D8"/>
+              <w:right w:val="single" w:sz="4" w:space="0" w:color="D4D4D8"/>
+            </w:tcBorders>
+          </w:tcPr>
+          <w:p>
+            <w:pPr>
+              <w:jc w:val="center"/>
+              <w:rPr>
+                <w:szCs w:val="20"/>
+              </w:rPr>
+            </w:pPr>
+            <w:r>
+              <w:rPr>
+                <w:color w:val="262626"/>
+                <w:szCs w:val="20"/>
+              </w:rPr>
+              <w:t xml:space="preserve">86.5 Hz</w:t>
+            </w:r>
+          </w:p>
+        </w:tc>
+        <w:tc>
+          <w:tcPr>
+            <w:tcW w:w="2267" w:type="dxa"/>
+            <w:tcBorders>
+              <w:top w:val="single" w:sz="4" w:space="0" w:color="D4D4D8"/>
+              <w:left w:val="single" w:sz="4" w:space="0" w:color="D4D4D8"/>
+              <w:bottom w:val="single" w:sz="4" w:space="0" w:color="D4D4D8"/>
+              <w:right w:val="single" w:sz="4" w:space="0" w:color="D4D4D8"/>
+            </w:tcBorders>
+          </w:tcPr>
+          <w:p>
+            <w:pPr>
+              <w:jc w:val="center"/>
+              <w:rPr>
+                <w:szCs w:val="20"/>
+              </w:rPr>
+            </w:pPr>
+            <w:r>
+              <w:rPr>
+                <w:color w:val="262626"/>
+                <w:szCs w:val="20"/>
+              </w:rPr>
+              <w:t xml:space="preserve">26.7 Hz</w:t>
+            </w:r>
+          </w:p>
+        </w:tc>
+        <w:tc>
+          <w:tcPr>
+            <w:tcW w:w="2267" w:type="dxa"/>
+            <w:tcBorders>
+              <w:top w:val="single" w:sz="4" w:space="0" w:color="D4D4D8"/>
+              <w:left w:val="single" w:sz="4" w:space="0" w:color="D4D4D8"/>
+              <w:bottom w:val="single" w:sz="4" w:space="0" w:color="D4D4D8"/>
+              <w:right w:val="single" w:sz="4" w:space="0" w:color="D4D4D8"/>
+            </w:tcBorders>
+          </w:tcPr>
+          <w:p>
+            <w:pPr>
+              <w:jc w:val="center"/>
+              <w:rPr>
+                <w:szCs w:val="20"/>
+              </w:rPr>
+            </w:pPr>
+            <w:r>
+              <w:rPr>
+                <w:color w:val="262626"/>
+                <w:szCs w:val="20"/>
+              </w:rPr>
+              <w:t xml:space="preserve">32.5 Hz</w:t>
+            </w:r>
+          </w:p>
+        </w:tc>
+        <w:tc>
+          <w:tcPr>
+            <w:tcW w:w="2267" w:type="dxa"/>
+            <w:tcBorders>
+              <w:top w:val="single" w:sz="4" w:space="0" w:color="D4D4D8"/>
+              <w:left w:val="single" w:sz="4" w:space="0" w:color="D4D4D8"/>
+              <w:bottom w:val="single" w:sz="4" w:space="0" w:color="D4D4D8"/>
+              <w:right w:val="single" w:sz="4" w:space="0" w:color="D4D4D8"/>
+            </w:tcBorders>
+          </w:tcPr>
+          <w:p>
+            <w:pPr>
+              <w:jc w:val="center"/>
+              <w:rPr>
+                <w:szCs w:val="20"/>
+              </w:rPr>
+            </w:pPr>
+            <w:r>
+              <w:rPr>
+                <w:color w:val="262626"/>
+                <w:szCs w:val="20"/>
+              </w:rPr>
+              <w:t xml:space="preserve">32.5 Hz</w:t>
+            </w:r>
+          </w:p>
+        </w:tc>
+      </w:tr>
+      <w:tr>
+        <w:trPr>
+          <w:jc w:val="center"/>
+        </w:trPr>
+        <w:tc>
+          <w:tcPr>
+            <w:tcW w:w="1300" w:type="dxa"/>
+            <w:tcBorders>
+              <w:top w:val="single" w:sz="4" w:space="0" w:color="D4D4D8"/>
+              <w:left w:val="single" w:sz="4" w:space="0" w:color="D4D4D8"/>
+              <w:bottom w:val="single" w:sz="4" w:space="0" w:color="D4D4D8"/>
+              <w:right w:val="single" w:sz="4" w:space="0" w:color="D4D4D8"/>
+            </w:tcBorders>
+          </w:tcPr>
+          <w:p>
+            <w:pPr>
+              <w:jc w:val="center"/>
+              <w:rPr>
+                <w:szCs w:val="20"/>
+              </w:rPr>
+            </w:pPr>
+            <w:r>
+              <w:rPr>
+                <w:b/>
+                <w:color w:val="262626"/>
+                <w:szCs w:val="20"/>
+              </w:rPr>
+              <w:t xml:space="preserve">3</w:t>
+            </w:r>
+          </w:p>
+        </w:tc>
+        <w:tc>
+          <w:tcPr>
+            <w:tcW w:w="2267" w:type="dxa"/>
+            <w:tcBorders>
+              <w:top w:val="single" w:sz="4" w:space="0" w:color="D4D4D8"/>
+              <w:left w:val="single" w:sz="4" w:space="0" w:color="D4D4D8"/>
+              <w:bottom w:val="single" w:sz="4" w:space="0" w:color="D4D4D8"/>
+              <w:right w:val="single" w:sz="4" w:space="0" w:color="D4D4D8"/>
+            </w:tcBorders>
+          </w:tcPr>
+          <w:p>
+            <w:pPr>
+              <w:jc w:val="center"/>
+              <w:rPr>
+                <w:szCs w:val="20"/>
+              </w:rPr>
+            </w:pPr>
+            <w:r>
+              <w:rPr>
+                <w:color w:val="262626"/>
+                <w:szCs w:val="20"/>
+              </w:rPr>
+              <w:t xml:space="preserve">164.8 Hz</w:t>
+            </w:r>
+          </w:p>
+        </w:tc>
+        <w:tc>
+          <w:tcPr>
+            <w:tcW w:w="2267" w:type="dxa"/>
+            <w:tcBorders>
+              <w:top w:val="single" w:sz="4" w:space="0" w:color="D4D4D8"/>
+              <w:left w:val="single" w:sz="4" w:space="0" w:color="D4D4D8"/>
+              <w:bottom w:val="single" w:sz="4" w:space="0" w:color="D4D4D8"/>
+              <w:right w:val="single" w:sz="4" w:space="0" w:color="D4D4D8"/>
+            </w:tcBorders>
+          </w:tcPr>
+          <w:p>
+            <w:pPr>
+              <w:jc w:val="center"/>
+              <w:rPr>
+                <w:szCs w:val="20"/>
+              </w:rPr>
+            </w:pPr>
+            <w:r>
+              <w:rPr>
+                <w:color w:val="262626"/>
+                <w:szCs w:val="20"/>
+              </w:rPr>
+              <w:t xml:space="preserve">32.5 Hz</w:t>
+            </w:r>
+          </w:p>
+        </w:tc>
+        <w:tc>
+          <w:tcPr>
+            <w:tcW w:w="2267" w:type="dxa"/>
+            <w:tcBorders>
+              <w:top w:val="single" w:sz="4" w:space="0" w:color="D4D4D8"/>
+              <w:left w:val="single" w:sz="4" w:space="0" w:color="D4D4D8"/>
+              <w:bottom w:val="single" w:sz="4" w:space="0" w:color="D4D4D8"/>
+              <w:right w:val="single" w:sz="4" w:space="0" w:color="D4D4D8"/>
+            </w:tcBorders>
+          </w:tcPr>
+          <w:p>
+            <w:pPr>
+              <w:jc w:val="center"/>
+              <w:rPr>
+                <w:szCs w:val="20"/>
+              </w:rPr>
+            </w:pPr>
+            <w:r>
+              <w:rPr>
+                <w:color w:val="262626"/>
+                <w:szCs w:val="20"/>
+              </w:rPr>
+              <w:t xml:space="preserve">47.3 Hz</w:t>
+            </w:r>
+          </w:p>
+        </w:tc>
+        <w:tc>
+          <w:tcPr>
+            <w:tcW w:w="2267" w:type="dxa"/>
+            <w:tcBorders>
+              <w:top w:val="single" w:sz="4" w:space="0" w:color="D4D4D8"/>
+              <w:left w:val="single" w:sz="4" w:space="0" w:color="D4D4D8"/>
+              <w:bottom w:val="single" w:sz="4" w:space="0" w:color="D4D4D8"/>
+              <w:right w:val="single" w:sz="4" w:space="0" w:color="D4D4D8"/>
+            </w:tcBorders>
+          </w:tcPr>
+          <w:p>
+            <w:pPr>
+              <w:jc w:val="center"/>
+              <w:rPr>
+                <w:szCs w:val="20"/>
+              </w:rPr>
+            </w:pPr>
+            <w:r>
+              <w:rPr>
+                <w:color w:val="262626"/>
+                <w:szCs w:val="20"/>
+              </w:rPr>
+              <w:t xml:space="preserve">47.3 Hz</w:t>
+            </w:r>
+          </w:p>
+        </w:tc>
+      </w:tr>
+      <w:tr>
+        <w:trPr>
+          <w:jc w:val="center"/>
+        </w:trPr>
+        <w:tc>
+          <w:tcPr>
+            <w:tcW w:w="1300" w:type="dxa"/>
+            <w:tcBorders>
+              <w:top w:val="single" w:sz="4" w:space="0" w:color="D4D4D8"/>
+              <w:left w:val="single" w:sz="4" w:space="0" w:color="D4D4D8"/>
+              <w:bottom w:val="single" w:sz="4" w:space="0" w:color="D4D4D8"/>
+              <w:right w:val="single" w:sz="4" w:space="0" w:color="D4D4D8"/>
+            </w:tcBorders>
+          </w:tcPr>
+          <w:p>
+            <w:pPr>
+              <w:jc w:val="center"/>
+              <w:rPr>
+                <w:szCs w:val="20"/>
+              </w:rPr>
+            </w:pPr>
+            <w:r>
+              <w:rPr>
+                <w:b/>
+                <w:color w:val="262626"/>
+                <w:szCs w:val="20"/>
+              </w:rPr>
+              <w:t xml:space="preserve">4</w:t>
+            </w:r>
+          </w:p>
+        </w:tc>
+        <w:tc>
+          <w:tcPr>
+            <w:tcW w:w="2267" w:type="dxa"/>
+            <w:tcBorders>
+              <w:top w:val="single" w:sz="4" w:space="0" w:color="D4D4D8"/>
+              <w:left w:val="single" w:sz="4" w:space="0" w:color="D4D4D8"/>
+              <w:bottom w:val="single" w:sz="4" w:space="0" w:color="D4D4D8"/>
+              <w:right w:val="single" w:sz="4" w:space="0" w:color="D4D4D8"/>
+            </w:tcBorders>
+          </w:tcPr>
+          <w:p>
+            <w:pPr>
+              <w:jc w:val="center"/>
+              <w:rPr>
+                <w:szCs w:val="20"/>
+              </w:rPr>
+            </w:pPr>
+            <w:r>
+              <w:rPr>
+                <w:color w:val="262626"/>
+                <w:szCs w:val="20"/>
+              </w:rPr>
+              <w:t xml:space="preserve">227.5 Hz</w:t>
+            </w:r>
+          </w:p>
+        </w:tc>
+        <w:tc>
+          <w:tcPr>
+            <w:tcW w:w="2267" w:type="dxa"/>
+            <w:tcBorders>
+              <w:top w:val="single" w:sz="4" w:space="0" w:color="D4D4D8"/>
+              <w:left w:val="single" w:sz="4" w:space="0" w:color="D4D4D8"/>
+              <w:bottom w:val="single" w:sz="4" w:space="0" w:color="D4D4D8"/>
+              <w:right w:val="single" w:sz="4" w:space="0" w:color="D4D4D8"/>
+            </w:tcBorders>
+          </w:tcPr>
+          <w:p>
+            <w:pPr>
+              <w:jc w:val="center"/>
+              <w:rPr>
+                <w:szCs w:val="20"/>
+              </w:rPr>
+            </w:pPr>
+            <w:r>
+              <w:rPr>
+                <w:color w:val="262626"/>
+                <w:szCs w:val="20"/>
+              </w:rPr>
+              <w:t xml:space="preserve">47.3 Hz</w:t>
+            </w:r>
+          </w:p>
+        </w:tc>
+        <w:tc>
+          <w:tcPr>
+            <w:tcW w:w="2267" w:type="dxa"/>
+            <w:tcBorders>
+              <w:top w:val="single" w:sz="4" w:space="0" w:color="D4D4D8"/>
+              <w:left w:val="single" w:sz="4" w:space="0" w:color="D4D4D8"/>
+              <w:bottom w:val="single" w:sz="4" w:space="0" w:color="D4D4D8"/>
+              <w:right w:val="single" w:sz="4" w:space="0" w:color="D4D4D8"/>
+            </w:tcBorders>
+          </w:tcPr>
+          <w:p>
+            <w:pPr>
+              <w:jc w:val="center"/>
+              <w:rPr>
+                <w:szCs w:val="20"/>
+              </w:rPr>
+            </w:pPr>
+            <w:r>
+              <w:rPr>
+                <w:color w:val="262626"/>
+                <w:szCs w:val="20"/>
+              </w:rPr>
+              <w:t xml:space="preserve">82.4 Hz</w:t>
+            </w:r>
+          </w:p>
+        </w:tc>
+        <w:tc>
+          <w:tcPr>
+            <w:tcW w:w="2267" w:type="dxa"/>
+            <w:tcBorders>
+              <w:top w:val="single" w:sz="4" w:space="0" w:color="D4D4D8"/>
+              <w:left w:val="single" w:sz="4" w:space="0" w:color="D4D4D8"/>
+              <w:bottom w:val="single" w:sz="4" w:space="0" w:color="D4D4D8"/>
+              <w:right w:val="single" w:sz="4" w:space="0" w:color="D4D4D8"/>
+            </w:tcBorders>
+          </w:tcPr>
+          <w:p>
+            <w:pPr>
+              <w:jc w:val="center"/>
+              <w:rPr>
+                <w:szCs w:val="20"/>
+              </w:rPr>
+            </w:pPr>
+            <w:r>
+              <w:rPr>
+                <w:color w:val="262626"/>
+                <w:szCs w:val="20"/>
+              </w:rPr>
+              <w:t xml:space="preserve">82.4 Hz</w:t>
+            </w:r>
+          </w:p>
+        </w:tc>
+      </w:tr>
+      <w:tr>
+        <w:trPr>
+          <w:jc w:val="center"/>
+        </w:trPr>
+        <w:tc>
+          <w:tcPr>
+            <w:tcW w:w="1300" w:type="dxa"/>
+            <w:tcBorders>
+              <w:top w:val="single" w:sz="4" w:space="0" w:color="D4D4D8"/>
+              <w:left w:val="single" w:sz="4" w:space="0" w:color="D4D4D8"/>
+              <w:bottom w:val="single" w:sz="4" w:space="0" w:color="D4D4D8"/>
+              <w:right w:val="single" w:sz="4" w:space="0" w:color="D4D4D8"/>
+            </w:tcBorders>
+          </w:tcPr>
+          <w:p>
+            <w:pPr>
+              <w:jc w:val="center"/>
+              <w:rPr>
+                <w:szCs w:val="20"/>
+              </w:rPr>
+            </w:pPr>
+            <w:r>
+              <w:rPr>
+                <w:b/>
+                <w:color w:val="262626"/>
+                <w:szCs w:val="20"/>
+              </w:rPr>
+              <w:t xml:space="preserve">5</w:t>
+            </w:r>
+          </w:p>
+        </w:tc>
+        <w:tc>
+          <w:tcPr>
+            <w:tcW w:w="2267" w:type="dxa"/>
+            <w:tcBorders>
+              <w:top w:val="single" w:sz="4" w:space="0" w:color="D4D4D8"/>
+              <w:left w:val="single" w:sz="4" w:space="0" w:color="D4D4D8"/>
+              <w:bottom w:val="single" w:sz="4" w:space="0" w:color="D4D4D8"/>
+              <w:right w:val="single" w:sz="4" w:space="0" w:color="D4D4D8"/>
+            </w:tcBorders>
+          </w:tcPr>
+          <w:p>
+            <w:pPr>
+              <w:jc w:val="center"/>
+              <w:rPr>
+                <w:szCs w:val="20"/>
+              </w:rPr>
+            </w:pPr>
+            <w:r>
+              <w:rPr>
+                <w:color w:val="262626"/>
+                <w:szCs w:val="20"/>
+              </w:rPr>
+              <w:t xml:space="preserve">380.3 Hz</w:t>
+            </w:r>
+          </w:p>
+        </w:tc>
+        <w:tc>
+          <w:tcPr>
+            <w:tcW w:w="2267" w:type="dxa"/>
+            <w:tcBorders>
+              <w:top w:val="single" w:sz="4" w:space="0" w:color="D4D4D8"/>
+              <w:left w:val="single" w:sz="4" w:space="0" w:color="D4D4D8"/>
+              <w:bottom w:val="single" w:sz="4" w:space="0" w:color="D4D4D8"/>
+              <w:right w:val="single" w:sz="4" w:space="0" w:color="D4D4D8"/>
+            </w:tcBorders>
+          </w:tcPr>
+          <w:p>
+            <w:pPr>
+              <w:jc w:val="center"/>
+              <w:rPr>
+                <w:szCs w:val="20"/>
+              </w:rPr>
+            </w:pPr>
+            <w:r>
+              <w:rPr>
+                <w:color w:val="262626"/>
+                <w:szCs w:val="20"/>
+              </w:rPr>
+              <w:t xml:space="preserve">82.4 Hz</w:t>
+            </w:r>
+          </w:p>
+        </w:tc>
+        <w:tc>
+          <w:tcPr>
+            <w:tcW w:w="2267" w:type="dxa"/>
+            <w:tcBorders>
+              <w:top w:val="single" w:sz="4" w:space="0" w:color="D4D4D8"/>
+              <w:left w:val="single" w:sz="4" w:space="0" w:color="D4D4D8"/>
+              <w:bottom w:val="single" w:sz="4" w:space="0" w:color="D4D4D8"/>
+              <w:right w:val="single" w:sz="4" w:space="0" w:color="D4D4D8"/>
+            </w:tcBorders>
+          </w:tcPr>
+          <w:p>
+            <w:pPr>
+              <w:jc w:val="center"/>
+              <w:rPr>
+                <w:szCs w:val="20"/>
+              </w:rPr>
+            </w:pPr>
+            <w:r>
+              <w:rPr>
+                <w:color w:val="262626"/>
+                <w:szCs w:val="20"/>
+              </w:rPr>
+              <w:t xml:space="preserve">86.5 Hz</w:t>
+            </w:r>
+          </w:p>
+        </w:tc>
+        <w:tc>
+          <w:tcPr>
+            <w:tcW w:w="2267" w:type="dxa"/>
+            <w:tcBorders>
+              <w:top w:val="single" w:sz="4" w:space="0" w:color="D4D4D8"/>
+              <w:left w:val="single" w:sz="4" w:space="0" w:color="D4D4D8"/>
+              <w:bottom w:val="single" w:sz="4" w:space="0" w:color="D4D4D8"/>
+              <w:right w:val="single" w:sz="4" w:space="0" w:color="D4D4D8"/>
+            </w:tcBorders>
+          </w:tcPr>
+          <w:p>
+            <w:pPr>
+              <w:jc w:val="center"/>
+              <w:rPr>
+                <w:szCs w:val="20"/>
+              </w:rPr>
+            </w:pPr>
+            <w:r>
+              <w:rPr>
+                <w:color w:val="262626"/>
+                <w:szCs w:val="20"/>
+              </w:rPr>
+              <w:t xml:space="preserve">86.5 Hz</w:t>
+            </w:r>
+          </w:p>
+        </w:tc>
+      </w:tr>
+      <w:tr>
+        <w:trPr>
+          <w:jc w:val="center"/>
+        </w:trPr>
+        <w:tc>
+          <w:tcPr>
+            <w:tcW w:w="1300" w:type="dxa"/>
+            <w:tcBorders>
+              <w:top w:val="single" w:sz="4" w:space="0" w:color="D4D4D8"/>
+              <w:left w:val="single" w:sz="4" w:space="0" w:color="D4D4D8"/>
+              <w:bottom w:val="single" w:sz="4" w:space="0" w:color="D4D4D8"/>
+              <w:right w:val="single" w:sz="4" w:space="0" w:color="D4D4D8"/>
+            </w:tcBorders>
+          </w:tcPr>
+          <w:p>
+            <w:pPr>
+              <w:jc w:val="center"/>
+              <w:rPr>
+                <w:szCs w:val="20"/>
+              </w:rPr>
+            </w:pPr>
+            <w:r>
+              <w:rPr>
+                <w:b/>
+                <w:color w:val="262626"/>
+                <w:szCs w:val="20"/>
+              </w:rPr>
+              <w:t xml:space="preserve">6</w:t>
+            </w:r>
+          </w:p>
+        </w:tc>
+        <w:tc>
+          <w:tcPr>
+            <w:tcW w:w="2267" w:type="dxa"/>
+            <w:tcBorders>
+              <w:top w:val="single" w:sz="4" w:space="0" w:color="D4D4D8"/>
+              <w:left w:val="single" w:sz="4" w:space="0" w:color="D4D4D8"/>
+              <w:bottom w:val="single" w:sz="4" w:space="0" w:color="D4D4D8"/>
+              <w:right w:val="single" w:sz="4" w:space="0" w:color="D4D4D8"/>
+            </w:tcBorders>
+          </w:tcPr>
+          <w:p>
+            <w:pPr>
+              <w:jc w:val="center"/>
+              <w:rPr>
+                <w:szCs w:val="20"/>
+              </w:rPr>
+            </w:pPr>
+            <w:r>
+              <w:rPr>
+                <w:color w:val="262626"/>
+                <w:szCs w:val="20"/>
+              </w:rPr>
+              <w:t xml:space="preserve">403.8 Hz</w:t>
+            </w:r>
+          </w:p>
+        </w:tc>
+        <w:tc>
+          <w:tcPr>
+            <w:tcW w:w="2267" w:type="dxa"/>
+            <w:tcBorders>
+              <w:top w:val="single" w:sz="4" w:space="0" w:color="D4D4D8"/>
+              <w:left w:val="single" w:sz="4" w:space="0" w:color="D4D4D8"/>
+              <w:bottom w:val="single" w:sz="4" w:space="0" w:color="D4D4D8"/>
+              <w:right w:val="single" w:sz="4" w:space="0" w:color="D4D4D8"/>
+            </w:tcBorders>
+          </w:tcPr>
+          <w:p>
+            <w:pPr>
+              <w:jc w:val="center"/>
+              <w:rPr>
+                <w:szCs w:val="20"/>
+              </w:rPr>
+            </w:pPr>
+            <w:r>
+              <w:rPr>
+                <w:color w:val="262626"/>
+                <w:szCs w:val="20"/>
+              </w:rPr>
+              <w:t xml:space="preserve">86.5 Hz</w:t>
+            </w:r>
+          </w:p>
+        </w:tc>
+        <w:tc>
+          <w:tcPr>
+            <w:tcW w:w="2267" w:type="dxa"/>
+            <w:tcBorders>
+              <w:top w:val="single" w:sz="4" w:space="0" w:color="D4D4D8"/>
+              <w:left w:val="single" w:sz="4" w:space="0" w:color="D4D4D8"/>
+              <w:bottom w:val="single" w:sz="4" w:space="0" w:color="D4D4D8"/>
+              <w:right w:val="single" w:sz="4" w:space="0" w:color="D4D4D8"/>
+            </w:tcBorders>
+          </w:tcPr>
+          <w:p>
+            <w:pPr>
+              <w:jc w:val="center"/>
+              <w:rPr>
+                <w:szCs w:val="20"/>
+              </w:rPr>
+            </w:pPr>
+            <w:r>
+              <w:rPr>
+                <w:color w:val="262626"/>
+                <w:szCs w:val="20"/>
+              </w:rPr>
+              <w:t xml:space="preserve">143.0 Hz</w:t>
+            </w:r>
+          </w:p>
+        </w:tc>
+        <w:tc>
+          <w:tcPr>
+            <w:tcW w:w="2267" w:type="dxa"/>
+            <w:tcBorders>
+              <w:top w:val="single" w:sz="4" w:space="0" w:color="D4D4D8"/>
+              <w:left w:val="single" w:sz="4" w:space="0" w:color="D4D4D8"/>
+              <w:bottom w:val="single" w:sz="4" w:space="0" w:color="D4D4D8"/>
+              <w:right w:val="single" w:sz="4" w:space="0" w:color="D4D4D8"/>
+            </w:tcBorders>
+          </w:tcPr>
+          <w:p>
+            <w:pPr>
+              <w:jc w:val="center"/>
+              <w:rPr>
+                <w:szCs w:val="20"/>
+              </w:rPr>
+            </w:pPr>
+            <w:r>
+              <w:rPr>
+                <w:color w:val="262626"/>
+                <w:szCs w:val="20"/>
+              </w:rPr>
+              <w:t xml:space="preserve">104.0 Hz</w:t>
+            </w:r>
+          </w:p>
+        </w:tc>
+      </w:tr>
+      <w:tr>
+        <w:trPr>
+          <w:jc w:val="center"/>
+        </w:trPr>
+        <w:tc>
+          <w:tcPr>
+            <w:tcW w:w="1300" w:type="dxa"/>
+            <w:tcBorders>
+              <w:top w:val="single" w:sz="4" w:space="0" w:color="D4D4D8"/>
+              <w:left w:val="single" w:sz="4" w:space="0" w:color="D4D4D8"/>
+              <w:bottom w:val="single" w:sz="4" w:space="0" w:color="D4D4D8"/>
+              <w:right w:val="single" w:sz="4" w:space="0" w:color="D4D4D8"/>
+            </w:tcBorders>
+          </w:tcPr>
+          <w:p>
+            <w:pPr>
+              <w:jc w:val="center"/>
+              <w:rPr>
+                <w:szCs w:val="20"/>
+              </w:rPr>
+            </w:pPr>
+            <w:r>
+              <w:rPr>
+                <w:b/>
+                <w:color w:val="262626"/>
+                <w:szCs w:val="20"/>
+              </w:rPr>
+              <w:t xml:space="preserve">7</w:t>
+            </w:r>
+          </w:p>
+        </w:tc>
+        <w:tc>
+          <w:tcPr>
+            <w:tcW w:w="2267" w:type="dxa"/>
+            <w:tcBorders>
+              <w:top w:val="single" w:sz="4" w:space="0" w:color="D4D4D8"/>
+              <w:left w:val="single" w:sz="4" w:space="0" w:color="D4D4D8"/>
+              <w:bottom w:val="single" w:sz="4" w:space="0" w:color="D4D4D8"/>
+              <w:right w:val="single" w:sz="4" w:space="0" w:color="D4D4D8"/>
+            </w:tcBorders>
+          </w:tcPr>
+          <w:p>
+            <w:pPr>
+              <w:jc w:val="center"/>
+              <w:rPr>
+                <w:szCs w:val="20"/>
+              </w:rPr>
+            </w:pPr>
+            <w:r>
+              <w:rPr>
+                <w:color w:val="262626"/>
+                <w:szCs w:val="20"/>
+              </w:rPr>
+              <w:t xml:space="preserve">464.9 Hz</w:t>
+            </w:r>
+          </w:p>
+        </w:tc>
+        <w:tc>
+          <w:tcPr>
+            <w:tcW w:w="2267" w:type="dxa"/>
+            <w:tcBorders>
+              <w:top w:val="single" w:sz="4" w:space="0" w:color="D4D4D8"/>
+              <w:left w:val="single" w:sz="4" w:space="0" w:color="D4D4D8"/>
+              <w:bottom w:val="single" w:sz="4" w:space="0" w:color="D4D4D8"/>
+              <w:right w:val="single" w:sz="4" w:space="0" w:color="D4D4D8"/>
+            </w:tcBorders>
+          </w:tcPr>
+          <w:p>
+            <w:pPr>
+              <w:jc w:val="center"/>
+              <w:rPr>
+                <w:szCs w:val="20"/>
+              </w:rPr>
+            </w:pPr>
+            <w:r>
+              <w:rPr>
+                <w:color w:val="262626"/>
+                <w:szCs w:val="20"/>
+              </w:rPr>
+              <w:t xml:space="preserve">104.0 Hz</w:t>
+            </w:r>
+          </w:p>
+        </w:tc>
+        <w:tc>
+          <w:tcPr>
+            <w:tcW w:w="2267" w:type="dxa"/>
+            <w:tcBorders>
+              <w:top w:val="single" w:sz="4" w:space="0" w:color="D4D4D8"/>
+              <w:left w:val="single" w:sz="4" w:space="0" w:color="D4D4D8"/>
+              <w:bottom w:val="single" w:sz="4" w:space="0" w:color="D4D4D8"/>
+              <w:right w:val="single" w:sz="4" w:space="0" w:color="D4D4D8"/>
+            </w:tcBorders>
+          </w:tcPr>
+          <w:p>
+            <w:pPr>
+              <w:jc w:val="center"/>
+              <w:rPr>
+                <w:szCs w:val="20"/>
+              </w:rPr>
+            </w:pPr>
+            <w:r>
+              <w:rPr>
+                <w:color w:val="262626"/>
+                <w:szCs w:val="20"/>
+              </w:rPr>
+              <w:t xml:space="preserve">164.8 Hz</w:t>
+            </w:r>
+          </w:p>
+        </w:tc>
+        <w:tc>
+          <w:tcPr>
+            <w:tcW w:w="2267" w:type="dxa"/>
+            <w:tcBorders>
+              <w:top w:val="single" w:sz="4" w:space="0" w:color="D4D4D8"/>
+              <w:left w:val="single" w:sz="4" w:space="0" w:color="D4D4D8"/>
+              <w:bottom w:val="single" w:sz="4" w:space="0" w:color="D4D4D8"/>
+              <w:right w:val="single" w:sz="4" w:space="0" w:color="D4D4D8"/>
+            </w:tcBorders>
+          </w:tcPr>
+          <w:p>
+            <w:pPr>
+              <w:jc w:val="center"/>
+              <w:rPr>
+                <w:szCs w:val="20"/>
+              </w:rPr>
+            </w:pPr>
+            <w:r>
+              <w:rPr>
+                <w:color w:val="262626"/>
+                <w:szCs w:val="20"/>
+              </w:rPr>
+              <w:t xml:space="preserve">143.0 Hz</w:t>
+            </w:r>
+          </w:p>
+        </w:tc>
+      </w:tr>
+      <w:tr>
+        <w:trPr>
+          <w:jc w:val="center"/>
+        </w:trPr>
+        <w:tc>
+          <w:tcPr>
+            <w:tcW w:w="1300" w:type="dxa"/>
+            <w:tcBorders>
+              <w:top w:val="single" w:sz="4" w:space="0" w:color="D4D4D8"/>
+              <w:left w:val="single" w:sz="4" w:space="0" w:color="D4D4D8"/>
+              <w:bottom w:val="single" w:sz="4" w:space="0" w:color="D4D4D8"/>
+              <w:right w:val="single" w:sz="4" w:space="0" w:color="D4D4D8"/>
+            </w:tcBorders>
+          </w:tcPr>
+          <w:p>
+            <w:pPr>
+              <w:jc w:val="center"/>
+              <w:rPr>
+                <w:szCs w:val="20"/>
+              </w:rPr>
+            </w:pPr>
+            <w:r>
+              <w:rPr>
+                <w:b/>
+                <w:color w:val="262626"/>
+                <w:szCs w:val="20"/>
+              </w:rPr>
+              <w:t xml:space="preserve">8</w:t>
+            </w:r>
+          </w:p>
+        </w:tc>
+        <w:tc>
+          <w:tcPr>
+            <w:tcW w:w="2267" w:type="dxa"/>
+            <w:tcBorders>
+              <w:top w:val="single" w:sz="4" w:space="0" w:color="D4D4D8"/>
+              <w:left w:val="single" w:sz="4" w:space="0" w:color="D4D4D8"/>
+              <w:bottom w:val="single" w:sz="4" w:space="0" w:color="D4D4D8"/>
+              <w:right w:val="single" w:sz="4" w:space="0" w:color="D4D4D8"/>
+            </w:tcBorders>
+          </w:tcPr>
+          <w:p>
+            <w:pPr>
+              <w:jc w:val="center"/>
+              <w:rPr>
+                <w:szCs w:val="20"/>
+              </w:rPr>
+            </w:pPr>
+            <w:r>
+              <w:rPr>
+                <w:color w:val="262626"/>
+                <w:szCs w:val="20"/>
+              </w:rPr>
+              <w:t xml:space="preserve">631.3 Hz</w:t>
+            </w:r>
+          </w:p>
+        </w:tc>
+        <w:tc>
+          <w:tcPr>
+            <w:tcW w:w="2267" w:type="dxa"/>
+            <w:tcBorders>
+              <w:top w:val="single" w:sz="4" w:space="0" w:color="D4D4D8"/>
+              <w:left w:val="single" w:sz="4" w:space="0" w:color="D4D4D8"/>
+              <w:bottom w:val="single" w:sz="4" w:space="0" w:color="D4D4D8"/>
+              <w:right w:val="single" w:sz="4" w:space="0" w:color="D4D4D8"/>
+            </w:tcBorders>
+          </w:tcPr>
+          <w:p>
+            <w:pPr>
+              <w:jc w:val="center"/>
+              <w:rPr>
+                <w:szCs w:val="20"/>
+              </w:rPr>
+            </w:pPr>
+            <w:r>
+              <w:rPr>
+                <w:color w:val="262626"/>
+                <w:szCs w:val="20"/>
+              </w:rPr>
+              <w:t xml:space="preserve">143.0 Hz</w:t>
+            </w:r>
+          </w:p>
+        </w:tc>
+        <w:tc>
+          <w:tcPr>
+            <w:tcW w:w="2267" w:type="dxa"/>
+            <w:tcBorders>
+              <w:top w:val="single" w:sz="4" w:space="0" w:color="D4D4D8"/>
+              <w:left w:val="single" w:sz="4" w:space="0" w:color="D4D4D8"/>
+              <w:bottom w:val="single" w:sz="4" w:space="0" w:color="D4D4D8"/>
+              <w:right w:val="single" w:sz="4" w:space="0" w:color="D4D4D8"/>
+            </w:tcBorders>
+          </w:tcPr>
+          <w:p>
+            <w:pPr>
+              <w:jc w:val="center"/>
+              <w:rPr>
+                <w:szCs w:val="20"/>
+              </w:rPr>
+            </w:pPr>
+            <w:r>
+              <w:rPr>
+                <w:color w:val="262626"/>
+                <w:szCs w:val="20"/>
+              </w:rPr>
+              <w:t xml:space="preserve">177.5 Hz</w:t>
+            </w:r>
+          </w:p>
+        </w:tc>
+        <w:tc>
+          <w:tcPr>
+            <w:tcW w:w="2267" w:type="dxa"/>
+            <w:tcBorders>
+              <w:top w:val="single" w:sz="4" w:space="0" w:color="D4D4D8"/>
+              <w:left w:val="single" w:sz="4" w:space="0" w:color="D4D4D8"/>
+              <w:bottom w:val="single" w:sz="4" w:space="0" w:color="D4D4D8"/>
+              <w:right w:val="single" w:sz="4" w:space="0" w:color="D4D4D8"/>
+            </w:tcBorders>
+          </w:tcPr>
+          <w:p>
+            <w:pPr>
+              <w:jc w:val="center"/>
+              <w:rPr>
+                <w:szCs w:val="20"/>
+              </w:rPr>
+            </w:pPr>
+            <w:r>
+              <w:rPr>
+                <w:color w:val="262626"/>
+                <w:szCs w:val="20"/>
+              </w:rPr>
+              <w:t xml:space="preserve">164.8 Hz</w:t>
+            </w:r>
+          </w:p>
+        </w:tc>
+      </w:tr>
+      <w:tr>
+        <w:trPr>
+          <w:jc w:val="center"/>
+        </w:trPr>
+        <w:tc>
+          <w:tcPr>
+            <w:tcW w:w="1300" w:type="dxa"/>
+            <w:tcBorders>
+              <w:top w:val="single" w:sz="4" w:space="0" w:color="D4D4D8"/>
+              <w:left w:val="single" w:sz="4" w:space="0" w:color="D4D4D8"/>
+              <w:bottom w:val="single" w:sz="4" w:space="0" w:color="D4D4D8"/>
+              <w:right w:val="single" w:sz="4" w:space="0" w:color="D4D4D8"/>
+            </w:tcBorders>
+          </w:tcPr>
+          <w:p>
+            <w:pPr>
+              <w:jc w:val="center"/>
+              <w:rPr>
+                <w:szCs w:val="20"/>
+              </w:rPr>
+            </w:pPr>
+            <w:r>
+              <w:rPr>
+                <w:b/>
+                <w:color w:val="262626"/>
+                <w:szCs w:val="20"/>
+              </w:rPr>
+              <w:t xml:space="preserve">9</w:t>
+            </w:r>
+          </w:p>
+        </w:tc>
+        <w:tc>
+          <w:tcPr>
+            <w:tcW w:w="2267" w:type="dxa"/>
+            <w:tcBorders>
+              <w:top w:val="single" w:sz="4" w:space="0" w:color="D4D4D8"/>
+              <w:left w:val="single" w:sz="4" w:space="0" w:color="D4D4D8"/>
+              <w:bottom w:val="single" w:sz="4" w:space="0" w:color="D4D4D8"/>
+              <w:right w:val="single" w:sz="4" w:space="0" w:color="D4D4D8"/>
+            </w:tcBorders>
+          </w:tcPr>
+          <w:p>
+            <w:pPr>
+              <w:jc w:val="center"/>
+              <w:rPr>
+                <w:szCs w:val="20"/>
+              </w:rPr>
+            </w:pPr>
+            <w:r>
+              <w:rPr>
+                <w:color w:val="262626"/>
+                <w:szCs w:val="20"/>
+              </w:rPr>
+              <w:t xml:space="preserve">748.4 Hz</w:t>
+            </w:r>
+          </w:p>
+        </w:tc>
+        <w:tc>
+          <w:tcPr>
+            <w:tcW w:w="2267" w:type="dxa"/>
+            <w:tcBorders>
+              <w:top w:val="single" w:sz="4" w:space="0" w:color="D4D4D8"/>
+              <w:left w:val="single" w:sz="4" w:space="0" w:color="D4D4D8"/>
+              <w:bottom w:val="single" w:sz="4" w:space="0" w:color="D4D4D8"/>
+              <w:right w:val="single" w:sz="4" w:space="0" w:color="D4D4D8"/>
+            </w:tcBorders>
+          </w:tcPr>
+          <w:p>
+            <w:pPr>
+              <w:jc w:val="center"/>
+              <w:rPr>
+                <w:szCs w:val="20"/>
+              </w:rPr>
+            </w:pPr>
+            <w:r>
+              <w:rPr>
+                <w:color w:val="262626"/>
+                <w:szCs w:val="20"/>
+              </w:rPr>
+              <w:t xml:space="preserve">158.2 Hz</w:t>
+            </w:r>
+          </w:p>
+        </w:tc>
+        <w:tc>
+          <w:tcPr>
+            <w:tcW w:w="2267" w:type="dxa"/>
+            <w:tcBorders>
+              <w:top w:val="single" w:sz="4" w:space="0" w:color="D4D4D8"/>
+              <w:left w:val="single" w:sz="4" w:space="0" w:color="D4D4D8"/>
+              <w:bottom w:val="single" w:sz="4" w:space="0" w:color="D4D4D8"/>
+              <w:right w:val="single" w:sz="4" w:space="0" w:color="D4D4D8"/>
+            </w:tcBorders>
+          </w:tcPr>
+          <w:p>
+            <w:pPr>
+              <w:jc w:val="center"/>
+              <w:rPr>
+                <w:szCs w:val="20"/>
+              </w:rPr>
+            </w:pPr>
+            <w:r>
+              <w:rPr>
+                <w:color w:val="262626"/>
+                <w:szCs w:val="20"/>
+              </w:rPr>
+              <w:t xml:space="preserve">218.7 Hz</w:t>
+            </w:r>
+          </w:p>
+        </w:tc>
+        <w:tc>
+          <w:tcPr>
+            <w:tcW w:w="2267" w:type="dxa"/>
+            <w:tcBorders>
+              <w:top w:val="single" w:sz="4" w:space="0" w:color="D4D4D8"/>
+              <w:left w:val="single" w:sz="4" w:space="0" w:color="D4D4D8"/>
+              <w:bottom w:val="single" w:sz="4" w:space="0" w:color="D4D4D8"/>
+              <w:right w:val="single" w:sz="4" w:space="0" w:color="D4D4D8"/>
+            </w:tcBorders>
+          </w:tcPr>
+          <w:p>
+            <w:pPr>
+              <w:jc w:val="center"/>
+              <w:rPr>
+                <w:szCs w:val="20"/>
+              </w:rPr>
+            </w:pPr>
+            <w:r>
+              <w:rPr>
+                <w:color w:val="262626"/>
+                <w:szCs w:val="20"/>
+              </w:rPr>
+              <w:t xml:space="preserve">177.5 Hz</w:t>
+            </w:r>
+          </w:p>
+        </w:tc>
+      </w:tr>
+      <w:tr>
+        <w:trPr>
+          <w:jc w:val="center"/>
+        </w:trPr>
+        <w:tc>
+          <w:tcPr>
+            <w:tcW w:w="1300" w:type="dxa"/>
+            <w:tcBorders>
+              <w:top w:val="single" w:sz="4" w:space="0" w:color="D4D4D8"/>
+              <w:left w:val="single" w:sz="4" w:space="0" w:color="D4D4D8"/>
+              <w:bottom w:val="single" w:sz="4" w:space="0" w:color="D4D4D8"/>
+              <w:right w:val="single" w:sz="4" w:space="0" w:color="D4D4D8"/>
+            </w:tcBorders>
+          </w:tcPr>
+          <w:p>
+            <w:pPr>
+              <w:jc w:val="center"/>
+              <w:rPr>
+                <w:szCs w:val="20"/>
+              </w:rPr>
+            </w:pPr>
+            <w:r>
+              <w:rPr>
+                <w:b/>
+                <w:color w:val="262626"/>
+                <w:szCs w:val="20"/>
+              </w:rPr>
+              <w:t xml:space="preserve">10</w:t>
+            </w:r>
+          </w:p>
+        </w:tc>
+        <w:tc>
+          <w:tcPr>
+            <w:tcW w:w="2267" w:type="dxa"/>
+            <w:tcBorders>
+              <w:top w:val="single" w:sz="4" w:space="0" w:color="D4D4D8"/>
+              <w:left w:val="single" w:sz="4" w:space="0" w:color="D4D4D8"/>
+              <w:bottom w:val="single" w:sz="4" w:space="0" w:color="D4D4D8"/>
+              <w:right w:val="single" w:sz="4" w:space="0" w:color="D4D4D8"/>
+            </w:tcBorders>
+          </w:tcPr>
+          <w:p>
+            <w:pPr>
+              <w:jc w:val="center"/>
+              <w:rPr>
+                <w:szCs w:val="20"/>
+              </w:rPr>
+            </w:pPr>
+            <w:r>
+              <w:rPr>
+                <w:color w:val="262626"/>
+                <w:szCs w:val="20"/>
+              </w:rPr>
+              <w:t xml:space="preserve">807.6 Hz</w:t>
+            </w:r>
+          </w:p>
+        </w:tc>
+        <w:tc>
+          <w:tcPr>
+            <w:tcW w:w="2267" w:type="dxa"/>
+            <w:tcBorders>
+              <w:top w:val="single" w:sz="4" w:space="0" w:color="D4D4D8"/>
+              <w:left w:val="single" w:sz="4" w:space="0" w:color="D4D4D8"/>
+              <w:bottom w:val="single" w:sz="4" w:space="0" w:color="D4D4D8"/>
+              <w:right w:val="single" w:sz="4" w:space="0" w:color="D4D4D8"/>
+            </w:tcBorders>
+          </w:tcPr>
+          <w:p>
+            <w:pPr>
+              <w:jc w:val="center"/>
+              <w:rPr>
+                <w:szCs w:val="20"/>
+              </w:rPr>
+            </w:pPr>
+            <w:r>
+              <w:rPr>
+                <w:color w:val="262626"/>
+                <w:szCs w:val="20"/>
+              </w:rPr>
+              <w:t xml:space="preserve">164.8 Hz</w:t>
+            </w:r>
+          </w:p>
+        </w:tc>
+        <w:tc>
+          <w:tcPr>
+            <w:tcW w:w="2267" w:type="dxa"/>
+            <w:tcBorders>
+              <w:top w:val="single" w:sz="4" w:space="0" w:color="D4D4D8"/>
+              <w:left w:val="single" w:sz="4" w:space="0" w:color="D4D4D8"/>
+              <w:bottom w:val="single" w:sz="4" w:space="0" w:color="D4D4D8"/>
+              <w:right w:val="single" w:sz="4" w:space="0" w:color="D4D4D8"/>
+            </w:tcBorders>
+          </w:tcPr>
+          <w:p>
+            <w:pPr>
+              <w:jc w:val="center"/>
+              <w:rPr>
+                <w:szCs w:val="20"/>
+              </w:rPr>
+            </w:pPr>
+            <w:r>
+              <w:rPr>
+                <w:color w:val="262626"/>
+                <w:szCs w:val="20"/>
+              </w:rPr>
+              <w:t xml:space="preserve">227.5 Hz</w:t>
+            </w:r>
+          </w:p>
+        </w:tc>
+        <w:tc>
+          <w:tcPr>
+            <w:tcW w:w="2267" w:type="dxa"/>
+            <w:tcBorders>
+              <w:top w:val="single" w:sz="4" w:space="0" w:color="D4D4D8"/>
+              <w:left w:val="single" w:sz="4" w:space="0" w:color="D4D4D8"/>
+              <w:bottom w:val="single" w:sz="4" w:space="0" w:color="D4D4D8"/>
+              <w:right w:val="single" w:sz="4" w:space="0" w:color="D4D4D8"/>
+            </w:tcBorders>
+          </w:tcPr>
+          <w:p>
+            <w:pPr>
+              <w:jc w:val="center"/>
+              <w:rPr>
+                <w:szCs w:val="20"/>
+              </w:rPr>
+            </w:pPr>
+            <w:r>
+              <w:rPr>
+                <w:color w:val="262626"/>
+                <w:szCs w:val="20"/>
+              </w:rPr>
+              <w:t xml:space="preserve">207.1 Hz</w:t>
+            </w:r>
+          </w:p>
+        </w:tc>
+      </w:tr>
+      <w:tr>
+        <w:trPr>
+          <w:jc w:val="center"/>
+        </w:trPr>
+        <w:tc>
+          <w:tcPr>
+            <w:tcW w:w="1300" w:type="dxa"/>
+            <w:tcBorders>
+              <w:top w:val="single" w:sz="4" w:space="0" w:color="D4D4D8"/>
+              <w:left w:val="single" w:sz="4" w:space="0" w:color="D4D4D8"/>
+              <w:bottom w:val="single" w:sz="4" w:space="0" w:color="D4D4D8"/>
+              <w:right w:val="single" w:sz="4" w:space="0" w:color="D4D4D8"/>
+            </w:tcBorders>
+          </w:tcPr>
+          <w:p>
+            <w:pPr>
+              <w:jc w:val="center"/>
+              <w:rPr>
+                <w:szCs w:val="20"/>
+              </w:rPr>
+            </w:pPr>
+            <w:r>
+              <w:rPr>
+                <w:b/>
+                <w:color w:val="262626"/>
+                <w:szCs w:val="20"/>
+              </w:rPr>
+              <w:t xml:space="preserve">11</w:t>
+            </w:r>
+          </w:p>
+        </w:tc>
+        <w:tc>
+          <w:tcPr>
+            <w:tcW w:w="2267" w:type="dxa"/>
+            <w:tcBorders>
+              <w:top w:val="single" w:sz="4" w:space="0" w:color="D4D4D8"/>
+              <w:left w:val="single" w:sz="4" w:space="0" w:color="D4D4D8"/>
+              <w:bottom w:val="single" w:sz="4" w:space="0" w:color="D4D4D8"/>
+              <w:right w:val="single" w:sz="4" w:space="0" w:color="D4D4D8"/>
+            </w:tcBorders>
+          </w:tcPr>
+          <w:p>
+            <w:pPr>
+              <w:jc w:val="center"/>
+              <w:rPr>
+                <w:szCs w:val="20"/>
+              </w:rPr>
+            </w:pPr>
+            <w:r>
+              <w:rPr>
+                <w:color w:val="262626"/>
+                <w:szCs w:val="20"/>
+              </w:rPr>
+              <w:t xml:space="preserve">887.8 Hz</w:t>
+            </w:r>
+          </w:p>
+        </w:tc>
+        <w:tc>
+          <w:tcPr>
+            <w:tcW w:w="2267" w:type="dxa"/>
+            <w:tcBorders>
+              <w:top w:val="single" w:sz="4" w:space="0" w:color="D4D4D8"/>
+              <w:left w:val="single" w:sz="4" w:space="0" w:color="D4D4D8"/>
+              <w:bottom w:val="single" w:sz="4" w:space="0" w:color="D4D4D8"/>
+              <w:right w:val="single" w:sz="4" w:space="0" w:color="D4D4D8"/>
+            </w:tcBorders>
+          </w:tcPr>
+          <w:p>
+            <w:pPr>
+              <w:jc w:val="center"/>
+              <w:rPr>
+                <w:szCs w:val="20"/>
+              </w:rPr>
+            </w:pPr>
+            <w:r>
+              <w:rPr>
+                <w:color w:val="262626"/>
+                <w:szCs w:val="20"/>
+              </w:rPr>
+              <w:t xml:space="preserve">177.5 Hz</w:t>
+            </w:r>
+          </w:p>
+        </w:tc>
+        <w:tc>
+          <w:tcPr>
+            <w:tcW w:w="2267" w:type="dxa"/>
+            <w:tcBorders>
+              <w:top w:val="single" w:sz="4" w:space="0" w:color="D4D4D8"/>
+              <w:left w:val="single" w:sz="4" w:space="0" w:color="D4D4D8"/>
+              <w:bottom w:val="single" w:sz="4" w:space="0" w:color="D4D4D8"/>
+              <w:right w:val="single" w:sz="4" w:space="0" w:color="D4D4D8"/>
+            </w:tcBorders>
+          </w:tcPr>
+          <w:p>
+            <w:pPr>
+              <w:jc w:val="center"/>
+              <w:rPr>
+                <w:szCs w:val="20"/>
+              </w:rPr>
+            </w:pPr>
+            <w:r>
+              <w:rPr>
+                <w:color w:val="262626"/>
+                <w:szCs w:val="20"/>
+              </w:rPr>
+              <w:t xml:space="preserve">267.3 Hz</w:t>
+            </w:r>
+          </w:p>
+        </w:tc>
+        <w:tc>
+          <w:tcPr>
+            <w:tcW w:w="2267" w:type="dxa"/>
+            <w:tcBorders>
+              <w:top w:val="single" w:sz="4" w:space="0" w:color="D4D4D8"/>
+              <w:left w:val="single" w:sz="4" w:space="0" w:color="D4D4D8"/>
+              <w:bottom w:val="single" w:sz="4" w:space="0" w:color="D4D4D8"/>
+              <w:right w:val="single" w:sz="4" w:space="0" w:color="D4D4D8"/>
+            </w:tcBorders>
+          </w:tcPr>
+          <w:p>
+            <w:pPr>
+              <w:jc w:val="center"/>
+              <w:rPr>
+                <w:szCs w:val="20"/>
+              </w:rPr>
+            </w:pPr>
+            <w:r>
+              <w:rPr>
+                <w:color w:val="262626"/>
+                <w:szCs w:val="20"/>
+              </w:rPr>
+              <w:t xml:space="preserve">227.5 Hz</w:t>
+            </w:r>
+          </w:p>
+        </w:tc>
+      </w:tr>
+      <w:tr>
+        <w:trPr>
+          <w:jc w:val="center"/>
+        </w:trPr>
+        <w:tc>
+          <w:tcPr>
+            <w:tcW w:w="1300" w:type="dxa"/>
+            <w:tcBorders>
+              <w:top w:val="single" w:sz="4" w:space="0" w:color="D4D4D8"/>
+              <w:left w:val="single" w:sz="4" w:space="0" w:color="D4D4D8"/>
+              <w:bottom w:val="single" w:sz="4" w:space="0" w:color="D4D4D8"/>
+              <w:right w:val="single" w:sz="4" w:space="0" w:color="D4D4D8"/>
+            </w:tcBorders>
+          </w:tcPr>
+          <w:p>
+            <w:pPr>
+              <w:jc w:val="center"/>
+              <w:rPr>
+                <w:szCs w:val="20"/>
+              </w:rPr>
+            </w:pPr>
+            <w:r>
+              <w:rPr>
+                <w:b/>
+                <w:color w:val="262626"/>
+                <w:szCs w:val="20"/>
+              </w:rPr>
+              <w:t xml:space="preserve">12</w:t>
+            </w:r>
+          </w:p>
+        </w:tc>
+        <w:tc>
+          <w:tcPr>
+            <w:tcW w:w="2267" w:type="dxa"/>
+            <w:tcBorders>
+              <w:top w:val="single" w:sz="4" w:space="0" w:color="D4D4D8"/>
+              <w:left w:val="single" w:sz="4" w:space="0" w:color="D4D4D8"/>
+              <w:bottom w:val="single" w:sz="4" w:space="0" w:color="D4D4D8"/>
+              <w:right w:val="single" w:sz="4" w:space="0" w:color="D4D4D8"/>
+            </w:tcBorders>
+          </w:tcPr>
+          <w:p>
+            <w:pPr>
+              <w:jc w:val="center"/>
+              <w:rPr>
+                <w:szCs w:val="20"/>
+              </w:rPr>
+            </w:pPr>
+            <w:r>
+              <w:rPr>
+                <w:color w:val="262626"/>
+                <w:szCs w:val="20"/>
+              </w:rPr>
+              <w:t xml:space="preserve">977.3 Hz</w:t>
+            </w:r>
+          </w:p>
+        </w:tc>
+        <w:tc>
+          <w:tcPr>
+            <w:tcW w:w="2267" w:type="dxa"/>
+            <w:tcBorders>
+              <w:top w:val="single" w:sz="4" w:space="0" w:color="D4D4D8"/>
+              <w:left w:val="single" w:sz="4" w:space="0" w:color="D4D4D8"/>
+              <w:bottom w:val="single" w:sz="4" w:space="0" w:color="D4D4D8"/>
+              <w:right w:val="single" w:sz="4" w:space="0" w:color="D4D4D8"/>
+            </w:tcBorders>
+          </w:tcPr>
+          <w:p>
+            <w:pPr>
+              <w:jc w:val="center"/>
+              <w:rPr>
+                <w:szCs w:val="20"/>
+              </w:rPr>
+            </w:pPr>
+            <w:r>
+              <w:rPr>
+                <w:color w:val="262626"/>
+                <w:szCs w:val="20"/>
+              </w:rPr>
+              <w:t xml:space="preserve">207.1 Hz</w:t>
+            </w:r>
+          </w:p>
+        </w:tc>
+        <w:tc>
+          <w:tcPr>
+            <w:tcW w:w="2267" w:type="dxa"/>
+            <w:tcBorders>
+              <w:top w:val="single" w:sz="4" w:space="0" w:color="D4D4D8"/>
+              <w:left w:val="single" w:sz="4" w:space="0" w:color="D4D4D8"/>
+              <w:bottom w:val="single" w:sz="4" w:space="0" w:color="D4D4D8"/>
+              <w:right w:val="single" w:sz="4" w:space="0" w:color="D4D4D8"/>
+            </w:tcBorders>
+          </w:tcPr>
+          <w:p>
+            <w:pPr>
+              <w:jc w:val="center"/>
+              <w:rPr>
+                <w:szCs w:val="20"/>
+              </w:rPr>
+            </w:pPr>
+            <w:r>
+              <w:rPr>
+                <w:color w:val="262626"/>
+                <w:szCs w:val="20"/>
+              </w:rPr>
+              <w:t xml:space="preserve">291.4 Hz</w:t>
+            </w:r>
+          </w:p>
+        </w:tc>
+        <w:tc>
+          <w:tcPr>
+            <w:tcW w:w="2267" w:type="dxa"/>
+            <w:tcBorders>
+              <w:top w:val="single" w:sz="4" w:space="0" w:color="D4D4D8"/>
+              <w:left w:val="single" w:sz="4" w:space="0" w:color="D4D4D8"/>
+              <w:bottom w:val="single" w:sz="4" w:space="0" w:color="D4D4D8"/>
+              <w:right w:val="single" w:sz="4" w:space="0" w:color="D4D4D8"/>
+            </w:tcBorders>
+          </w:tcPr>
+          <w:p>
+            <w:pPr>
+              <w:jc w:val="center"/>
+              <w:rPr>
+                <w:szCs w:val="20"/>
+              </w:rPr>
+            </w:pPr>
+            <w:r>
+              <w:rPr>
+                <w:color w:val="262626"/>
+                <w:szCs w:val="20"/>
+              </w:rPr>
+              <w:t xml:space="preserve">267.3 Hz</w:t>
+            </w:r>
+          </w:p>
+        </w:tc>
+      </w:tr>
+      <w:tr>
+        <w:trPr>
+          <w:jc w:val="center"/>
+        </w:trPr>
+        <w:tc>
+          <w:tcPr>
+            <w:tcW w:w="1300" w:type="dxa"/>
+            <w:tcBorders>
+              <w:top w:val="single" w:sz="4" w:space="0" w:color="D4D4D8"/>
+              <w:left w:val="single" w:sz="4" w:space="0" w:color="D4D4D8"/>
+              <w:bottom w:val="single" w:sz="4" w:space="0" w:color="D4D4D8"/>
+              <w:right w:val="single" w:sz="4" w:space="0" w:color="D4D4D8"/>
+            </w:tcBorders>
+          </w:tcPr>
+          <w:p>
+            <w:pPr>
+              <w:jc w:val="center"/>
+              <w:rPr>
+                <w:szCs w:val="20"/>
+              </w:rPr>
+            </w:pPr>
+            <w:r>
+              <w:rPr>
+                <w:b/>
+                <w:color w:val="262626"/>
+                <w:szCs w:val="20"/>
+              </w:rPr>
+              <w:t xml:space="preserve">13</w:t>
+            </w:r>
+          </w:p>
+        </w:tc>
+        <w:tc>
+          <w:tcPr>
+            <w:tcW w:w="2267" w:type="dxa"/>
+            <w:tcBorders>
+              <w:top w:val="single" w:sz="4" w:space="0" w:color="D4D4D8"/>
+              <w:left w:val="single" w:sz="4" w:space="0" w:color="D4D4D8"/>
+              <w:bottom w:val="single" w:sz="4" w:space="0" w:color="D4D4D8"/>
+              <w:right w:val="single" w:sz="4" w:space="0" w:color="D4D4D8"/>
+            </w:tcBorders>
+          </w:tcPr>
+          <w:p>
+            <w:pPr>
+              <w:jc w:val="center"/>
+              <w:rPr>
+                <w:szCs w:val="20"/>
+              </w:rPr>
+            </w:pPr>
+            <w:r>
+              <w:rPr>
+                <w:color w:val="262626"/>
+                <w:szCs w:val="20"/>
+              </w:rPr>
+              <w:t xml:space="preserve">1.199 kHz</w:t>
+            </w:r>
+          </w:p>
+        </w:tc>
+        <w:tc>
+          <w:tcPr>
+            <w:tcW w:w="2267" w:type="dxa"/>
+            <w:tcBorders>
+              <w:top w:val="single" w:sz="4" w:space="0" w:color="D4D4D8"/>
+              <w:left w:val="single" w:sz="4" w:space="0" w:color="D4D4D8"/>
+              <w:bottom w:val="single" w:sz="4" w:space="0" w:color="D4D4D8"/>
+              <w:right w:val="single" w:sz="4" w:space="0" w:color="D4D4D8"/>
+            </w:tcBorders>
+          </w:tcPr>
+          <w:p>
+            <w:pPr>
+              <w:jc w:val="center"/>
+              <w:rPr>
+                <w:szCs w:val="20"/>
+              </w:rPr>
+            </w:pPr>
+            <w:r>
+              <w:rPr>
+                <w:color w:val="262626"/>
+                <w:szCs w:val="20"/>
+              </w:rPr>
+              <w:t xml:space="preserve">218.7 Hz</w:t>
+            </w:r>
+          </w:p>
+        </w:tc>
+        <w:tc>
+          <w:tcPr>
+            <w:tcW w:w="2267" w:type="dxa"/>
+            <w:tcBorders>
+              <w:top w:val="single" w:sz="4" w:space="0" w:color="D4D4D8"/>
+              <w:left w:val="single" w:sz="4" w:space="0" w:color="D4D4D8"/>
+              <w:bottom w:val="single" w:sz="4" w:space="0" w:color="D4D4D8"/>
+              <w:right w:val="single" w:sz="4" w:space="0" w:color="D4D4D8"/>
+            </w:tcBorders>
+          </w:tcPr>
+          <w:p>
+            <w:pPr>
+              <w:jc w:val="center"/>
+              <w:rPr>
+                <w:szCs w:val="20"/>
+              </w:rPr>
+            </w:pPr>
+            <w:r>
+              <w:rPr>
+                <w:color w:val="262626"/>
+                <w:szCs w:val="20"/>
+              </w:rPr>
+              <w:t xml:space="preserve">328.1 Hz</w:t>
+            </w:r>
+          </w:p>
+        </w:tc>
+        <w:tc>
+          <w:tcPr>
+            <w:tcW w:w="2267" w:type="dxa"/>
+            <w:tcBorders>
+              <w:top w:val="single" w:sz="4" w:space="0" w:color="D4D4D8"/>
+              <w:left w:val="single" w:sz="4" w:space="0" w:color="D4D4D8"/>
+              <w:bottom w:val="single" w:sz="4" w:space="0" w:color="D4D4D8"/>
+              <w:right w:val="single" w:sz="4" w:space="0" w:color="D4D4D8"/>
+            </w:tcBorders>
+          </w:tcPr>
+          <w:p>
+            <w:pPr>
+              <w:jc w:val="center"/>
+              <w:rPr>
+                <w:szCs w:val="20"/>
+              </w:rPr>
+            </w:pPr>
+            <w:r>
+              <w:rPr>
+                <w:color w:val="262626"/>
+                <w:szCs w:val="20"/>
+              </w:rPr>
+              <w:t xml:space="preserve">288.2 Hz</w:t>
+            </w:r>
+          </w:p>
+        </w:tc>
+      </w:tr>
+      <w:tr>
+        <w:trPr>
+          <w:jc w:val="center"/>
+        </w:trPr>
+        <w:tc>
+          <w:tcPr>
+            <w:tcW w:w="1300" w:type="dxa"/>
+            <w:tcBorders>
+              <w:top w:val="single" w:sz="4" w:space="0" w:color="D4D4D8"/>
+              <w:left w:val="single" w:sz="4" w:space="0" w:color="D4D4D8"/>
+              <w:bottom w:val="single" w:sz="4" w:space="0" w:color="D4D4D8"/>
+              <w:right w:val="single" w:sz="4" w:space="0" w:color="D4D4D8"/>
+            </w:tcBorders>
+          </w:tcPr>
+          <w:p>
+            <w:pPr>
+              <w:jc w:val="center"/>
+              <w:rPr>
+                <w:szCs w:val="20"/>
+              </w:rPr>
+            </w:pPr>
+            <w:r>
+              <w:rPr>
+                <w:b/>
+                <w:color w:val="262626"/>
+                <w:szCs w:val="20"/>
+              </w:rPr>
+              <w:t xml:space="preserve">14</w:t>
+            </w:r>
+          </w:p>
+        </w:tc>
+        <w:tc>
+          <w:tcPr>
+            <w:tcW w:w="2267" w:type="dxa"/>
+            <w:tcBorders>
+              <w:top w:val="single" w:sz="4" w:space="0" w:color="D4D4D8"/>
+              <w:left w:val="single" w:sz="4" w:space="0" w:color="D4D4D8"/>
+              <w:bottom w:val="single" w:sz="4" w:space="0" w:color="D4D4D8"/>
+              <w:right w:val="single" w:sz="4" w:space="0" w:color="D4D4D8"/>
+            </w:tcBorders>
+          </w:tcPr>
+          <w:p>
+            <w:pPr>
+              <w:jc w:val="center"/>
+              <w:rPr>
+                <w:szCs w:val="20"/>
+              </w:rPr>
+            </w:pPr>
+            <w:r>
+              <w:rPr>
+                <w:color w:val="262626"/>
+                <w:szCs w:val="20"/>
+              </w:rPr>
+              <w:t xml:space="preserve">1.243 kHz</w:t>
+            </w:r>
+          </w:p>
+        </w:tc>
+        <w:tc>
+          <w:tcPr>
+            <w:tcW w:w="2267" w:type="dxa"/>
+            <w:tcBorders>
+              <w:top w:val="single" w:sz="4" w:space="0" w:color="D4D4D8"/>
+              <w:left w:val="single" w:sz="4" w:space="0" w:color="D4D4D8"/>
+              <w:bottom w:val="single" w:sz="4" w:space="0" w:color="D4D4D8"/>
+              <w:right w:val="single" w:sz="4" w:space="0" w:color="D4D4D8"/>
+            </w:tcBorders>
+          </w:tcPr>
+          <w:p>
+            <w:pPr>
+              <w:jc w:val="center"/>
+              <w:rPr>
+                <w:szCs w:val="20"/>
+              </w:rPr>
+            </w:pPr>
+            <w:r>
+              <w:rPr>
+                <w:color w:val="262626"/>
+                <w:szCs w:val="20"/>
+              </w:rPr>
+              <w:t xml:space="preserve">267.3 Hz</w:t>
+            </w:r>
+          </w:p>
+        </w:tc>
+        <w:tc>
+          <w:tcPr>
+            <w:tcW w:w="2267" w:type="dxa"/>
+            <w:tcBorders>
+              <w:top w:val="single" w:sz="4" w:space="0" w:color="D4D4D8"/>
+              <w:left w:val="single" w:sz="4" w:space="0" w:color="D4D4D8"/>
+              <w:bottom w:val="single" w:sz="4" w:space="0" w:color="D4D4D8"/>
+              <w:right w:val="single" w:sz="4" w:space="0" w:color="D4D4D8"/>
+            </w:tcBorders>
+          </w:tcPr>
+          <w:p>
+            <w:pPr>
+              <w:jc w:val="center"/>
+              <w:rPr>
+                <w:szCs w:val="20"/>
+              </w:rPr>
+            </w:pPr>
+            <w:r>
+              <w:rPr>
+                <w:color w:val="262626"/>
+                <w:szCs w:val="20"/>
+              </w:rPr>
+              <w:t xml:space="preserve">380.3 Hz</w:t>
+            </w:r>
+          </w:p>
+        </w:tc>
+        <w:tc>
+          <w:tcPr>
+            <w:tcW w:w="2267" w:type="dxa"/>
+            <w:tcBorders>
+              <w:top w:val="single" w:sz="4" w:space="0" w:color="D4D4D8"/>
+              <w:left w:val="single" w:sz="4" w:space="0" w:color="D4D4D8"/>
+              <w:bottom w:val="single" w:sz="4" w:space="0" w:color="D4D4D8"/>
+              <w:right w:val="single" w:sz="4" w:space="0" w:color="D4D4D8"/>
+            </w:tcBorders>
+          </w:tcPr>
+          <w:p>
+            <w:pPr>
+              <w:jc w:val="center"/>
+              <w:rPr>
+                <w:szCs w:val="20"/>
+              </w:rPr>
+            </w:pPr>
+            <w:r>
+              <w:rPr>
+                <w:color w:val="262626"/>
+                <w:szCs w:val="20"/>
+              </w:rPr>
+              <w:t xml:space="preserve">291.4 Hz</w:t>
+            </w:r>
+          </w:p>
+        </w:tc>
+      </w:tr>
+      <w:tr>
+        <w:trPr>
+          <w:jc w:val="center"/>
+        </w:trPr>
+        <w:tc>
+          <w:tcPr>
+            <w:tcW w:w="1300" w:type="dxa"/>
+            <w:tcBorders>
+              <w:top w:val="single" w:sz="4" w:space="0" w:color="D4D4D8"/>
+              <w:left w:val="single" w:sz="4" w:space="0" w:color="D4D4D8"/>
+              <w:bottom w:val="single" w:sz="4" w:space="0" w:color="D4D4D8"/>
+              <w:right w:val="single" w:sz="4" w:space="0" w:color="D4D4D8"/>
+            </w:tcBorders>
+          </w:tcPr>
+          <w:p>
+            <w:pPr>
+              <w:jc w:val="center"/>
+              <w:rPr>
+                <w:szCs w:val="20"/>
+              </w:rPr>
+            </w:pPr>
+            <w:r>
+              <w:rPr>
+                <w:b/>
+                <w:color w:val="262626"/>
+                <w:szCs w:val="20"/>
+              </w:rPr>
+              <w:t xml:space="preserve">15</w:t>
+            </w:r>
+          </w:p>
+        </w:tc>
+        <w:tc>
+          <w:tcPr>
+            <w:tcW w:w="2267" w:type="dxa"/>
+            <w:tcBorders>
+              <w:top w:val="single" w:sz="4" w:space="0" w:color="D4D4D8"/>
+              <w:left w:val="single" w:sz="4" w:space="0" w:color="D4D4D8"/>
+              <w:bottom w:val="single" w:sz="4" w:space="0" w:color="D4D4D8"/>
+              <w:right w:val="single" w:sz="4" w:space="0" w:color="D4D4D8"/>
+            </w:tcBorders>
+          </w:tcPr>
+          <w:p>
+            <w:pPr>
+              <w:jc w:val="center"/>
+              <w:rPr>
+                <w:szCs w:val="20"/>
+              </w:rPr>
+            </w:pPr>
+            <w:r>
+              <w:rPr>
+                <w:color w:val="262626"/>
+                <w:szCs w:val="20"/>
+              </w:rPr>
+              <w:t xml:space="preserve">1.261 kHz</w:t>
+            </w:r>
+          </w:p>
+        </w:tc>
+        <w:tc>
+          <w:tcPr>
+            <w:tcW w:w="2267" w:type="dxa"/>
+            <w:tcBorders>
+              <w:top w:val="single" w:sz="4" w:space="0" w:color="D4D4D8"/>
+              <w:left w:val="single" w:sz="4" w:space="0" w:color="D4D4D8"/>
+              <w:bottom w:val="single" w:sz="4" w:space="0" w:color="D4D4D8"/>
+              <w:right w:val="single" w:sz="4" w:space="0" w:color="D4D4D8"/>
+            </w:tcBorders>
+          </w:tcPr>
+          <w:p>
+            <w:pPr>
+              <w:jc w:val="center"/>
+              <w:rPr>
+                <w:szCs w:val="20"/>
+              </w:rPr>
+            </w:pPr>
+            <w:r>
+              <w:rPr>
+                <w:color w:val="262626"/>
+                <w:szCs w:val="20"/>
+              </w:rPr>
+              <w:t xml:space="preserve">276.0 Hz</w:t>
+            </w:r>
+          </w:p>
+        </w:tc>
+        <w:tc>
+          <w:tcPr>
+            <w:tcW w:w="2267" w:type="dxa"/>
+            <w:tcBorders>
+              <w:top w:val="single" w:sz="4" w:space="0" w:color="D4D4D8"/>
+              <w:left w:val="single" w:sz="4" w:space="0" w:color="D4D4D8"/>
+              <w:bottom w:val="single" w:sz="4" w:space="0" w:color="D4D4D8"/>
+              <w:right w:val="single" w:sz="4" w:space="0" w:color="D4D4D8"/>
+            </w:tcBorders>
+          </w:tcPr>
+          <w:p>
+            <w:pPr>
+              <w:jc w:val="center"/>
+              <w:rPr>
+                <w:szCs w:val="20"/>
+              </w:rPr>
+            </w:pPr>
+            <w:r>
+              <w:rPr>
+                <w:color w:val="262626"/>
+                <w:szCs w:val="20"/>
+              </w:rPr>
+              <w:t xml:space="preserve">396.2 Hz</w:t>
+            </w:r>
+          </w:p>
+        </w:tc>
+        <w:tc>
+          <w:tcPr>
+            <w:tcW w:w="2267" w:type="dxa"/>
+            <w:tcBorders>
+              <w:top w:val="single" w:sz="4" w:space="0" w:color="D4D4D8"/>
+              <w:left w:val="single" w:sz="4" w:space="0" w:color="D4D4D8"/>
+              <w:bottom w:val="single" w:sz="4" w:space="0" w:color="D4D4D8"/>
+              <w:right w:val="single" w:sz="4" w:space="0" w:color="D4D4D8"/>
+            </w:tcBorders>
+          </w:tcPr>
+          <w:p>
+            <w:pPr>
+              <w:jc w:val="center"/>
+              <w:rPr>
+                <w:szCs w:val="20"/>
+              </w:rPr>
+            </w:pPr>
+            <w:r>
+              <w:rPr>
+                <w:color w:val="262626"/>
+                <w:szCs w:val="20"/>
+              </w:rPr>
+              <w:t xml:space="preserve">328.1 Hz</w:t>
+            </w:r>
+          </w:p>
+        </w:tc>
+      </w:tr>
+      <w:tr>
+        <w:trPr>
+          <w:jc w:val="center"/>
+        </w:trPr>
+        <w:tc>
+          <w:tcPr>
+            <w:tcW w:w="1300" w:type="dxa"/>
+            <w:tcBorders>
+              <w:top w:val="single" w:sz="4" w:space="0" w:color="D4D4D8"/>
+              <w:left w:val="single" w:sz="4" w:space="0" w:color="D4D4D8"/>
+              <w:bottom w:val="single" w:sz="4" w:space="0" w:color="D4D4D8"/>
+              <w:right w:val="single" w:sz="4" w:space="0" w:color="D4D4D8"/>
+            </w:tcBorders>
+          </w:tcPr>
+          <w:p>
+            <w:pPr>
+              <w:jc w:val="center"/>
+              <w:rPr>
+                <w:szCs w:val="20"/>
+              </w:rPr>
+            </w:pPr>
+            <w:r>
+              <w:rPr>
+                <w:b/>
+                <w:color w:val="262626"/>
+                <w:szCs w:val="20"/>
+              </w:rPr>
+              <w:t xml:space="preserve">16</w:t>
+            </w:r>
+          </w:p>
+        </w:tc>
+        <w:tc>
+          <w:tcPr>
+            <w:tcW w:w="2267" w:type="dxa"/>
+            <w:tcBorders>
+              <w:top w:val="single" w:sz="4" w:space="0" w:color="D4D4D8"/>
+              <w:left w:val="single" w:sz="4" w:space="0" w:color="D4D4D8"/>
+              <w:bottom w:val="single" w:sz="4" w:space="0" w:color="D4D4D8"/>
+              <w:right w:val="single" w:sz="4" w:space="0" w:color="D4D4D8"/>
+            </w:tcBorders>
+          </w:tcPr>
+          <w:p>
+            <w:pPr>
+              <w:jc w:val="center"/>
+              <w:rPr>
+                <w:szCs w:val="20"/>
+              </w:rPr>
+            </w:pPr>
+            <w:r>
+              <w:rPr>
+                <w:color w:val="262626"/>
+                <w:szCs w:val="20"/>
+              </w:rPr>
+              <w:t xml:space="preserve">1.427 kHz</w:t>
+            </w:r>
+          </w:p>
+        </w:tc>
+        <w:tc>
+          <w:tcPr>
+            <w:tcW w:w="2267" w:type="dxa"/>
+            <w:tcBorders>
+              <w:top w:val="single" w:sz="4" w:space="0" w:color="D4D4D8"/>
+              <w:left w:val="single" w:sz="4" w:space="0" w:color="D4D4D8"/>
+              <w:bottom w:val="single" w:sz="4" w:space="0" w:color="D4D4D8"/>
+              <w:right w:val="single" w:sz="4" w:space="0" w:color="D4D4D8"/>
+            </w:tcBorders>
+          </w:tcPr>
+          <w:p>
+            <w:pPr>
+              <w:jc w:val="center"/>
+              <w:rPr>
+                <w:szCs w:val="20"/>
+              </w:rPr>
+            </w:pPr>
+            <w:r>
+              <w:rPr>
+                <w:color w:val="262626"/>
+                <w:szCs w:val="20"/>
+              </w:rPr>
+              <w:t xml:space="preserve">288.2 Hz</w:t>
+            </w:r>
+          </w:p>
+        </w:tc>
+        <w:tc>
+          <w:tcPr>
+            <w:tcW w:w="2267" w:type="dxa"/>
+            <w:tcBorders>
+              <w:top w:val="single" w:sz="4" w:space="0" w:color="D4D4D8"/>
+              <w:left w:val="single" w:sz="4" w:space="0" w:color="D4D4D8"/>
+              <w:bottom w:val="single" w:sz="4" w:space="0" w:color="D4D4D8"/>
+              <w:right w:val="single" w:sz="4" w:space="0" w:color="D4D4D8"/>
+            </w:tcBorders>
+          </w:tcPr>
+          <w:p>
+            <w:pPr>
+              <w:jc w:val="center"/>
+              <w:rPr>
+                <w:szCs w:val="20"/>
+              </w:rPr>
+            </w:pPr>
+            <w:r>
+              <w:rPr>
+                <w:color w:val="262626"/>
+                <w:szCs w:val="20"/>
+              </w:rPr>
+              <w:t xml:space="preserve">403.8 Hz</w:t>
+            </w:r>
+          </w:p>
+        </w:tc>
+        <w:tc>
+          <w:tcPr>
+            <w:tcW w:w="2267" w:type="dxa"/>
+            <w:tcBorders>
+              <w:top w:val="single" w:sz="4" w:space="0" w:color="D4D4D8"/>
+              <w:left w:val="single" w:sz="4" w:space="0" w:color="D4D4D8"/>
+              <w:bottom w:val="single" w:sz="4" w:space="0" w:color="D4D4D8"/>
+              <w:right w:val="single" w:sz="4" w:space="0" w:color="D4D4D8"/>
+            </w:tcBorders>
+          </w:tcPr>
+          <w:p>
+            <w:pPr>
+              <w:jc w:val="center"/>
+              <w:rPr>
+                <w:szCs w:val="20"/>
+              </w:rPr>
+            </w:pPr>
+            <w:r>
+              <w:rPr>
+                <w:color w:val="262626"/>
+                <w:szCs w:val="20"/>
+              </w:rPr>
+              <w:t xml:space="preserve">380.3 Hz</w:t>
+            </w:r>
+          </w:p>
+        </w:tc>
+      </w:tr>
+      <w:tr>
+        <w:trPr>
+          <w:jc w:val="center"/>
+        </w:trPr>
+        <w:tc>
+          <w:tcPr>
+            <w:tcW w:w="1300" w:type="dxa"/>
+            <w:tcBorders>
+              <w:top w:val="single" w:sz="4" w:space="0" w:color="D4D4D8"/>
+              <w:left w:val="single" w:sz="4" w:space="0" w:color="D4D4D8"/>
+              <w:bottom w:val="single" w:sz="4" w:space="0" w:color="D4D4D8"/>
+              <w:right w:val="single" w:sz="4" w:space="0" w:color="D4D4D8"/>
+            </w:tcBorders>
+          </w:tcPr>
+          <w:p>
+            <w:pPr>
+              <w:jc w:val="center"/>
+              <w:rPr>
+                <w:szCs w:val="20"/>
+              </w:rPr>
+            </w:pPr>
+            <w:r>
+              <w:rPr>
+                <w:b/>
+                <w:color w:val="262626"/>
+                <w:szCs w:val="20"/>
+              </w:rPr>
+              <w:t xml:space="preserve">17</w:t>
+            </w:r>
+          </w:p>
+        </w:tc>
+        <w:tc>
+          <w:tcPr>
+            <w:tcW w:w="2267" w:type="dxa"/>
+            <w:tcBorders>
+              <w:top w:val="single" w:sz="4" w:space="0" w:color="D4D4D8"/>
+              <w:left w:val="single" w:sz="4" w:space="0" w:color="D4D4D8"/>
+              <w:bottom w:val="single" w:sz="4" w:space="0" w:color="D4D4D8"/>
+              <w:right w:val="single" w:sz="4" w:space="0" w:color="D4D4D8"/>
+            </w:tcBorders>
+          </w:tcPr>
+          <w:p>
+            <w:pPr>
+              <w:jc w:val="center"/>
+              <w:rPr>
+                <w:szCs w:val="20"/>
+              </w:rPr>
+            </w:pPr>
+            <w:r>
+              <w:rPr>
+                <w:color w:val="262626"/>
+                <w:szCs w:val="20"/>
+              </w:rPr>
+              <w:t xml:space="preserve">1.607 kHz</w:t>
+            </w:r>
+          </w:p>
+        </w:tc>
+        <w:tc>
+          <w:tcPr>
+            <w:tcW w:w="2267" w:type="dxa"/>
+            <w:tcBorders>
+              <w:top w:val="single" w:sz="4" w:space="0" w:color="D4D4D8"/>
+              <w:left w:val="single" w:sz="4" w:space="0" w:color="D4D4D8"/>
+              <w:bottom w:val="single" w:sz="4" w:space="0" w:color="D4D4D8"/>
+              <w:right w:val="single" w:sz="4" w:space="0" w:color="D4D4D8"/>
+            </w:tcBorders>
+          </w:tcPr>
+          <w:p>
+            <w:pPr>
+              <w:jc w:val="center"/>
+              <w:rPr>
+                <w:szCs w:val="20"/>
+              </w:rPr>
+            </w:pPr>
+            <w:r>
+              <w:rPr>
+                <w:color w:val="262626"/>
+                <w:szCs w:val="20"/>
+              </w:rPr>
+              <w:t xml:space="preserve">291.4 Hz</w:t>
+            </w:r>
+          </w:p>
+        </w:tc>
+        <w:tc>
+          <w:tcPr>
+            <w:tcW w:w="2267" w:type="dxa"/>
+            <w:tcBorders>
+              <w:top w:val="single" w:sz="4" w:space="0" w:color="D4D4D8"/>
+              <w:left w:val="single" w:sz="4" w:space="0" w:color="D4D4D8"/>
+              <w:bottom w:val="single" w:sz="4" w:space="0" w:color="D4D4D8"/>
+              <w:right w:val="single" w:sz="4" w:space="0" w:color="D4D4D8"/>
+            </w:tcBorders>
+          </w:tcPr>
+          <w:p>
+            <w:pPr>
+              <w:jc w:val="center"/>
+              <w:rPr>
+                <w:szCs w:val="20"/>
+              </w:rPr>
+            </w:pPr>
+            <w:r>
+              <w:rPr>
+                <w:color w:val="262626"/>
+                <w:szCs w:val="20"/>
+              </w:rPr>
+              <w:t xml:space="preserve">413.9 Hz</w:t>
+            </w:r>
+          </w:p>
+        </w:tc>
+        <w:tc>
+          <w:tcPr>
+            <w:tcW w:w="2267" w:type="dxa"/>
+            <w:tcBorders>
+              <w:top w:val="single" w:sz="4" w:space="0" w:color="D4D4D8"/>
+              <w:left w:val="single" w:sz="4" w:space="0" w:color="D4D4D8"/>
+              <w:bottom w:val="single" w:sz="4" w:space="0" w:color="D4D4D8"/>
+              <w:right w:val="single" w:sz="4" w:space="0" w:color="D4D4D8"/>
+            </w:tcBorders>
+          </w:tcPr>
+          <w:p>
+            <w:pPr>
+              <w:jc w:val="center"/>
+              <w:rPr>
+                <w:szCs w:val="20"/>
+              </w:rPr>
+            </w:pPr>
+            <w:r>
+              <w:rPr>
+                <w:color w:val="262626"/>
+                <w:szCs w:val="20"/>
+              </w:rPr>
+              <w:t xml:space="preserve">403.2 Hz</w:t>
+            </w:r>
+          </w:p>
+        </w:tc>
+      </w:tr>
+      <w:tr>
+        <w:trPr>
+          <w:jc w:val="center"/>
+        </w:trPr>
+        <w:tc>
+          <w:tcPr>
+            <w:tcW w:w="1300" w:type="dxa"/>
+            <w:tcBorders>
+              <w:top w:val="single" w:sz="4" w:space="0" w:color="D4D4D8"/>
+              <w:left w:val="single" w:sz="4" w:space="0" w:color="D4D4D8"/>
+              <w:bottom w:val="single" w:sz="4" w:space="0" w:color="D4D4D8"/>
+              <w:right w:val="single" w:sz="4" w:space="0" w:color="D4D4D8"/>
+            </w:tcBorders>
+          </w:tcPr>
+          <w:p>
+            <w:pPr>
+              <w:jc w:val="center"/>
+              <w:rPr>
+                <w:szCs w:val="20"/>
+              </w:rPr>
+            </w:pPr>
+            <w:r>
+              <w:rPr>
+                <w:b/>
+                <w:color w:val="262626"/>
+                <w:szCs w:val="20"/>
+              </w:rPr>
+              <w:t xml:space="preserve">18</w:t>
+            </w:r>
+          </w:p>
+        </w:tc>
+        <w:tc>
+          <w:tcPr>
+            <w:tcW w:w="2267" w:type="dxa"/>
+            <w:tcBorders>
+              <w:top w:val="single" w:sz="4" w:space="0" w:color="D4D4D8"/>
+              <w:left w:val="single" w:sz="4" w:space="0" w:color="D4D4D8"/>
+              <w:bottom w:val="single" w:sz="4" w:space="0" w:color="D4D4D8"/>
+              <w:right w:val="single" w:sz="4" w:space="0" w:color="D4D4D8"/>
+            </w:tcBorders>
+          </w:tcPr>
+          <w:p>
+            <w:pPr>
+              <w:jc w:val="center"/>
+              <w:rPr>
+                <w:szCs w:val="20"/>
+              </w:rPr>
+            </w:pPr>
+            <w:r>
+              <w:rPr>
+                <w:color w:val="262626"/>
+                <w:szCs w:val="20"/>
+              </w:rPr>
+              <w:t xml:space="preserve">1.700 kHz</w:t>
+            </w:r>
+          </w:p>
+        </w:tc>
+        <w:tc>
+          <w:tcPr>
+            <w:tcW w:w="2267" w:type="dxa"/>
+            <w:tcBorders>
+              <w:top w:val="single" w:sz="4" w:space="0" w:color="D4D4D8"/>
+              <w:left w:val="single" w:sz="4" w:space="0" w:color="D4D4D8"/>
+              <w:bottom w:val="single" w:sz="4" w:space="0" w:color="D4D4D8"/>
+              <w:right w:val="single" w:sz="4" w:space="0" w:color="D4D4D8"/>
+            </w:tcBorders>
+          </w:tcPr>
+          <w:p>
+            <w:pPr>
+              <w:jc w:val="center"/>
+              <w:rPr>
+                <w:szCs w:val="20"/>
+              </w:rPr>
+            </w:pPr>
+            <w:r>
+              <w:rPr>
+                <w:color w:val="262626"/>
+                <w:szCs w:val="20"/>
+              </w:rPr>
+              <w:t xml:space="preserve">328.1 Hz</w:t>
+            </w:r>
+          </w:p>
+        </w:tc>
+        <w:tc>
+          <w:tcPr>
+            <w:tcW w:w="2267" w:type="dxa"/>
+            <w:tcBorders>
+              <w:top w:val="single" w:sz="4" w:space="0" w:color="D4D4D8"/>
+              <w:left w:val="single" w:sz="4" w:space="0" w:color="D4D4D8"/>
+              <w:bottom w:val="single" w:sz="4" w:space="0" w:color="D4D4D8"/>
+              <w:right w:val="single" w:sz="4" w:space="0" w:color="D4D4D8"/>
+            </w:tcBorders>
+          </w:tcPr>
+          <w:p>
+            <w:pPr>
+              <w:jc w:val="center"/>
+              <w:rPr>
+                <w:szCs w:val="20"/>
+              </w:rPr>
+            </w:pPr>
+            <w:r>
+              <w:rPr>
+                <w:color w:val="262626"/>
+                <w:szCs w:val="20"/>
+              </w:rPr>
+              <w:t xml:space="preserve">454.4 Hz</w:t>
+            </w:r>
+          </w:p>
+        </w:tc>
+        <w:tc>
+          <w:tcPr>
+            <w:tcW w:w="2267" w:type="dxa"/>
+            <w:tcBorders>
+              <w:top w:val="single" w:sz="4" w:space="0" w:color="D4D4D8"/>
+              <w:left w:val="single" w:sz="4" w:space="0" w:color="D4D4D8"/>
+              <w:bottom w:val="single" w:sz="4" w:space="0" w:color="D4D4D8"/>
+              <w:right w:val="single" w:sz="4" w:space="0" w:color="D4D4D8"/>
+            </w:tcBorders>
+          </w:tcPr>
+          <w:p>
+            <w:pPr>
+              <w:jc w:val="center"/>
+              <w:rPr>
+                <w:szCs w:val="20"/>
+              </w:rPr>
+            </w:pPr>
+            <w:r>
+              <w:rPr>
+                <w:color w:val="262626"/>
+                <w:szCs w:val="20"/>
+              </w:rPr>
+              <w:t xml:space="preserve">413.9 Hz</w:t>
+            </w:r>
+          </w:p>
+        </w:tc>
+      </w:tr>
+      <w:tr>
+        <w:trPr>
+          <w:jc w:val="center"/>
+        </w:trPr>
+        <w:tc>
+          <w:tcPr>
+            <w:tcW w:w="1300" w:type="dxa"/>
+            <w:tcBorders>
+              <w:top w:val="single" w:sz="4" w:space="0" w:color="D4D4D8"/>
+              <w:left w:val="single" w:sz="4" w:space="0" w:color="D4D4D8"/>
+              <w:bottom w:val="single" w:sz="4" w:space="0" w:color="D4D4D8"/>
+              <w:right w:val="single" w:sz="4" w:space="0" w:color="D4D4D8"/>
+            </w:tcBorders>
+          </w:tcPr>
+          <w:p>
+            <w:pPr>
+              <w:jc w:val="center"/>
+              <w:rPr>
+                <w:szCs w:val="20"/>
+              </w:rPr>
+            </w:pPr>
+            <w:r>
+              <w:rPr>
+                <w:b/>
+                <w:color w:val="262626"/>
+                <w:szCs w:val="20"/>
+              </w:rPr>
+              <w:t xml:space="preserve">19</w:t>
+            </w:r>
+          </w:p>
+        </w:tc>
+        <w:tc>
+          <w:tcPr>
+            <w:tcW w:w="2267" w:type="dxa"/>
+            <w:tcBorders>
+              <w:top w:val="single" w:sz="4" w:space="0" w:color="D4D4D8"/>
+              <w:left w:val="single" w:sz="4" w:space="0" w:color="D4D4D8"/>
+              <w:bottom w:val="single" w:sz="4" w:space="0" w:color="D4D4D8"/>
+              <w:right w:val="single" w:sz="4" w:space="0" w:color="D4D4D8"/>
+            </w:tcBorders>
+          </w:tcPr>
+          <w:p>
+            <w:pPr>
+              <w:jc w:val="center"/>
+              <w:rPr>
+                <w:szCs w:val="20"/>
+              </w:rPr>
+            </w:pPr>
+            <w:r>
+              <w:rPr>
+                <w:color w:val="262626"/>
+                <w:szCs w:val="20"/>
+              </w:rPr>
+              <w:t xml:space="preserve">1.757 kHz</w:t>
+            </w:r>
+          </w:p>
+        </w:tc>
+        <w:tc>
+          <w:tcPr>
+            <w:tcW w:w="2267" w:type="dxa"/>
+            <w:tcBorders>
+              <w:top w:val="single" w:sz="4" w:space="0" w:color="D4D4D8"/>
+              <w:left w:val="single" w:sz="4" w:space="0" w:color="D4D4D8"/>
+              <w:bottom w:val="single" w:sz="4" w:space="0" w:color="D4D4D8"/>
+              <w:right w:val="single" w:sz="4" w:space="0" w:color="D4D4D8"/>
+            </w:tcBorders>
+          </w:tcPr>
+          <w:p>
+            <w:pPr>
+              <w:jc w:val="center"/>
+              <w:rPr>
+                <w:szCs w:val="20"/>
+              </w:rPr>
+            </w:pPr>
+            <w:r>
+              <w:rPr>
+                <w:color w:val="262626"/>
+                <w:szCs w:val="20"/>
+              </w:rPr>
+              <w:t xml:space="preserve">380.3 Hz</w:t>
+            </w:r>
+          </w:p>
+        </w:tc>
+        <w:tc>
+          <w:tcPr>
+            <w:tcW w:w="2267" w:type="dxa"/>
+            <w:tcBorders>
+              <w:top w:val="single" w:sz="4" w:space="0" w:color="D4D4D8"/>
+              <w:left w:val="single" w:sz="4" w:space="0" w:color="D4D4D8"/>
+              <w:bottom w:val="single" w:sz="4" w:space="0" w:color="D4D4D8"/>
+              <w:right w:val="single" w:sz="4" w:space="0" w:color="D4D4D8"/>
+            </w:tcBorders>
+          </w:tcPr>
+          <w:p>
+            <w:pPr>
+              <w:jc w:val="center"/>
+              <w:rPr>
+                <w:szCs w:val="20"/>
+              </w:rPr>
+            </w:pPr>
+            <w:r>
+              <w:rPr>
+                <w:color w:val="262626"/>
+                <w:szCs w:val="20"/>
+              </w:rPr>
+              <w:t xml:space="preserve">464.9 Hz</w:t>
+            </w:r>
+          </w:p>
+        </w:tc>
+        <w:tc>
+          <w:tcPr>
+            <w:tcW w:w="2267" w:type="dxa"/>
+            <w:tcBorders>
+              <w:top w:val="single" w:sz="4" w:space="0" w:color="D4D4D8"/>
+              <w:left w:val="single" w:sz="4" w:space="0" w:color="D4D4D8"/>
+              <w:bottom w:val="single" w:sz="4" w:space="0" w:color="D4D4D8"/>
+              <w:right w:val="single" w:sz="4" w:space="0" w:color="D4D4D8"/>
+            </w:tcBorders>
+          </w:tcPr>
+          <w:p>
+            <w:pPr>
+              <w:jc w:val="center"/>
+              <w:rPr>
+                <w:szCs w:val="20"/>
+              </w:rPr>
+            </w:pPr>
+            <w:r>
+              <w:rPr>
+                <w:color w:val="262626"/>
+                <w:szCs w:val="20"/>
+              </w:rPr>
+              <w:t xml:space="preserve">464.9 Hz</w:t>
+            </w:r>
+          </w:p>
+        </w:tc>
+      </w:tr>
+      <w:tr>
+        <w:trPr>
+          <w:jc w:val="center"/>
+        </w:trPr>
+        <w:tc>
+          <w:tcPr>
+            <w:tcW w:w="1300" w:type="dxa"/>
+            <w:tcBorders>
+              <w:top w:val="single" w:sz="4" w:space="0" w:color="D4D4D8"/>
+              <w:left w:val="single" w:sz="4" w:space="0" w:color="D4D4D8"/>
+              <w:bottom w:val="single" w:sz="4" w:space="0" w:color="D4D4D8"/>
+              <w:right w:val="single" w:sz="4" w:space="0" w:color="D4D4D8"/>
+            </w:tcBorders>
+          </w:tcPr>
+          <w:p>
+            <w:pPr>
+              <w:jc w:val="center"/>
+              <w:rPr>
+                <w:szCs w:val="20"/>
+              </w:rPr>
+            </w:pPr>
+            <w:r>
+              <w:rPr>
+                <w:b/>
+                <w:color w:val="262626"/>
+                <w:szCs w:val="20"/>
+              </w:rPr>
+              <w:t xml:space="preserve">20</w:t>
+            </w:r>
+          </w:p>
+        </w:tc>
+        <w:tc>
+          <w:tcPr>
+            <w:tcW w:w="2267" w:type="dxa"/>
+            <w:tcBorders>
+              <w:top w:val="single" w:sz="4" w:space="0" w:color="D4D4D8"/>
+              <w:left w:val="single" w:sz="4" w:space="0" w:color="D4D4D8"/>
+              <w:bottom w:val="single" w:sz="4" w:space="0" w:color="D4D4D8"/>
+              <w:right w:val="single" w:sz="4" w:space="0" w:color="D4D4D8"/>
+            </w:tcBorders>
+          </w:tcPr>
+          <w:p>
+            <w:pPr>
+              <w:jc w:val="center"/>
+              <w:rPr>
+                <w:szCs w:val="20"/>
+              </w:rPr>
+            </w:pPr>
+            <w:r>
+              <w:rPr>
+                <w:color w:val="262626"/>
+                <w:szCs w:val="20"/>
+              </w:rPr>
+              <w:t xml:space="preserve">1.814 kHz</w:t>
+            </w:r>
+          </w:p>
+        </w:tc>
+        <w:tc>
+          <w:tcPr>
+            <w:tcW w:w="2267" w:type="dxa"/>
+            <w:tcBorders>
+              <w:top w:val="single" w:sz="4" w:space="0" w:color="D4D4D8"/>
+              <w:left w:val="single" w:sz="4" w:space="0" w:color="D4D4D8"/>
+              <w:bottom w:val="single" w:sz="4" w:space="0" w:color="D4D4D8"/>
+              <w:right w:val="single" w:sz="4" w:space="0" w:color="D4D4D8"/>
+            </w:tcBorders>
+          </w:tcPr>
+          <w:p>
+            <w:pPr>
+              <w:jc w:val="center"/>
+              <w:rPr>
+                <w:szCs w:val="20"/>
+              </w:rPr>
+            </w:pPr>
+            <w:r>
+              <w:rPr>
+                <w:color w:val="262626"/>
+                <w:szCs w:val="20"/>
+              </w:rPr>
+              <w:t xml:space="preserve">394.8 Hz</w:t>
+            </w:r>
+          </w:p>
+        </w:tc>
+        <w:tc>
+          <w:tcPr>
+            <w:tcW w:w="2267" w:type="dxa"/>
+            <w:tcBorders>
+              <w:top w:val="single" w:sz="4" w:space="0" w:color="D4D4D8"/>
+              <w:left w:val="single" w:sz="4" w:space="0" w:color="D4D4D8"/>
+              <w:bottom w:val="single" w:sz="4" w:space="0" w:color="D4D4D8"/>
+              <w:right w:val="single" w:sz="4" w:space="0" w:color="D4D4D8"/>
+            </w:tcBorders>
+          </w:tcPr>
+          <w:p>
+            <w:pPr>
+              <w:jc w:val="center"/>
+              <w:rPr>
+                <w:szCs w:val="20"/>
+              </w:rPr>
+            </w:pPr>
+            <w:r>
+              <w:rPr>
+                <w:color w:val="262626"/>
+                <w:szCs w:val="20"/>
+              </w:rPr>
+              <w:t xml:space="preserve">492.1 Hz</w:t>
+            </w:r>
+          </w:p>
+        </w:tc>
+        <w:tc>
+          <w:tcPr>
+            <w:tcW w:w="2267" w:type="dxa"/>
+            <w:tcBorders>
+              <w:top w:val="single" w:sz="4" w:space="0" w:color="D4D4D8"/>
+              <w:left w:val="single" w:sz="4" w:space="0" w:color="D4D4D8"/>
+              <w:bottom w:val="single" w:sz="4" w:space="0" w:color="D4D4D8"/>
+              <w:right w:val="single" w:sz="4" w:space="0" w:color="D4D4D8"/>
+            </w:tcBorders>
+          </w:tcPr>
+          <w:p>
+            <w:pPr>
+              <w:jc w:val="center"/>
+              <w:rPr>
+                <w:szCs w:val="20"/>
+              </w:rPr>
+            </w:pPr>
+            <w:r>
+              <w:rPr>
+                <w:color w:val="262626"/>
+                <w:szCs w:val="20"/>
+              </w:rPr>
+              <w:t xml:space="preserve">492.1 Hz</w:t>
+            </w:r>
+          </w:p>
+        </w:tc>
+      </w:tr>
+    </w:tbl>
+    <w:p/>
+    <w:p>
+      <w:pPr>
+        <w:keepNext/>
+        <w:keepLines/>
+        <w:spacing w:before="200" w:after="80"/>
+        <w:outlineLvl w:val="1"/>
+        <w:rPr>
+          <w:rFonts w:asciiTheme="majorHAnsi" w:eastAsiaTheme="majorEastAsia" w:hAnsiTheme="majorHAnsi" w:cstheme="majorBidi"/>
+          <w:b/>
+          <w:bCs/>
+          <w:color w:val="4F81BD" w:themeColor="accent1"/>
+          <w:sz w:val="26"/>
+          <w:szCs w:val="26"/>
+        </w:rPr>
+      </w:pPr>
+      <w:r>
+        <w:rPr>
+          <w:rFonts w:asciiTheme="majorHAnsi" w:eastAsiaTheme="majorEastAsia" w:hAnsiTheme="majorHAnsi" w:cstheme="majorBidi"/>
+          <w:b/>
+          <w:bCs/>
+          <w:color w:val="4F81BD" w:themeColor="accent1"/>
+          <w:sz w:val="26"/>
+          <w:szCs w:val="26"/>
+        </w:rPr>
+        <w:t>Centre drive - first 20 resonances per material</w:t>
+      </w:r>
+    </w:p>
+    <w:tbl>
+      <w:tblPr>
+        <w:tblStyle w:val="Mriekatabuky"/>
+        <w:tblW w:w="0" w:type="auto"/>
+        <w:jc w:val="center"/>
+        <w:tblLook w:val="04A0" w:firstRow="1" w:lastRow="0" w:firstColumn="1" w:lastColumn="0" w:noHBand="0" w:noVBand="1"/>
+      </w:tblPr>
+      <w:tblGrid>
+        <w:gridCol w:w="1300"/>
+        <w:gridCol w:w="2267"/>
+        <w:gridCol w:w="2267"/>
+        <w:gridCol w:w="2267"/>
+        <w:gridCol w:w="2267"/>
+      </w:tblGrid>
+      <w:tr>
+        <w:trPr>
+          <w:tblHeader/>
+          <w:jc w:val="center"/>
+        </w:trPr>
+        <w:tc>
+          <w:tcPr>
+            <w:tcW w:w="1300" w:type="dxa"/>
+            <w:tcBorders>
+              <w:top w:val="single" w:sz="8" w:space="0" w:color="111827"/>
+              <w:left w:val="single" w:sz="8" w:space="0" w:color="111827"/>
+              <w:bottom w:val="single" w:sz="8" w:space="0" w:color="111827"/>
+              <w:right w:val="single" w:sz="8" w:space="0" w:color="111827"/>
+            </w:tcBorders>
+            <w:shd w:val="clear" w:color="auto" w:fill="111827"/>
+            <w:vAlign w:val="center"/>
+          </w:tcPr>
+          <w:p>
+            <w:pPr>
+              <w:jc w:val="center"/>
+              <w:rPr>
+                <w:szCs w:val="20"/>
+              </w:rPr>
+            </w:pPr>
+            <w:r>
+              <w:rPr>
+                <w:b/>
+                <w:color w:val="F5F5F5"/>
+                <w:szCs w:val="20"/>
+              </w:rPr>
+              <w:t xml:space="preserve">#</w:t>
+            </w:r>
+          </w:p>
+        </w:tc>
+        <w:tc>
+          <w:tcPr>
+            <w:tcW w:w="2267" w:type="dxa"/>
+            <w:tcBorders>
+              <w:top w:val="single" w:sz="8" w:space="0" w:color="111827"/>
+              <w:left w:val="single" w:sz="8" w:space="0" w:color="111827"/>
+              <w:bottom w:val="single" w:sz="8" w:space="0" w:color="111827"/>
+              <w:right w:val="single" w:sz="8" w:space="0" w:color="111827"/>
+            </w:tcBorders>
+            <w:shd w:val="clear" w:color="auto" w:fill="111827"/>
+            <w:vAlign w:val="center"/>
+          </w:tcPr>
+          <w:p>
+            <w:pPr>
+              <w:jc w:val="center"/>
+              <w:rPr>
+                <w:szCs w:val="20"/>
+              </w:rPr>
+            </w:pPr>
+            <w:r>
+              <w:rPr>
+                <w:b/>
+                <w:color w:val="F5F5F5"/>
+                <w:szCs w:val="20"/>
+              </w:rPr>
+              <w:t xml:space="preserve">Aluminium 1.0 mm</w:t>
+            </w:r>
+          </w:p>
+        </w:tc>
+        <w:tc>
+          <w:tcPr>
+            <w:tcW w:w="2267" w:type="dxa"/>
+            <w:tcBorders>
+              <w:top w:val="single" w:sz="8" w:space="0" w:color="111827"/>
+              <w:left w:val="single" w:sz="8" w:space="0" w:color="111827"/>
+              <w:bottom w:val="single" w:sz="8" w:space="0" w:color="111827"/>
+              <w:right w:val="single" w:sz="8" w:space="0" w:color="111827"/>
+            </w:tcBorders>
+            <w:shd w:val="clear" w:color="auto" w:fill="111827"/>
+            <w:vAlign w:val="center"/>
+          </w:tcPr>
+          <w:p>
+            <w:pPr>
+              <w:jc w:val="center"/>
+              <w:rPr>
+                <w:szCs w:val="20"/>
+              </w:rPr>
+            </w:pPr>
+            <w:r>
+              <w:rPr>
+                <w:b/>
+                <w:color w:val="F5F5F5"/>
+                <w:szCs w:val="20"/>
+              </w:rPr>
+              <w:t xml:space="preserve">Steel 0.5 mm</w:t>
+            </w:r>
+          </w:p>
+        </w:tc>
+        <w:tc>
+          <w:tcPr>
+            <w:tcW w:w="2267" w:type="dxa"/>
+            <w:tcBorders>
+              <w:top w:val="single" w:sz="8" w:space="0" w:color="111827"/>
+              <w:left w:val="single" w:sz="8" w:space="0" w:color="111827"/>
+              <w:bottom w:val="single" w:sz="8" w:space="0" w:color="111827"/>
+              <w:right w:val="single" w:sz="8" w:space="0" w:color="111827"/>
+            </w:tcBorders>
+            <w:shd w:val="clear" w:color="auto" w:fill="111827"/>
+            <w:vAlign w:val="center"/>
+          </w:tcPr>
+          <w:p>
+            <w:pPr>
+              <w:jc w:val="center"/>
+              <w:rPr>
+                <w:szCs w:val="20"/>
+              </w:rPr>
+            </w:pPr>
+            <w:r>
+              <w:rPr>
+                <w:b/>
+                <w:color w:val="F5F5F5"/>
+                <w:szCs w:val="20"/>
+              </w:rPr>
+              <w:t xml:space="preserve">Glass 2.0 mm</w:t>
+            </w:r>
+          </w:p>
+        </w:tc>
+        <w:tc>
+          <w:tcPr>
+            <w:tcW w:w="2267" w:type="dxa"/>
+            <w:tcBorders>
+              <w:top w:val="single" w:sz="8" w:space="0" w:color="111827"/>
+              <w:left w:val="single" w:sz="8" w:space="0" w:color="111827"/>
+              <w:bottom w:val="single" w:sz="8" w:space="0" w:color="111827"/>
+              <w:right w:val="single" w:sz="8" w:space="0" w:color="111827"/>
+            </w:tcBorders>
+            <w:shd w:val="clear" w:color="auto" w:fill="111827"/>
+            <w:vAlign w:val="center"/>
+          </w:tcPr>
+          <w:p>
+            <w:pPr>
+              <w:jc w:val="center"/>
+              <w:rPr>
+                <w:szCs w:val="20"/>
+              </w:rPr>
+            </w:pPr>
+            <w:r>
+              <w:rPr>
+                <w:b/>
+                <w:color w:val="F5F5F5"/>
+                <w:szCs w:val="20"/>
+              </w:rPr>
+              <w:t xml:space="preserve">Acrylic 3.0 mm</w:t>
+            </w:r>
+          </w:p>
+        </w:tc>
+      </w:tr>
+      <w:tr>
+        <w:trPr>
+          <w:jc w:val="center"/>
+        </w:trPr>
+        <w:tc>
+          <w:tcPr>
+            <w:tcW w:w="1300" w:type="dxa"/>
+            <w:tcBorders>
+              <w:top w:val="single" w:sz="4" w:space="0" w:color="D4D4D8"/>
+              <w:left w:val="single" w:sz="4" w:space="0" w:color="D4D4D8"/>
+              <w:bottom w:val="single" w:sz="4" w:space="0" w:color="D4D4D8"/>
+              <w:right w:val="single" w:sz="4" w:space="0" w:color="D4D4D8"/>
+            </w:tcBorders>
+          </w:tcPr>
+          <w:p>
+            <w:pPr>
+              <w:jc w:val="center"/>
+              <w:rPr>
+                <w:szCs w:val="20"/>
+              </w:rPr>
+            </w:pPr>
+            <w:r>
+              <w:rPr>
+                <w:b/>
+                <w:color w:val="262626"/>
+                <w:szCs w:val="20"/>
+              </w:rPr>
+              <w:t xml:space="preserve">1</w:t>
+            </w:r>
+          </w:p>
+        </w:tc>
+        <w:tc>
+          <w:tcPr>
+            <w:tcW w:w="2267" w:type="dxa"/>
+            <w:tcBorders>
+              <w:top w:val="single" w:sz="4" w:space="0" w:color="D4D4D8"/>
+              <w:left w:val="single" w:sz="4" w:space="0" w:color="D4D4D8"/>
+              <w:bottom w:val="single" w:sz="4" w:space="0" w:color="D4D4D8"/>
+              <w:right w:val="single" w:sz="4" w:space="0" w:color="D4D4D8"/>
+            </w:tcBorders>
+          </w:tcPr>
+          <w:p>
+            <w:pPr>
+              <w:jc w:val="center"/>
+              <w:rPr>
+                <w:szCs w:val="20"/>
+              </w:rPr>
+            </w:pPr>
+            <w:r>
+              <w:rPr>
+                <w:color w:val="262626"/>
+                <w:szCs w:val="20"/>
+              </w:rPr>
+              <w:t xml:space="preserve">67.2 Hz</w:t>
+            </w:r>
+          </w:p>
+        </w:tc>
+        <w:tc>
+          <w:tcPr>
+            <w:tcW w:w="2267" w:type="dxa"/>
+            <w:tcBorders>
+              <w:top w:val="single" w:sz="4" w:space="0" w:color="D4D4D8"/>
+              <w:left w:val="single" w:sz="4" w:space="0" w:color="D4D4D8"/>
+              <w:bottom w:val="single" w:sz="4" w:space="0" w:color="D4D4D8"/>
+              <w:right w:val="single" w:sz="4" w:space="0" w:color="D4D4D8"/>
+            </w:tcBorders>
+          </w:tcPr>
+          <w:p>
+            <w:pPr>
+              <w:jc w:val="center"/>
+              <w:rPr>
+                <w:szCs w:val="20"/>
+              </w:rPr>
+            </w:pPr>
+            <w:r>
+              <w:rPr>
+                <w:color w:val="262626"/>
+                <w:szCs w:val="20"/>
+              </w:rPr>
+              <w:t xml:space="preserve">32.5 Hz</w:t>
+            </w:r>
+          </w:p>
+        </w:tc>
+        <w:tc>
+          <w:tcPr>
+            <w:tcW w:w="2267" w:type="dxa"/>
+            <w:tcBorders>
+              <w:top w:val="single" w:sz="4" w:space="0" w:color="D4D4D8"/>
+              <w:left w:val="single" w:sz="4" w:space="0" w:color="D4D4D8"/>
+              <w:bottom w:val="single" w:sz="4" w:space="0" w:color="D4D4D8"/>
+              <w:right w:val="single" w:sz="4" w:space="0" w:color="D4D4D8"/>
+            </w:tcBorders>
+          </w:tcPr>
+          <w:p>
+            <w:pPr>
+              <w:jc w:val="center"/>
+              <w:rPr>
+                <w:szCs w:val="20"/>
+              </w:rPr>
+            </w:pPr>
+            <w:r>
+              <w:rPr>
+                <w:color w:val="262626"/>
+                <w:szCs w:val="20"/>
+              </w:rPr>
+              <w:t xml:space="preserve">132.1 Hz</w:t>
+            </w:r>
+          </w:p>
+        </w:tc>
+        <w:tc>
+          <w:tcPr>
+            <w:tcW w:w="2267" w:type="dxa"/>
+            <w:tcBorders>
+              <w:top w:val="single" w:sz="4" w:space="0" w:color="D4D4D8"/>
+              <w:left w:val="single" w:sz="4" w:space="0" w:color="D4D4D8"/>
+              <w:bottom w:val="single" w:sz="4" w:space="0" w:color="D4D4D8"/>
+              <w:right w:val="single" w:sz="4" w:space="0" w:color="D4D4D8"/>
+            </w:tcBorders>
+          </w:tcPr>
+          <w:p>
+            <w:pPr>
+              <w:jc w:val="center"/>
+              <w:rPr>
+                <w:szCs w:val="20"/>
+              </w:rPr>
+            </w:pPr>
+            <w:r>
+              <w:rPr>
+                <w:color w:val="262626"/>
+                <w:szCs w:val="20"/>
+              </w:rPr>
+              <w:t xml:space="preserve">66.7 Hz</w:t>
+            </w:r>
+          </w:p>
+        </w:tc>
+      </w:tr>
+      <w:tr>
+        <w:trPr>
+          <w:jc w:val="center"/>
+        </w:trPr>
+        <w:tc>
+          <w:tcPr>
+            <w:tcW w:w="1300" w:type="dxa"/>
+            <w:tcBorders>
+              <w:top w:val="single" w:sz="4" w:space="0" w:color="D4D4D8"/>
+              <w:left w:val="single" w:sz="4" w:space="0" w:color="D4D4D8"/>
+              <w:bottom w:val="single" w:sz="4" w:space="0" w:color="D4D4D8"/>
+              <w:right w:val="single" w:sz="4" w:space="0" w:color="D4D4D8"/>
+            </w:tcBorders>
+          </w:tcPr>
+          <w:p>
+            <w:pPr>
+              <w:jc w:val="center"/>
+              <w:rPr>
+                <w:szCs w:val="20"/>
+              </w:rPr>
+            </w:pPr>
+            <w:r>
+              <w:rPr>
+                <w:b/>
+                <w:color w:val="262626"/>
+                <w:szCs w:val="20"/>
+              </w:rPr>
+              <w:t xml:space="preserve">2</w:t>
+            </w:r>
+          </w:p>
+        </w:tc>
+        <w:tc>
+          <w:tcPr>
+            <w:tcW w:w="2267" w:type="dxa"/>
+            <w:tcBorders>
+              <w:top w:val="single" w:sz="4" w:space="0" w:color="D4D4D8"/>
+              <w:left w:val="single" w:sz="4" w:space="0" w:color="D4D4D8"/>
+              <w:bottom w:val="single" w:sz="4" w:space="0" w:color="D4D4D8"/>
+              <w:right w:val="single" w:sz="4" w:space="0" w:color="D4D4D8"/>
+            </w:tcBorders>
+          </w:tcPr>
+          <w:p>
+            <w:pPr>
+              <w:jc w:val="center"/>
+              <w:rPr>
+                <w:szCs w:val="20"/>
+              </w:rPr>
+            </w:pPr>
+            <w:r>
+              <w:rPr>
+                <w:color w:val="262626"/>
+                <w:szCs w:val="20"/>
+              </w:rPr>
+              <w:t xml:space="preserve">173.0 Hz</w:t>
+            </w:r>
+          </w:p>
+        </w:tc>
+        <w:tc>
+          <w:tcPr>
+            <w:tcW w:w="2267" w:type="dxa"/>
+            <w:tcBorders>
+              <w:top w:val="single" w:sz="4" w:space="0" w:color="D4D4D8"/>
+              <w:left w:val="single" w:sz="4" w:space="0" w:color="D4D4D8"/>
+              <w:bottom w:val="single" w:sz="4" w:space="0" w:color="D4D4D8"/>
+              <w:right w:val="single" w:sz="4" w:space="0" w:color="D4D4D8"/>
+            </w:tcBorders>
+          </w:tcPr>
+          <w:p>
+            <w:pPr>
+              <w:jc w:val="center"/>
+              <w:rPr>
+                <w:szCs w:val="20"/>
+              </w:rPr>
+            </w:pPr>
+            <w:r>
+              <w:rPr>
+                <w:color w:val="262626"/>
+                <w:szCs w:val="20"/>
+              </w:rPr>
+              <w:t xml:space="preserve">86.5 Hz</w:t>
+            </w:r>
+          </w:p>
+        </w:tc>
+        <w:tc>
+          <w:tcPr>
+            <w:tcW w:w="2267" w:type="dxa"/>
+            <w:tcBorders>
+              <w:top w:val="single" w:sz="4" w:space="0" w:color="D4D4D8"/>
+              <w:left w:val="single" w:sz="4" w:space="0" w:color="D4D4D8"/>
+              <w:bottom w:val="single" w:sz="4" w:space="0" w:color="D4D4D8"/>
+              <w:right w:val="single" w:sz="4" w:space="0" w:color="D4D4D8"/>
+            </w:tcBorders>
+          </w:tcPr>
+          <w:p>
+            <w:pPr>
+              <w:jc w:val="center"/>
+              <w:rPr>
+                <w:szCs w:val="20"/>
+              </w:rPr>
+            </w:pPr>
+            <w:r>
+              <w:rPr>
+                <w:color w:val="262626"/>
+                <w:szCs w:val="20"/>
+              </w:rPr>
+              <w:t xml:space="preserve">364.2 Hz</w:t>
+            </w:r>
+          </w:p>
+        </w:tc>
+        <w:tc>
+          <w:tcPr>
+            <w:tcW w:w="2267" w:type="dxa"/>
+            <w:tcBorders>
+              <w:top w:val="single" w:sz="4" w:space="0" w:color="D4D4D8"/>
+              <w:left w:val="single" w:sz="4" w:space="0" w:color="D4D4D8"/>
+              <w:bottom w:val="single" w:sz="4" w:space="0" w:color="D4D4D8"/>
+              <w:right w:val="single" w:sz="4" w:space="0" w:color="D4D4D8"/>
+            </w:tcBorders>
+          </w:tcPr>
+          <w:p>
+            <w:pPr>
+              <w:jc w:val="center"/>
+              <w:rPr>
+                <w:szCs w:val="20"/>
+              </w:rPr>
+            </w:pPr>
+            <w:r>
+              <w:rPr>
+                <w:color w:val="262626"/>
+                <w:szCs w:val="20"/>
+              </w:rPr>
+              <w:t xml:space="preserve">167.4 Hz</w:t>
+            </w:r>
+          </w:p>
+        </w:tc>
+      </w:tr>
+      <w:tr>
+        <w:trPr>
+          <w:jc w:val="center"/>
+        </w:trPr>
+        <w:tc>
+          <w:tcPr>
+            <w:tcW w:w="1300" w:type="dxa"/>
+            <w:tcBorders>
+              <w:top w:val="single" w:sz="4" w:space="0" w:color="D4D4D8"/>
+              <w:left w:val="single" w:sz="4" w:space="0" w:color="D4D4D8"/>
+              <w:bottom w:val="single" w:sz="4" w:space="0" w:color="D4D4D8"/>
+              <w:right w:val="single" w:sz="4" w:space="0" w:color="D4D4D8"/>
+            </w:tcBorders>
+          </w:tcPr>
+          <w:p>
+            <w:pPr>
+              <w:jc w:val="center"/>
+              <w:rPr>
+                <w:szCs w:val="20"/>
+              </w:rPr>
+            </w:pPr>
+            <w:r>
+              <w:rPr>
+                <w:b/>
+                <w:color w:val="262626"/>
+                <w:szCs w:val="20"/>
+              </w:rPr>
+              <w:t xml:space="preserve">3</w:t>
+            </w:r>
+          </w:p>
+        </w:tc>
+        <w:tc>
+          <w:tcPr>
+            <w:tcW w:w="2267" w:type="dxa"/>
+            <w:tcBorders>
+              <w:top w:val="single" w:sz="4" w:space="0" w:color="D4D4D8"/>
+              <w:left w:val="single" w:sz="4" w:space="0" w:color="D4D4D8"/>
+              <w:bottom w:val="single" w:sz="4" w:space="0" w:color="D4D4D8"/>
+              <w:right w:val="single" w:sz="4" w:space="0" w:color="D4D4D8"/>
+            </w:tcBorders>
+          </w:tcPr>
+          <w:p>
+            <w:pPr>
+              <w:jc w:val="center"/>
+              <w:rPr>
+                <w:szCs w:val="20"/>
+              </w:rPr>
+            </w:pPr>
+            <w:r>
+              <w:rPr>
+                <w:color w:val="262626"/>
+                <w:szCs w:val="20"/>
+              </w:rPr>
+              <w:t xml:space="preserve">337.3 Hz</w:t>
+            </w:r>
+          </w:p>
+        </w:tc>
+        <w:tc>
+          <w:tcPr>
+            <w:tcW w:w="2267" w:type="dxa"/>
+            <w:tcBorders>
+              <w:top w:val="single" w:sz="4" w:space="0" w:color="D4D4D8"/>
+              <w:left w:val="single" w:sz="4" w:space="0" w:color="D4D4D8"/>
+              <w:bottom w:val="single" w:sz="4" w:space="0" w:color="D4D4D8"/>
+              <w:right w:val="single" w:sz="4" w:space="0" w:color="D4D4D8"/>
+            </w:tcBorders>
+          </w:tcPr>
+          <w:p>
+            <w:pPr>
+              <w:jc w:val="center"/>
+              <w:rPr>
+                <w:szCs w:val="20"/>
+              </w:rPr>
+            </w:pPr>
+            <w:r>
+              <w:rPr>
+                <w:color w:val="262626"/>
+                <w:szCs w:val="20"/>
+              </w:rPr>
+              <w:t xml:space="preserve">164.8 Hz</w:t>
+            </w:r>
+          </w:p>
+        </w:tc>
+        <w:tc>
+          <w:tcPr>
+            <w:tcW w:w="2267" w:type="dxa"/>
+            <w:tcBorders>
+              <w:top w:val="single" w:sz="4" w:space="0" w:color="D4D4D8"/>
+              <w:left w:val="single" w:sz="4" w:space="0" w:color="D4D4D8"/>
+              <w:bottom w:val="single" w:sz="4" w:space="0" w:color="D4D4D8"/>
+              <w:right w:val="single" w:sz="4" w:space="0" w:color="D4D4D8"/>
+            </w:tcBorders>
+          </w:tcPr>
+          <w:p>
+            <w:pPr>
+              <w:jc w:val="center"/>
+              <w:rPr>
+                <w:szCs w:val="20"/>
+              </w:rPr>
+            </w:pPr>
+            <w:r>
+              <w:rPr>
+                <w:color w:val="262626"/>
+                <w:szCs w:val="20"/>
+              </w:rPr>
+              <w:t xml:space="preserve">676.9 Hz</w:t>
+            </w:r>
+          </w:p>
+        </w:tc>
+        <w:tc>
+          <w:tcPr>
+            <w:tcW w:w="2267" w:type="dxa"/>
+            <w:tcBorders>
+              <w:top w:val="single" w:sz="4" w:space="0" w:color="D4D4D8"/>
+              <w:left w:val="single" w:sz="4" w:space="0" w:color="D4D4D8"/>
+              <w:bottom w:val="single" w:sz="4" w:space="0" w:color="D4D4D8"/>
+              <w:right w:val="single" w:sz="4" w:space="0" w:color="D4D4D8"/>
+            </w:tcBorders>
+          </w:tcPr>
+          <w:p>
+            <w:pPr>
+              <w:jc w:val="center"/>
+              <w:rPr>
+                <w:szCs w:val="20"/>
+              </w:rPr>
+            </w:pPr>
+            <w:r>
+              <w:rPr>
+                <w:color w:val="262626"/>
+                <w:szCs w:val="20"/>
+              </w:rPr>
+              <w:t xml:space="preserve">332.6 Hz</w:t>
+            </w:r>
+          </w:p>
+        </w:tc>
+      </w:tr>
+      <w:tr>
+        <w:trPr>
+          <w:jc w:val="center"/>
+        </w:trPr>
+        <w:tc>
+          <w:tcPr>
+            <w:tcW w:w="1300" w:type="dxa"/>
+            <w:tcBorders>
+              <w:top w:val="single" w:sz="4" w:space="0" w:color="D4D4D8"/>
+              <w:left w:val="single" w:sz="4" w:space="0" w:color="D4D4D8"/>
+              <w:bottom w:val="single" w:sz="4" w:space="0" w:color="D4D4D8"/>
+              <w:right w:val="single" w:sz="4" w:space="0" w:color="D4D4D8"/>
+            </w:tcBorders>
+          </w:tcPr>
+          <w:p>
+            <w:pPr>
+              <w:jc w:val="center"/>
+              <w:rPr>
+                <w:szCs w:val="20"/>
+              </w:rPr>
+            </w:pPr>
+            <w:r>
+              <w:rPr>
+                <w:b/>
+                <w:color w:val="262626"/>
+                <w:szCs w:val="20"/>
+              </w:rPr>
+              <w:t xml:space="preserve">4</w:t>
+            </w:r>
+          </w:p>
+        </w:tc>
+        <w:tc>
+          <w:tcPr>
+            <w:tcW w:w="2267" w:type="dxa"/>
+            <w:tcBorders>
+              <w:top w:val="single" w:sz="4" w:space="0" w:color="D4D4D8"/>
+              <w:left w:val="single" w:sz="4" w:space="0" w:color="D4D4D8"/>
+              <w:bottom w:val="single" w:sz="4" w:space="0" w:color="D4D4D8"/>
+              <w:right w:val="single" w:sz="4" w:space="0" w:color="D4D4D8"/>
+            </w:tcBorders>
+          </w:tcPr>
+          <w:p>
+            <w:pPr>
+              <w:jc w:val="center"/>
+              <w:rPr>
+                <w:szCs w:val="20"/>
+              </w:rPr>
+            </w:pPr>
+            <w:r>
+              <w:rPr>
+                <w:color w:val="262626"/>
+                <w:szCs w:val="20"/>
+              </w:rPr>
+              <w:t xml:space="preserve">461.6 Hz</w:t>
+            </w:r>
+          </w:p>
+        </w:tc>
+        <w:tc>
+          <w:tcPr>
+            <w:tcW w:w="2267" w:type="dxa"/>
+            <w:tcBorders>
+              <w:top w:val="single" w:sz="4" w:space="0" w:color="D4D4D8"/>
+              <w:left w:val="single" w:sz="4" w:space="0" w:color="D4D4D8"/>
+              <w:bottom w:val="single" w:sz="4" w:space="0" w:color="D4D4D8"/>
+              <w:right w:val="single" w:sz="4" w:space="0" w:color="D4D4D8"/>
+            </w:tcBorders>
+          </w:tcPr>
+          <w:p>
+            <w:pPr>
+              <w:jc w:val="center"/>
+              <w:rPr>
+                <w:szCs w:val="20"/>
+              </w:rPr>
+            </w:pPr>
+            <w:r>
+              <w:rPr>
+                <w:color w:val="262626"/>
+                <w:szCs w:val="20"/>
+              </w:rPr>
+              <w:t xml:space="preserve">227.5 Hz</w:t>
+            </w:r>
+          </w:p>
+        </w:tc>
+        <w:tc>
+          <w:tcPr>
+            <w:tcW w:w="2267" w:type="dxa"/>
+            <w:tcBorders>
+              <w:top w:val="single" w:sz="4" w:space="0" w:color="D4D4D8"/>
+              <w:left w:val="single" w:sz="4" w:space="0" w:color="D4D4D8"/>
+              <w:bottom w:val="single" w:sz="4" w:space="0" w:color="D4D4D8"/>
+              <w:right w:val="single" w:sz="4" w:space="0" w:color="D4D4D8"/>
+            </w:tcBorders>
+          </w:tcPr>
+          <w:p>
+            <w:pPr>
+              <w:jc w:val="center"/>
+              <w:rPr>
+                <w:szCs w:val="20"/>
+              </w:rPr>
+            </w:pPr>
+            <w:r>
+              <w:rPr>
+                <w:color w:val="262626"/>
+                <w:szCs w:val="20"/>
+              </w:rPr>
+              <w:t xml:space="preserve">943.9 Hz</w:t>
+            </w:r>
+          </w:p>
+        </w:tc>
+        <w:tc>
+          <w:tcPr>
+            <w:tcW w:w="2267" w:type="dxa"/>
+            <w:tcBorders>
+              <w:top w:val="single" w:sz="4" w:space="0" w:color="D4D4D8"/>
+              <w:left w:val="single" w:sz="4" w:space="0" w:color="D4D4D8"/>
+              <w:bottom w:val="single" w:sz="4" w:space="0" w:color="D4D4D8"/>
+              <w:right w:val="single" w:sz="4" w:space="0" w:color="D4D4D8"/>
+            </w:tcBorders>
+          </w:tcPr>
+          <w:p>
+            <w:pPr>
+              <w:jc w:val="center"/>
+              <w:rPr>
+                <w:szCs w:val="20"/>
+              </w:rPr>
+            </w:pPr>
+            <w:r>
+              <w:rPr>
+                <w:color w:val="262626"/>
+                <w:szCs w:val="20"/>
+              </w:rPr>
+              <w:t xml:space="preserve">451.7 Hz</w:t>
+            </w:r>
+          </w:p>
+        </w:tc>
+      </w:tr>
+      <w:tr>
+        <w:trPr>
+          <w:jc w:val="center"/>
+        </w:trPr>
+        <w:tc>
+          <w:tcPr>
+            <w:tcW w:w="1300" w:type="dxa"/>
+            <w:tcBorders>
+              <w:top w:val="single" w:sz="4" w:space="0" w:color="D4D4D8"/>
+              <w:left w:val="single" w:sz="4" w:space="0" w:color="D4D4D8"/>
+              <w:bottom w:val="single" w:sz="4" w:space="0" w:color="D4D4D8"/>
+              <w:right w:val="single" w:sz="4" w:space="0" w:color="D4D4D8"/>
+            </w:tcBorders>
+          </w:tcPr>
+          <w:p>
+            <w:pPr>
+              <w:jc w:val="center"/>
+              <w:rPr>
+                <w:szCs w:val="20"/>
+              </w:rPr>
+            </w:pPr>
+            <w:r>
+              <w:rPr>
+                <w:b/>
+                <w:color w:val="262626"/>
+                <w:szCs w:val="20"/>
+              </w:rPr>
+              <w:t xml:space="preserve">5</w:t>
+            </w:r>
+          </w:p>
+        </w:tc>
+        <w:tc>
+          <w:tcPr>
+            <w:tcW w:w="2267" w:type="dxa"/>
+            <w:tcBorders>
+              <w:top w:val="single" w:sz="4" w:space="0" w:color="D4D4D8"/>
+              <w:left w:val="single" w:sz="4" w:space="0" w:color="D4D4D8"/>
+              <w:bottom w:val="single" w:sz="4" w:space="0" w:color="D4D4D8"/>
+              <w:right w:val="single" w:sz="4" w:space="0" w:color="D4D4D8"/>
+            </w:tcBorders>
+          </w:tcPr>
+          <w:p>
+            <w:pPr>
+              <w:jc w:val="center"/>
+              <w:rPr>
+                <w:szCs w:val="20"/>
+              </w:rPr>
+            </w:pPr>
+            <w:r>
+              <w:rPr>
+                <w:color w:val="262626"/>
+                <w:szCs w:val="20"/>
+              </w:rPr>
+              <w:t xml:space="preserve">768.2 Hz</w:t>
+            </w:r>
+          </w:p>
+        </w:tc>
+        <w:tc>
+          <w:tcPr>
+            <w:tcW w:w="2267" w:type="dxa"/>
+            <w:tcBorders>
+              <w:top w:val="single" w:sz="4" w:space="0" w:color="D4D4D8"/>
+              <w:left w:val="single" w:sz="4" w:space="0" w:color="D4D4D8"/>
+              <w:bottom w:val="single" w:sz="4" w:space="0" w:color="D4D4D8"/>
+              <w:right w:val="single" w:sz="4" w:space="0" w:color="D4D4D8"/>
+            </w:tcBorders>
+          </w:tcPr>
+          <w:p>
+            <w:pPr>
+              <w:jc w:val="center"/>
+              <w:rPr>
+                <w:szCs w:val="20"/>
+              </w:rPr>
+            </w:pPr>
+            <w:r>
+              <w:rPr>
+                <w:color w:val="262626"/>
+                <w:szCs w:val="20"/>
+              </w:rPr>
+              <w:t xml:space="preserve">380.3 Hz</w:t>
+            </w:r>
+          </w:p>
+        </w:tc>
+        <w:tc>
+          <w:tcPr>
+            <w:tcW w:w="2267" w:type="dxa"/>
+            <w:tcBorders>
+              <w:top w:val="single" w:sz="4" w:space="0" w:color="D4D4D8"/>
+              <w:left w:val="single" w:sz="4" w:space="0" w:color="D4D4D8"/>
+              <w:bottom w:val="single" w:sz="4" w:space="0" w:color="D4D4D8"/>
+              <w:right w:val="single" w:sz="4" w:space="0" w:color="D4D4D8"/>
+            </w:tcBorders>
+          </w:tcPr>
+          <w:p>
+            <w:pPr>
+              <w:jc w:val="center"/>
+              <w:rPr>
+                <w:szCs w:val="20"/>
+              </w:rPr>
+            </w:pPr>
+            <w:r>
+              <w:rPr>
+                <w:color w:val="262626"/>
+                <w:szCs w:val="20"/>
+              </w:rPr>
+              <w:t xml:space="preserve">1.586 kHz</w:t>
+            </w:r>
+          </w:p>
+        </w:tc>
+        <w:tc>
+          <w:tcPr>
+            <w:tcW w:w="2267" w:type="dxa"/>
+            <w:tcBorders>
+              <w:top w:val="single" w:sz="4" w:space="0" w:color="D4D4D8"/>
+              <w:left w:val="single" w:sz="4" w:space="0" w:color="D4D4D8"/>
+              <w:bottom w:val="single" w:sz="4" w:space="0" w:color="D4D4D8"/>
+              <w:right w:val="single" w:sz="4" w:space="0" w:color="D4D4D8"/>
+            </w:tcBorders>
+          </w:tcPr>
+          <w:p>
+            <w:pPr>
+              <w:jc w:val="center"/>
+              <w:rPr>
+                <w:szCs w:val="20"/>
+              </w:rPr>
+            </w:pPr>
+            <w:r>
+              <w:rPr>
+                <w:color w:val="262626"/>
+                <w:szCs w:val="20"/>
+              </w:rPr>
+              <w:t xml:space="preserve">749.2 Hz</w:t>
+            </w:r>
+          </w:p>
+        </w:tc>
+      </w:tr>
+      <w:tr>
+        <w:trPr>
+          <w:jc w:val="center"/>
+        </w:trPr>
+        <w:tc>
+          <w:tcPr>
+            <w:tcW w:w="1300" w:type="dxa"/>
+            <w:tcBorders>
+              <w:top w:val="single" w:sz="4" w:space="0" w:color="D4D4D8"/>
+              <w:left w:val="single" w:sz="4" w:space="0" w:color="D4D4D8"/>
+              <w:bottom w:val="single" w:sz="4" w:space="0" w:color="D4D4D8"/>
+              <w:right w:val="single" w:sz="4" w:space="0" w:color="D4D4D8"/>
+            </w:tcBorders>
+          </w:tcPr>
+          <w:p>
+            <w:pPr>
+              <w:jc w:val="center"/>
+              <w:rPr>
+                <w:szCs w:val="20"/>
+              </w:rPr>
+            </w:pPr>
+            <w:r>
+              <w:rPr>
+                <w:b/>
+                <w:color w:val="262626"/>
+                <w:szCs w:val="20"/>
+              </w:rPr>
+              <w:t xml:space="preserve">6</w:t>
+            </w:r>
+          </w:p>
+        </w:tc>
+        <w:tc>
+          <w:tcPr>
+            <w:tcW w:w="2267" w:type="dxa"/>
+            <w:tcBorders>
+              <w:top w:val="single" w:sz="4" w:space="0" w:color="D4D4D8"/>
+              <w:left w:val="single" w:sz="4" w:space="0" w:color="D4D4D8"/>
+              <w:bottom w:val="single" w:sz="4" w:space="0" w:color="D4D4D8"/>
+              <w:right w:val="single" w:sz="4" w:space="0" w:color="D4D4D8"/>
+            </w:tcBorders>
+          </w:tcPr>
+          <w:p>
+            <w:pPr>
+              <w:jc w:val="center"/>
+              <w:rPr>
+                <w:szCs w:val="20"/>
+              </w:rPr>
+            </w:pPr>
+            <w:r>
+              <w:rPr>
+                <w:color w:val="262626"/>
+                <w:szCs w:val="20"/>
+              </w:rPr>
+              <w:t xml:space="preserve">825.8 Hz</w:t>
+            </w:r>
+          </w:p>
+        </w:tc>
+        <w:tc>
+          <w:tcPr>
+            <w:tcW w:w="2267" w:type="dxa"/>
+            <w:tcBorders>
+              <w:top w:val="single" w:sz="4" w:space="0" w:color="D4D4D8"/>
+              <w:left w:val="single" w:sz="4" w:space="0" w:color="D4D4D8"/>
+              <w:bottom w:val="single" w:sz="4" w:space="0" w:color="D4D4D8"/>
+              <w:right w:val="single" w:sz="4" w:space="0" w:color="D4D4D8"/>
+            </w:tcBorders>
+          </w:tcPr>
+          <w:p>
+            <w:pPr>
+              <w:jc w:val="center"/>
+              <w:rPr>
+                <w:szCs w:val="20"/>
+              </w:rPr>
+            </w:pPr>
+            <w:r>
+              <w:rPr>
+                <w:color w:val="262626"/>
+                <w:szCs w:val="20"/>
+              </w:rPr>
+              <w:t xml:space="preserve">403.8 Hz</w:t>
+            </w:r>
+          </w:p>
+        </w:tc>
+        <w:tc>
+          <w:tcPr>
+            <w:tcW w:w="2267" w:type="dxa"/>
+            <w:tcBorders>
+              <w:top w:val="single" w:sz="4" w:space="0" w:color="D4D4D8"/>
+              <w:left w:val="single" w:sz="4" w:space="0" w:color="D4D4D8"/>
+              <w:bottom w:val="single" w:sz="4" w:space="0" w:color="D4D4D8"/>
+              <w:right w:val="single" w:sz="4" w:space="0" w:color="D4D4D8"/>
+            </w:tcBorders>
+          </w:tcPr>
+          <w:p>
+            <w:pPr>
+              <w:jc w:val="center"/>
+              <w:rPr>
+                <w:szCs w:val="20"/>
+              </w:rPr>
+            </w:pPr>
+            <w:r>
+              <w:rPr>
+                <w:color w:val="262626"/>
+                <w:szCs w:val="20"/>
+              </w:rPr>
+              <w:t xml:space="preserve">1.661 kHz</w:t>
+            </w:r>
+          </w:p>
+        </w:tc>
+        <w:tc>
+          <w:tcPr>
+            <w:tcW w:w="2267" w:type="dxa"/>
+            <w:tcBorders>
+              <w:top w:val="single" w:sz="4" w:space="0" w:color="D4D4D8"/>
+              <w:left w:val="single" w:sz="4" w:space="0" w:color="D4D4D8"/>
+              <w:bottom w:val="single" w:sz="4" w:space="0" w:color="D4D4D8"/>
+              <w:right w:val="single" w:sz="4" w:space="0" w:color="D4D4D8"/>
+            </w:tcBorders>
+          </w:tcPr>
+          <w:p>
+            <w:pPr>
+              <w:jc w:val="center"/>
+              <w:rPr>
+                <w:szCs w:val="20"/>
+              </w:rPr>
+            </w:pPr>
+            <w:r>
+              <w:rPr>
+                <w:color w:val="262626"/>
+                <w:szCs w:val="20"/>
+              </w:rPr>
+              <w:t xml:space="preserve">813.7 Hz</w:t>
+            </w:r>
+          </w:p>
+        </w:tc>
+      </w:tr>
+      <w:tr>
+        <w:trPr>
+          <w:jc w:val="center"/>
+        </w:trPr>
+        <w:tc>
+          <w:tcPr>
+            <w:tcW w:w="1300" w:type="dxa"/>
+            <w:tcBorders>
+              <w:top w:val="single" w:sz="4" w:space="0" w:color="D4D4D8"/>
+              <w:left w:val="single" w:sz="4" w:space="0" w:color="D4D4D8"/>
+              <w:bottom w:val="single" w:sz="4" w:space="0" w:color="D4D4D8"/>
+              <w:right w:val="single" w:sz="4" w:space="0" w:color="D4D4D8"/>
+            </w:tcBorders>
+          </w:tcPr>
+          <w:p>
+            <w:pPr>
+              <w:jc w:val="center"/>
+              <w:rPr>
+                <w:szCs w:val="20"/>
+              </w:rPr>
+            </w:pPr>
+            <w:r>
+              <w:rPr>
+                <w:b/>
+                <w:color w:val="262626"/>
+                <w:szCs w:val="20"/>
+              </w:rPr>
+              <w:t xml:space="preserve">7</w:t>
+            </w:r>
+          </w:p>
+        </w:tc>
+        <w:tc>
+          <w:tcPr>
+            <w:tcW w:w="2267" w:type="dxa"/>
+            <w:tcBorders>
+              <w:top w:val="single" w:sz="4" w:space="0" w:color="D4D4D8"/>
+              <w:left w:val="single" w:sz="4" w:space="0" w:color="D4D4D8"/>
+              <w:bottom w:val="single" w:sz="4" w:space="0" w:color="D4D4D8"/>
+              <w:right w:val="single" w:sz="4" w:space="0" w:color="D4D4D8"/>
+            </w:tcBorders>
+          </w:tcPr>
+          <w:p>
+            <w:pPr>
+              <w:jc w:val="center"/>
+              <w:rPr>
+                <w:szCs w:val="20"/>
+              </w:rPr>
+            </w:pPr>
+            <w:r>
+              <w:rPr>
+                <w:color w:val="262626"/>
+                <w:szCs w:val="20"/>
+              </w:rPr>
+              <w:t xml:space="preserve">946.9 Hz</w:t>
+            </w:r>
+          </w:p>
+        </w:tc>
+        <w:tc>
+          <w:tcPr>
+            <w:tcW w:w="2267" w:type="dxa"/>
+            <w:tcBorders>
+              <w:top w:val="single" w:sz="4" w:space="0" w:color="D4D4D8"/>
+              <w:left w:val="single" w:sz="4" w:space="0" w:color="D4D4D8"/>
+              <w:bottom w:val="single" w:sz="4" w:space="0" w:color="D4D4D8"/>
+              <w:right w:val="single" w:sz="4" w:space="0" w:color="D4D4D8"/>
+            </w:tcBorders>
+          </w:tcPr>
+          <w:p>
+            <w:pPr>
+              <w:jc w:val="center"/>
+              <w:rPr>
+                <w:szCs w:val="20"/>
+              </w:rPr>
+            </w:pPr>
+            <w:r>
+              <w:rPr>
+                <w:color w:val="262626"/>
+                <w:szCs w:val="20"/>
+              </w:rPr>
+              <w:t xml:space="preserve">464.9 Hz</w:t>
+            </w:r>
+          </w:p>
+        </w:tc>
+        <w:tc>
+          <w:tcPr>
+            <w:tcW w:w="2267" w:type="dxa"/>
+            <w:tcBorders>
+              <w:top w:val="single" w:sz="4" w:space="0" w:color="D4D4D8"/>
+              <w:left w:val="single" w:sz="4" w:space="0" w:color="D4D4D8"/>
+              <w:bottom w:val="single" w:sz="4" w:space="0" w:color="D4D4D8"/>
+              <w:right w:val="single" w:sz="4" w:space="0" w:color="D4D4D8"/>
+            </w:tcBorders>
+          </w:tcPr>
+          <w:p>
+            <w:pPr>
+              <w:jc w:val="center"/>
+              <w:rPr>
+                <w:szCs w:val="20"/>
+              </w:rPr>
+            </w:pPr>
+            <w:r>
+              <w:rPr>
+                <w:color w:val="262626"/>
+                <w:szCs w:val="20"/>
+              </w:rPr>
+              <w:t xml:space="preserve">1.920 kHz</w:t>
+            </w:r>
+          </w:p>
+        </w:tc>
+        <w:tc>
+          <w:tcPr>
+            <w:tcW w:w="2267" w:type="dxa"/>
+            <w:tcBorders>
+              <w:top w:val="single" w:sz="4" w:space="0" w:color="D4D4D8"/>
+              <w:left w:val="single" w:sz="4" w:space="0" w:color="D4D4D8"/>
+              <w:bottom w:val="single" w:sz="4" w:space="0" w:color="D4D4D8"/>
+              <w:right w:val="single" w:sz="4" w:space="0" w:color="D4D4D8"/>
+            </w:tcBorders>
+          </w:tcPr>
+          <w:p>
+            <w:pPr>
+              <w:jc w:val="center"/>
+              <w:rPr>
+                <w:szCs w:val="20"/>
+              </w:rPr>
+            </w:pPr>
+            <w:r>
+              <w:rPr>
+                <w:color w:val="262626"/>
+                <w:szCs w:val="20"/>
+              </w:rPr>
+              <w:t xml:space="preserve">929.8 Hz</w:t>
+            </w:r>
+          </w:p>
+        </w:tc>
+      </w:tr>
+      <w:tr>
+        <w:trPr>
+          <w:jc w:val="center"/>
+        </w:trPr>
+        <w:tc>
+          <w:tcPr>
+            <w:tcW w:w="1300" w:type="dxa"/>
+            <w:tcBorders>
+              <w:top w:val="single" w:sz="4" w:space="0" w:color="D4D4D8"/>
+              <w:left w:val="single" w:sz="4" w:space="0" w:color="D4D4D8"/>
+              <w:bottom w:val="single" w:sz="4" w:space="0" w:color="D4D4D8"/>
+              <w:right w:val="single" w:sz="4" w:space="0" w:color="D4D4D8"/>
+            </w:tcBorders>
+          </w:tcPr>
+          <w:p>
+            <w:pPr>
+              <w:jc w:val="center"/>
+              <w:rPr>
+                <w:szCs w:val="20"/>
+              </w:rPr>
+            </w:pPr>
+            <w:r>
+              <w:rPr>
+                <w:b/>
+                <w:color w:val="262626"/>
+                <w:szCs w:val="20"/>
+              </w:rPr>
+              <w:t xml:space="preserve">8</w:t>
+            </w:r>
+          </w:p>
+        </w:tc>
+        <w:tc>
+          <w:tcPr>
+            <w:tcW w:w="2267" w:type="dxa"/>
+            <w:tcBorders>
+              <w:top w:val="single" w:sz="4" w:space="0" w:color="D4D4D8"/>
+              <w:left w:val="single" w:sz="4" w:space="0" w:color="D4D4D8"/>
+              <w:bottom w:val="single" w:sz="4" w:space="0" w:color="D4D4D8"/>
+              <w:right w:val="single" w:sz="4" w:space="0" w:color="D4D4D8"/>
+            </w:tcBorders>
+          </w:tcPr>
+          <w:p>
+            <w:pPr>
+              <w:jc w:val="center"/>
+              <w:rPr>
+                <w:szCs w:val="20"/>
+              </w:rPr>
+            </w:pPr>
+            <w:r>
+              <w:rPr>
+                <w:color w:val="262626"/>
+                <w:szCs w:val="20"/>
+              </w:rPr>
+              <w:t xml:space="preserve">1.281 kHz</w:t>
+            </w:r>
+          </w:p>
+        </w:tc>
+        <w:tc>
+          <w:tcPr>
+            <w:tcW w:w="2267" w:type="dxa"/>
+            <w:tcBorders>
+              <w:top w:val="single" w:sz="4" w:space="0" w:color="D4D4D8"/>
+              <w:left w:val="single" w:sz="4" w:space="0" w:color="D4D4D8"/>
+              <w:bottom w:val="single" w:sz="4" w:space="0" w:color="D4D4D8"/>
+              <w:right w:val="single" w:sz="4" w:space="0" w:color="D4D4D8"/>
+            </w:tcBorders>
+          </w:tcPr>
+          <w:p>
+            <w:pPr>
+              <w:jc w:val="center"/>
+              <w:rPr>
+                <w:szCs w:val="20"/>
+              </w:rPr>
+            </w:pPr>
+            <w:r>
+              <w:rPr>
+                <w:color w:val="262626"/>
+                <w:szCs w:val="20"/>
+              </w:rPr>
+              <w:t xml:space="preserve">631.3 Hz</w:t>
+            </w:r>
+          </w:p>
+        </w:tc>
+        <w:tc>
+          <w:tcPr>
+            <w:tcW w:w="2267" w:type="dxa"/>
+            <w:tcBorders>
+              <w:top w:val="single" w:sz="4" w:space="0" w:color="D4D4D8"/>
+              <w:left w:val="single" w:sz="4" w:space="0" w:color="D4D4D8"/>
+              <w:bottom w:val="single" w:sz="4" w:space="0" w:color="D4D4D8"/>
+              <w:right w:val="single" w:sz="4" w:space="0" w:color="D4D4D8"/>
+            </w:tcBorders>
+          </w:tcPr>
+          <w:p>
+            <w:pPr>
+              <w:jc w:val="center"/>
+              <w:rPr>
+                <w:szCs w:val="20"/>
+              </w:rPr>
+            </w:pPr>
+            <w:r>
+              <w:rPr>
+                <w:color w:val="262626"/>
+                <w:szCs w:val="20"/>
+              </w:rPr>
+              <w:t xml:space="preserve">2.619 kHz</w:t>
+            </w:r>
+          </w:p>
+        </w:tc>
+        <w:tc>
+          <w:tcPr>
+            <w:tcW w:w="2267" w:type="dxa"/>
+            <w:tcBorders>
+              <w:top w:val="single" w:sz="4" w:space="0" w:color="D4D4D8"/>
+              <w:left w:val="single" w:sz="4" w:space="0" w:color="D4D4D8"/>
+              <w:bottom w:val="single" w:sz="4" w:space="0" w:color="D4D4D8"/>
+              <w:right w:val="single" w:sz="4" w:space="0" w:color="D4D4D8"/>
+            </w:tcBorders>
+          </w:tcPr>
+          <w:p>
+            <w:pPr>
+              <w:jc w:val="center"/>
+              <w:rPr>
+                <w:szCs w:val="20"/>
+              </w:rPr>
+            </w:pPr>
+            <w:r>
+              <w:rPr>
+                <w:color w:val="262626"/>
+                <w:szCs w:val="20"/>
+              </w:rPr>
+              <w:t xml:space="preserve">1.254 kHz</w:t>
+            </w:r>
+          </w:p>
+        </w:tc>
+      </w:tr>
+      <w:tr>
+        <w:trPr>
+          <w:jc w:val="center"/>
+        </w:trPr>
+        <w:tc>
+          <w:tcPr>
+            <w:tcW w:w="1300" w:type="dxa"/>
+            <w:tcBorders>
+              <w:top w:val="single" w:sz="4" w:space="0" w:color="D4D4D8"/>
+              <w:left w:val="single" w:sz="4" w:space="0" w:color="D4D4D8"/>
+              <w:bottom w:val="single" w:sz="4" w:space="0" w:color="D4D4D8"/>
+              <w:right w:val="single" w:sz="4" w:space="0" w:color="D4D4D8"/>
+            </w:tcBorders>
+          </w:tcPr>
+          <w:p>
+            <w:pPr>
+              <w:jc w:val="center"/>
+              <w:rPr>
+                <w:szCs w:val="20"/>
+              </w:rPr>
+            </w:pPr>
+            <w:r>
+              <w:rPr>
+                <w:b/>
+                <w:color w:val="262626"/>
+                <w:szCs w:val="20"/>
+              </w:rPr>
+              <w:t xml:space="preserve">9</w:t>
+            </w:r>
+          </w:p>
+        </w:tc>
+        <w:tc>
+          <w:tcPr>
+            <w:tcW w:w="2267" w:type="dxa"/>
+            <w:tcBorders>
+              <w:top w:val="single" w:sz="4" w:space="0" w:color="D4D4D8"/>
+              <w:left w:val="single" w:sz="4" w:space="0" w:color="D4D4D8"/>
+              <w:bottom w:val="single" w:sz="4" w:space="0" w:color="D4D4D8"/>
+              <w:right w:val="single" w:sz="4" w:space="0" w:color="D4D4D8"/>
+            </w:tcBorders>
+          </w:tcPr>
+          <w:p>
+            <w:pPr>
+              <w:jc w:val="center"/>
+              <w:rPr>
+                <w:szCs w:val="20"/>
+              </w:rPr>
+            </w:pPr>
+            <w:r>
+              <w:rPr>
+                <w:color w:val="262626"/>
+                <w:szCs w:val="20"/>
+              </w:rPr>
+              <w:t xml:space="preserve">1.530 kHz</w:t>
+            </w:r>
+          </w:p>
+        </w:tc>
+        <w:tc>
+          <w:tcPr>
+            <w:tcW w:w="2267" w:type="dxa"/>
+            <w:tcBorders>
+              <w:top w:val="single" w:sz="4" w:space="0" w:color="D4D4D8"/>
+              <w:left w:val="single" w:sz="4" w:space="0" w:color="D4D4D8"/>
+              <w:bottom w:val="single" w:sz="4" w:space="0" w:color="D4D4D8"/>
+              <w:right w:val="single" w:sz="4" w:space="0" w:color="D4D4D8"/>
+            </w:tcBorders>
+          </w:tcPr>
+          <w:p>
+            <w:pPr>
+              <w:jc w:val="center"/>
+              <w:rPr>
+                <w:szCs w:val="20"/>
+              </w:rPr>
+            </w:pPr>
+            <w:r>
+              <w:rPr>
+                <w:color w:val="262626"/>
+                <w:szCs w:val="20"/>
+              </w:rPr>
+              <w:t xml:space="preserve">748.4 Hz</w:t>
+            </w:r>
+          </w:p>
+        </w:tc>
+        <w:tc>
+          <w:tcPr>
+            <w:tcW w:w="2267" w:type="dxa"/>
+            <w:tcBorders>
+              <w:top w:val="single" w:sz="4" w:space="0" w:color="D4D4D8"/>
+              <w:left w:val="single" w:sz="4" w:space="0" w:color="D4D4D8"/>
+              <w:bottom w:val="single" w:sz="4" w:space="0" w:color="D4D4D8"/>
+              <w:right w:val="single" w:sz="4" w:space="0" w:color="D4D4D8"/>
+            </w:tcBorders>
+          </w:tcPr>
+          <w:p>
+            <w:pPr>
+              <w:jc w:val="center"/>
+              <w:rPr>
+                <w:szCs w:val="20"/>
+              </w:rPr>
+            </w:pPr>
+            <w:r>
+              <w:rPr>
+                <w:color w:val="262626"/>
+                <w:szCs w:val="20"/>
+              </w:rPr>
+              <w:t xml:space="preserve">3.079 kHz</w:t>
+            </w:r>
+          </w:p>
+        </w:tc>
+        <w:tc>
+          <w:tcPr>
+            <w:tcW w:w="2267" w:type="dxa"/>
+            <w:tcBorders>
+              <w:top w:val="single" w:sz="4" w:space="0" w:color="D4D4D8"/>
+              <w:left w:val="single" w:sz="4" w:space="0" w:color="D4D4D8"/>
+              <w:bottom w:val="single" w:sz="4" w:space="0" w:color="D4D4D8"/>
+              <w:right w:val="single" w:sz="4" w:space="0" w:color="D4D4D8"/>
+            </w:tcBorders>
+          </w:tcPr>
+          <w:p>
+            <w:pPr>
+              <w:jc w:val="center"/>
+              <w:rPr>
+                <w:szCs w:val="20"/>
+              </w:rPr>
+            </w:pPr>
+            <w:r>
+              <w:rPr>
+                <w:color w:val="262626"/>
+                <w:szCs w:val="20"/>
+              </w:rPr>
+              <w:t xml:space="preserve">1.507 kHz</w:t>
+            </w:r>
+          </w:p>
+        </w:tc>
+      </w:tr>
+      <w:tr>
+        <w:trPr>
+          <w:jc w:val="center"/>
+        </w:trPr>
+        <w:tc>
+          <w:tcPr>
+            <w:tcW w:w="1300" w:type="dxa"/>
+            <w:tcBorders>
+              <w:top w:val="single" w:sz="4" w:space="0" w:color="D4D4D8"/>
+              <w:left w:val="single" w:sz="4" w:space="0" w:color="D4D4D8"/>
+              <w:bottom w:val="single" w:sz="4" w:space="0" w:color="D4D4D8"/>
+              <w:right w:val="single" w:sz="4" w:space="0" w:color="D4D4D8"/>
+            </w:tcBorders>
+          </w:tcPr>
+          <w:p>
+            <w:pPr>
+              <w:jc w:val="center"/>
+              <w:rPr>
+                <w:szCs w:val="20"/>
+              </w:rPr>
+            </w:pPr>
+            <w:r>
+              <w:rPr>
+                <w:b/>
+                <w:color w:val="262626"/>
+                <w:szCs w:val="20"/>
+              </w:rPr>
+              <w:t xml:space="preserve">10</w:t>
+            </w:r>
+          </w:p>
+        </w:tc>
+        <w:tc>
+          <w:tcPr>
+            <w:tcW w:w="2267" w:type="dxa"/>
+            <w:tcBorders>
+              <w:top w:val="single" w:sz="4" w:space="0" w:color="D4D4D8"/>
+              <w:left w:val="single" w:sz="4" w:space="0" w:color="D4D4D8"/>
+              <w:bottom w:val="single" w:sz="4" w:space="0" w:color="D4D4D8"/>
+              <w:right w:val="single" w:sz="4" w:space="0" w:color="D4D4D8"/>
+            </w:tcBorders>
+          </w:tcPr>
+          <w:p>
+            <w:pPr>
+              <w:jc w:val="center"/>
+              <w:rPr>
+                <w:szCs w:val="20"/>
+              </w:rPr>
+            </w:pPr>
+            <w:r>
+              <w:rPr>
+                <w:color w:val="262626"/>
+                <w:szCs w:val="20"/>
+              </w:rPr>
+              <w:t xml:space="preserve">1.647 kHz</w:t>
+            </w:r>
+          </w:p>
+        </w:tc>
+        <w:tc>
+          <w:tcPr>
+            <w:tcW w:w="2267" w:type="dxa"/>
+            <w:tcBorders>
+              <w:top w:val="single" w:sz="4" w:space="0" w:color="D4D4D8"/>
+              <w:left w:val="single" w:sz="4" w:space="0" w:color="D4D4D8"/>
+              <w:bottom w:val="single" w:sz="4" w:space="0" w:color="D4D4D8"/>
+              <w:right w:val="single" w:sz="4" w:space="0" w:color="D4D4D8"/>
+            </w:tcBorders>
+          </w:tcPr>
+          <w:p>
+            <w:pPr>
+              <w:jc w:val="center"/>
+              <w:rPr>
+                <w:szCs w:val="20"/>
+              </w:rPr>
+            </w:pPr>
+            <w:r>
+              <w:rPr>
+                <w:color w:val="262626"/>
+                <w:szCs w:val="20"/>
+              </w:rPr>
+              <w:t xml:space="preserve">807.6 Hz</w:t>
+            </w:r>
+          </w:p>
+        </w:tc>
+        <w:tc>
+          <w:tcPr>
+            <w:tcW w:w="2267" w:type="dxa"/>
+            <w:tcBorders>
+              <w:top w:val="single" w:sz="4" w:space="0" w:color="D4D4D8"/>
+              <w:left w:val="single" w:sz="4" w:space="0" w:color="D4D4D8"/>
+              <w:bottom w:val="single" w:sz="4" w:space="0" w:color="D4D4D8"/>
+              <w:right w:val="single" w:sz="4" w:space="0" w:color="D4D4D8"/>
+            </w:tcBorders>
+          </w:tcPr>
+          <w:p>
+            <w:pPr>
+              <w:jc w:val="center"/>
+              <w:rPr>
+                <w:szCs w:val="20"/>
+              </w:rPr>
+            </w:pPr>
+            <w:r>
+              <w:rPr>
+                <w:color w:val="262626"/>
+                <w:szCs w:val="20"/>
+              </w:rPr>
+              <w:t xml:space="preserve">3.330 kHz</w:t>
+            </w:r>
+          </w:p>
+        </w:tc>
+        <w:tc>
+          <w:tcPr>
+            <w:tcW w:w="2267" w:type="dxa"/>
+            <w:tcBorders>
+              <w:top w:val="single" w:sz="4" w:space="0" w:color="D4D4D8"/>
+              <w:left w:val="single" w:sz="4" w:space="0" w:color="D4D4D8"/>
+              <w:bottom w:val="single" w:sz="4" w:space="0" w:color="D4D4D8"/>
+              <w:right w:val="single" w:sz="4" w:space="0" w:color="D4D4D8"/>
+            </w:tcBorders>
+          </w:tcPr>
+          <w:p>
+            <w:pPr>
+              <w:jc w:val="center"/>
+              <w:rPr>
+                <w:szCs w:val="20"/>
+              </w:rPr>
+            </w:pPr>
+            <w:r>
+              <w:rPr>
+                <w:color w:val="262626"/>
+                <w:szCs w:val="20"/>
+              </w:rPr>
+              <w:t xml:space="preserve">1.619 kHz</w:t>
+            </w:r>
+          </w:p>
+        </w:tc>
+      </w:tr>
+      <w:tr>
+        <w:trPr>
+          <w:jc w:val="center"/>
+        </w:trPr>
+        <w:tc>
+          <w:tcPr>
+            <w:tcW w:w="1300" w:type="dxa"/>
+            <w:tcBorders>
+              <w:top w:val="single" w:sz="4" w:space="0" w:color="D4D4D8"/>
+              <w:left w:val="single" w:sz="4" w:space="0" w:color="D4D4D8"/>
+              <w:bottom w:val="single" w:sz="4" w:space="0" w:color="D4D4D8"/>
+              <w:right w:val="single" w:sz="4" w:space="0" w:color="D4D4D8"/>
+            </w:tcBorders>
+          </w:tcPr>
+          <w:p>
+            <w:pPr>
+              <w:jc w:val="center"/>
+              <w:rPr>
+                <w:szCs w:val="20"/>
+              </w:rPr>
+            </w:pPr>
+            <w:r>
+              <w:rPr>
+                <w:b/>
+                <w:color w:val="262626"/>
+                <w:szCs w:val="20"/>
+              </w:rPr>
+              <w:t xml:space="preserve">11</w:t>
+            </w:r>
+          </w:p>
+        </w:tc>
+        <w:tc>
+          <w:tcPr>
+            <w:tcW w:w="2267" w:type="dxa"/>
+            <w:tcBorders>
+              <w:top w:val="single" w:sz="4" w:space="0" w:color="D4D4D8"/>
+              <w:left w:val="single" w:sz="4" w:space="0" w:color="D4D4D8"/>
+              <w:bottom w:val="single" w:sz="4" w:space="0" w:color="D4D4D8"/>
+              <w:right w:val="single" w:sz="4" w:space="0" w:color="D4D4D8"/>
+            </w:tcBorders>
+          </w:tcPr>
+          <w:p>
+            <w:pPr>
+              <w:jc w:val="center"/>
+              <w:rPr>
+                <w:szCs w:val="20"/>
+              </w:rPr>
+            </w:pPr>
+            <w:r>
+              <w:rPr>
+                <w:color w:val="262626"/>
+                <w:szCs w:val="20"/>
+              </w:rPr>
+              <w:t xml:space="preserve">1.801 kHz</w:t>
+            </w:r>
+          </w:p>
+        </w:tc>
+        <w:tc>
+          <w:tcPr>
+            <w:tcW w:w="2267" w:type="dxa"/>
+            <w:tcBorders>
+              <w:top w:val="single" w:sz="4" w:space="0" w:color="D4D4D8"/>
+              <w:left w:val="single" w:sz="4" w:space="0" w:color="D4D4D8"/>
+              <w:bottom w:val="single" w:sz="4" w:space="0" w:color="D4D4D8"/>
+              <w:right w:val="single" w:sz="4" w:space="0" w:color="D4D4D8"/>
+            </w:tcBorders>
+          </w:tcPr>
+          <w:p>
+            <w:pPr>
+              <w:jc w:val="center"/>
+              <w:rPr>
+                <w:szCs w:val="20"/>
+              </w:rPr>
+            </w:pPr>
+            <w:r>
+              <w:rPr>
+                <w:color w:val="262626"/>
+                <w:szCs w:val="20"/>
+              </w:rPr>
+              <w:t xml:space="preserve">887.8 Hz</w:t>
+            </w:r>
+          </w:p>
+        </w:tc>
+        <w:tc>
+          <w:tcPr>
+            <w:tcW w:w="2267" w:type="dxa"/>
+            <w:tcBorders>
+              <w:top w:val="single" w:sz="4" w:space="0" w:color="D4D4D8"/>
+              <w:left w:val="single" w:sz="4" w:space="0" w:color="D4D4D8"/>
+              <w:bottom w:val="single" w:sz="4" w:space="0" w:color="D4D4D8"/>
+              <w:right w:val="single" w:sz="4" w:space="0" w:color="D4D4D8"/>
+            </w:tcBorders>
+          </w:tcPr>
+          <w:p>
+            <w:pPr>
+              <w:jc w:val="center"/>
+              <w:rPr>
+                <w:szCs w:val="20"/>
+              </w:rPr>
+            </w:pPr>
+            <w:r>
+              <w:rPr>
+                <w:color w:val="262626"/>
+                <w:szCs w:val="20"/>
+              </w:rPr>
+              <w:t xml:space="preserve">3.685 kHz</w:t>
+            </w:r>
+          </w:p>
+        </w:tc>
+        <w:tc>
+          <w:tcPr>
+            <w:tcW w:w="2267" w:type="dxa"/>
+            <w:tcBorders>
+              <w:top w:val="single" w:sz="4" w:space="0" w:color="D4D4D8"/>
+              <w:left w:val="single" w:sz="4" w:space="0" w:color="D4D4D8"/>
+              <w:bottom w:val="single" w:sz="4" w:space="0" w:color="D4D4D8"/>
+              <w:right w:val="single" w:sz="4" w:space="0" w:color="D4D4D8"/>
+            </w:tcBorders>
+          </w:tcPr>
+          <w:p>
+            <w:pPr>
+              <w:jc w:val="center"/>
+              <w:rPr>
+                <w:szCs w:val="20"/>
+              </w:rPr>
+            </w:pPr>
+            <w:r>
+              <w:rPr>
+                <w:color w:val="262626"/>
+                <w:szCs w:val="20"/>
+              </w:rPr>
+              <w:t xml:space="preserve">1.764 kHz</w:t>
+            </w:r>
+          </w:p>
+        </w:tc>
+      </w:tr>
+      <w:tr>
+        <w:trPr>
+          <w:jc w:val="center"/>
+        </w:trPr>
+        <w:tc>
+          <w:tcPr>
+            <w:tcW w:w="1300" w:type="dxa"/>
+            <w:tcBorders>
+              <w:top w:val="single" w:sz="4" w:space="0" w:color="D4D4D8"/>
+              <w:left w:val="single" w:sz="4" w:space="0" w:color="D4D4D8"/>
+              <w:bottom w:val="single" w:sz="4" w:space="0" w:color="D4D4D8"/>
+              <w:right w:val="single" w:sz="4" w:space="0" w:color="D4D4D8"/>
+            </w:tcBorders>
+          </w:tcPr>
+          <w:p>
+            <w:pPr>
+              <w:jc w:val="center"/>
+              <w:rPr>
+                <w:szCs w:val="20"/>
+              </w:rPr>
+            </w:pPr>
+            <w:r>
+              <w:rPr>
+                <w:b/>
+                <w:color w:val="262626"/>
+                <w:szCs w:val="20"/>
+              </w:rPr>
+              <w:t xml:space="preserve">12</w:t>
+            </w:r>
+          </w:p>
+        </w:tc>
+        <w:tc>
+          <w:tcPr>
+            <w:tcW w:w="2267" w:type="dxa"/>
+            <w:tcBorders>
+              <w:top w:val="single" w:sz="4" w:space="0" w:color="D4D4D8"/>
+              <w:left w:val="single" w:sz="4" w:space="0" w:color="D4D4D8"/>
+              <w:bottom w:val="single" w:sz="4" w:space="0" w:color="D4D4D8"/>
+              <w:right w:val="single" w:sz="4" w:space="0" w:color="D4D4D8"/>
+            </w:tcBorders>
+          </w:tcPr>
+          <w:p>
+            <w:pPr>
+              <w:jc w:val="center"/>
+              <w:rPr>
+                <w:szCs w:val="20"/>
+              </w:rPr>
+            </w:pPr>
+            <w:r>
+              <w:rPr>
+                <w:color w:val="262626"/>
+                <w:szCs w:val="20"/>
+              </w:rPr>
+              <w:t xml:space="preserve">1.988 kHz</w:t>
+            </w:r>
+          </w:p>
+        </w:tc>
+        <w:tc>
+          <w:tcPr>
+            <w:tcW w:w="2267" w:type="dxa"/>
+            <w:tcBorders>
+              <w:top w:val="single" w:sz="4" w:space="0" w:color="D4D4D8"/>
+              <w:left w:val="single" w:sz="4" w:space="0" w:color="D4D4D8"/>
+              <w:bottom w:val="single" w:sz="4" w:space="0" w:color="D4D4D8"/>
+              <w:right w:val="single" w:sz="4" w:space="0" w:color="D4D4D8"/>
+            </w:tcBorders>
+          </w:tcPr>
+          <w:p>
+            <w:pPr>
+              <w:jc w:val="center"/>
+              <w:rPr>
+                <w:szCs w:val="20"/>
+              </w:rPr>
+            </w:pPr>
+            <w:r>
+              <w:rPr>
+                <w:color w:val="262626"/>
+                <w:szCs w:val="20"/>
+              </w:rPr>
+              <w:t xml:space="preserve">977.3 Hz</w:t>
+            </w:r>
+          </w:p>
+        </w:tc>
+        <w:tc>
+          <w:tcPr>
+            <w:tcW w:w="2267" w:type="dxa"/>
+            <w:tcBorders>
+              <w:top w:val="single" w:sz="4" w:space="0" w:color="D4D4D8"/>
+              <w:left w:val="single" w:sz="4" w:space="0" w:color="D4D4D8"/>
+              <w:bottom w:val="single" w:sz="4" w:space="0" w:color="D4D4D8"/>
+              <w:right w:val="single" w:sz="4" w:space="0" w:color="D4D4D8"/>
+            </w:tcBorders>
+          </w:tcPr>
+          <w:p>
+            <w:pPr>
+              <w:jc w:val="center"/>
+              <w:rPr>
+                <w:szCs w:val="20"/>
+              </w:rPr>
+            </w:pPr>
+            <w:r>
+              <w:rPr>
+                <w:color w:val="262626"/>
+                <w:szCs w:val="20"/>
+              </w:rPr>
+              <w:t xml:space="preserve">4.042 kHz</w:t>
+            </w:r>
+          </w:p>
+        </w:tc>
+        <w:tc>
+          <w:tcPr>
+            <w:tcW w:w="2267" w:type="dxa"/>
+            <w:tcBorders>
+              <w:top w:val="single" w:sz="4" w:space="0" w:color="D4D4D8"/>
+              <w:left w:val="single" w:sz="4" w:space="0" w:color="D4D4D8"/>
+              <w:bottom w:val="single" w:sz="4" w:space="0" w:color="D4D4D8"/>
+              <w:right w:val="single" w:sz="4" w:space="0" w:color="D4D4D8"/>
+            </w:tcBorders>
+          </w:tcPr>
+          <w:p>
+            <w:pPr>
+              <w:jc w:val="center"/>
+              <w:rPr>
+                <w:szCs w:val="20"/>
+              </w:rPr>
+            </w:pPr>
+            <w:r>
+              <w:rPr>
+                <w:color w:val="262626"/>
+                <w:szCs w:val="20"/>
+              </w:rPr>
+              <w:t xml:space="preserve">1.952 kHz</w:t>
+            </w:r>
+          </w:p>
+        </w:tc>
+      </w:tr>
+      <w:tr>
+        <w:trPr>
+          <w:jc w:val="center"/>
+        </w:trPr>
+        <w:tc>
+          <w:tcPr>
+            <w:tcW w:w="1300" w:type="dxa"/>
+            <w:tcBorders>
+              <w:top w:val="single" w:sz="4" w:space="0" w:color="D4D4D8"/>
+              <w:left w:val="single" w:sz="4" w:space="0" w:color="D4D4D8"/>
+              <w:bottom w:val="single" w:sz="4" w:space="0" w:color="D4D4D8"/>
+              <w:right w:val="single" w:sz="4" w:space="0" w:color="D4D4D8"/>
+            </w:tcBorders>
+          </w:tcPr>
+          <w:p>
+            <w:pPr>
+              <w:jc w:val="center"/>
+              <w:rPr>
+                <w:szCs w:val="20"/>
+              </w:rPr>
+            </w:pPr>
+            <w:r>
+              <w:rPr>
+                <w:b/>
+                <w:color w:val="262626"/>
+                <w:szCs w:val="20"/>
+              </w:rPr>
+              <w:t xml:space="preserve">13</w:t>
+            </w:r>
+          </w:p>
+        </w:tc>
+        <w:tc>
+          <w:tcPr>
+            <w:tcW w:w="2267" w:type="dxa"/>
+            <w:tcBorders>
+              <w:top w:val="single" w:sz="4" w:space="0" w:color="D4D4D8"/>
+              <w:left w:val="single" w:sz="4" w:space="0" w:color="D4D4D8"/>
+              <w:bottom w:val="single" w:sz="4" w:space="0" w:color="D4D4D8"/>
+              <w:right w:val="single" w:sz="4" w:space="0" w:color="D4D4D8"/>
+            </w:tcBorders>
+          </w:tcPr>
+          <w:p>
+            <w:pPr>
+              <w:jc w:val="center"/>
+              <w:rPr>
+                <w:szCs w:val="20"/>
+              </w:rPr>
+            </w:pPr>
+            <w:r>
+              <w:rPr>
+                <w:color w:val="262626"/>
+                <w:szCs w:val="20"/>
+              </w:rPr>
+              <w:t xml:space="preserve">2.450 kHz</w:t>
+            </w:r>
+          </w:p>
+        </w:tc>
+        <w:tc>
+          <w:tcPr>
+            <w:tcW w:w="2267" w:type="dxa"/>
+            <w:tcBorders>
+              <w:top w:val="single" w:sz="4" w:space="0" w:color="D4D4D8"/>
+              <w:left w:val="single" w:sz="4" w:space="0" w:color="D4D4D8"/>
+              <w:bottom w:val="single" w:sz="4" w:space="0" w:color="D4D4D8"/>
+              <w:right w:val="single" w:sz="4" w:space="0" w:color="D4D4D8"/>
+            </w:tcBorders>
+          </w:tcPr>
+          <w:p>
+            <w:pPr>
+              <w:jc w:val="center"/>
+              <w:rPr>
+                <w:szCs w:val="20"/>
+              </w:rPr>
+            </w:pPr>
+            <w:r>
+              <w:rPr>
+                <w:color w:val="262626"/>
+                <w:szCs w:val="20"/>
+              </w:rPr>
+              <w:t xml:space="preserve">1.199 kHz</w:t>
+            </w:r>
+          </w:p>
+        </w:tc>
+        <w:tc>
+          <w:tcPr>
+            <w:tcW w:w="2267" w:type="dxa"/>
+            <w:tcBorders>
+              <w:top w:val="single" w:sz="4" w:space="0" w:color="D4D4D8"/>
+              <w:left w:val="single" w:sz="4" w:space="0" w:color="D4D4D8"/>
+              <w:bottom w:val="single" w:sz="4" w:space="0" w:color="D4D4D8"/>
+              <w:right w:val="single" w:sz="4" w:space="0" w:color="D4D4D8"/>
+            </w:tcBorders>
+          </w:tcPr>
+          <w:p>
+            <w:pPr>
+              <w:jc w:val="center"/>
+              <w:rPr>
+                <w:szCs w:val="20"/>
+              </w:rPr>
+            </w:pPr>
+            <w:r>
+              <w:rPr>
+                <w:color w:val="262626"/>
+                <w:szCs w:val="20"/>
+              </w:rPr>
+              <w:t xml:space="preserve">4.935 kHz</w:t>
+            </w:r>
+          </w:p>
+        </w:tc>
+        <w:tc>
+          <w:tcPr>
+            <w:tcW w:w="2267" w:type="dxa"/>
+            <w:tcBorders>
+              <w:top w:val="single" w:sz="4" w:space="0" w:color="D4D4D8"/>
+              <w:left w:val="single" w:sz="4" w:space="0" w:color="D4D4D8"/>
+              <w:bottom w:val="single" w:sz="4" w:space="0" w:color="D4D4D8"/>
+              <w:right w:val="single" w:sz="4" w:space="0" w:color="D4D4D8"/>
+            </w:tcBorders>
+          </w:tcPr>
+          <w:p>
+            <w:pPr>
+              <w:jc w:val="center"/>
+              <w:rPr>
+                <w:szCs w:val="20"/>
+              </w:rPr>
+            </w:pPr>
+            <w:r>
+              <w:rPr>
+                <w:color w:val="262626"/>
+                <w:szCs w:val="20"/>
+              </w:rPr>
+              <w:t xml:space="preserve">2.412 kHz</w:t>
+            </w:r>
+          </w:p>
+        </w:tc>
+      </w:tr>
+      <w:tr>
+        <w:trPr>
+          <w:jc w:val="center"/>
+        </w:trPr>
+        <w:tc>
+          <w:tcPr>
+            <w:tcW w:w="1300" w:type="dxa"/>
+            <w:tcBorders>
+              <w:top w:val="single" w:sz="4" w:space="0" w:color="D4D4D8"/>
+              <w:left w:val="single" w:sz="4" w:space="0" w:color="D4D4D8"/>
+              <w:bottom w:val="single" w:sz="4" w:space="0" w:color="D4D4D8"/>
+              <w:right w:val="single" w:sz="4" w:space="0" w:color="D4D4D8"/>
+            </w:tcBorders>
+          </w:tcPr>
+          <w:p>
+            <w:pPr>
+              <w:jc w:val="center"/>
+              <w:rPr>
+                <w:szCs w:val="20"/>
+              </w:rPr>
+            </w:pPr>
+            <w:r>
+              <w:rPr>
+                <w:b/>
+                <w:color w:val="262626"/>
+                <w:szCs w:val="20"/>
+              </w:rPr>
+              <w:t xml:space="preserve">14</w:t>
+            </w:r>
+          </w:p>
+        </w:tc>
+        <w:tc>
+          <w:tcPr>
+            <w:tcW w:w="2267" w:type="dxa"/>
+            <w:tcBorders>
+              <w:top w:val="single" w:sz="4" w:space="0" w:color="D4D4D8"/>
+              <w:left w:val="single" w:sz="4" w:space="0" w:color="D4D4D8"/>
+              <w:bottom w:val="single" w:sz="4" w:space="0" w:color="D4D4D8"/>
+              <w:right w:val="single" w:sz="4" w:space="0" w:color="D4D4D8"/>
+            </w:tcBorders>
+          </w:tcPr>
+          <w:p>
+            <w:pPr>
+              <w:jc w:val="center"/>
+              <w:rPr>
+                <w:szCs w:val="20"/>
+              </w:rPr>
+            </w:pPr>
+            <w:r>
+              <w:rPr>
+                <w:color w:val="262626"/>
+                <w:szCs w:val="20"/>
+              </w:rPr>
+              <w:t xml:space="preserve">2.527 kHz</w:t>
+            </w:r>
+          </w:p>
+        </w:tc>
+        <w:tc>
+          <w:tcPr>
+            <w:tcW w:w="2267" w:type="dxa"/>
+            <w:tcBorders>
+              <w:top w:val="single" w:sz="4" w:space="0" w:color="D4D4D8"/>
+              <w:left w:val="single" w:sz="4" w:space="0" w:color="D4D4D8"/>
+              <w:bottom w:val="single" w:sz="4" w:space="0" w:color="D4D4D8"/>
+              <w:right w:val="single" w:sz="4" w:space="0" w:color="D4D4D8"/>
+            </w:tcBorders>
+          </w:tcPr>
+          <w:p>
+            <w:pPr>
+              <w:jc w:val="center"/>
+              <w:rPr>
+                <w:szCs w:val="20"/>
+              </w:rPr>
+            </w:pPr>
+            <w:r>
+              <w:rPr>
+                <w:color w:val="262626"/>
+                <w:szCs w:val="20"/>
+              </w:rPr>
+              <w:t xml:space="preserve">1.243 kHz</w:t>
+            </w:r>
+          </w:p>
+        </w:tc>
+        <w:tc>
+          <w:tcPr>
+            <w:tcW w:w="2267" w:type="dxa"/>
+            <w:tcBorders>
+              <w:top w:val="single" w:sz="4" w:space="0" w:color="D4D4D8"/>
+              <w:left w:val="single" w:sz="4" w:space="0" w:color="D4D4D8"/>
+              <w:bottom w:val="single" w:sz="4" w:space="0" w:color="D4D4D8"/>
+              <w:right w:val="single" w:sz="4" w:space="0" w:color="D4D4D8"/>
+            </w:tcBorders>
+          </w:tcPr>
+          <w:p>
+            <w:pPr>
+              <w:jc w:val="center"/>
+              <w:rPr>
+                <w:szCs w:val="20"/>
+              </w:rPr>
+            </w:pPr>
+            <w:r>
+              <w:rPr>
+                <w:color w:val="262626"/>
+                <w:szCs w:val="20"/>
+              </w:rPr>
+              <w:t xml:space="preserve">5.147 kHz</w:t>
+            </w:r>
+          </w:p>
+        </w:tc>
+        <w:tc>
+          <w:tcPr>
+            <w:tcW w:w="2267" w:type="dxa"/>
+            <w:tcBorders>
+              <w:top w:val="single" w:sz="4" w:space="0" w:color="D4D4D8"/>
+              <w:left w:val="single" w:sz="4" w:space="0" w:color="D4D4D8"/>
+              <w:bottom w:val="single" w:sz="4" w:space="0" w:color="D4D4D8"/>
+              <w:right w:val="single" w:sz="4" w:space="0" w:color="D4D4D8"/>
+            </w:tcBorders>
+          </w:tcPr>
+          <w:p>
+            <w:pPr>
+              <w:jc w:val="center"/>
+              <w:rPr>
+                <w:szCs w:val="20"/>
+              </w:rPr>
+            </w:pPr>
+            <w:r>
+              <w:rPr>
+                <w:color w:val="262626"/>
+                <w:szCs w:val="20"/>
+              </w:rPr>
+              <w:t xml:space="preserve">2.479 kHz</w:t>
+            </w:r>
+          </w:p>
+        </w:tc>
+      </w:tr>
+      <w:tr>
+        <w:trPr>
+          <w:jc w:val="center"/>
+        </w:trPr>
+        <w:tc>
+          <w:tcPr>
+            <w:tcW w:w="1300" w:type="dxa"/>
+            <w:tcBorders>
+              <w:top w:val="single" w:sz="4" w:space="0" w:color="D4D4D8"/>
+              <w:left w:val="single" w:sz="4" w:space="0" w:color="D4D4D8"/>
+              <w:bottom w:val="single" w:sz="4" w:space="0" w:color="D4D4D8"/>
+              <w:right w:val="single" w:sz="4" w:space="0" w:color="D4D4D8"/>
+            </w:tcBorders>
+          </w:tcPr>
+          <w:p>
+            <w:pPr>
+              <w:jc w:val="center"/>
+              <w:rPr>
+                <w:szCs w:val="20"/>
+              </w:rPr>
+            </w:pPr>
+            <w:r>
+              <w:rPr>
+                <w:b/>
+                <w:color w:val="262626"/>
+                <w:szCs w:val="20"/>
+              </w:rPr>
+              <w:t xml:space="preserve">15</w:t>
+            </w:r>
+          </w:p>
+        </w:tc>
+        <w:tc>
+          <w:tcPr>
+            <w:tcW w:w="2267" w:type="dxa"/>
+            <w:tcBorders>
+              <w:top w:val="single" w:sz="4" w:space="0" w:color="D4D4D8"/>
+              <w:left w:val="single" w:sz="4" w:space="0" w:color="D4D4D8"/>
+              <w:bottom w:val="single" w:sz="4" w:space="0" w:color="D4D4D8"/>
+              <w:right w:val="single" w:sz="4" w:space="0" w:color="D4D4D8"/>
+            </w:tcBorders>
+          </w:tcPr>
+          <w:p>
+            <w:pPr>
+              <w:jc w:val="center"/>
+              <w:rPr>
+                <w:szCs w:val="20"/>
+              </w:rPr>
+            </w:pPr>
+            <w:r>
+              <w:rPr>
+                <w:color w:val="262626"/>
+                <w:szCs w:val="20"/>
+              </w:rPr>
+              <w:t xml:space="preserve">2.574 kHz</w:t>
+            </w:r>
+          </w:p>
+        </w:tc>
+        <w:tc>
+          <w:tcPr>
+            <w:tcW w:w="2267" w:type="dxa"/>
+            <w:tcBorders>
+              <w:top w:val="single" w:sz="4" w:space="0" w:color="D4D4D8"/>
+              <w:left w:val="single" w:sz="4" w:space="0" w:color="D4D4D8"/>
+              <w:bottom w:val="single" w:sz="4" w:space="0" w:color="D4D4D8"/>
+              <w:right w:val="single" w:sz="4" w:space="0" w:color="D4D4D8"/>
+            </w:tcBorders>
+          </w:tcPr>
+          <w:p>
+            <w:pPr>
+              <w:jc w:val="center"/>
+              <w:rPr>
+                <w:szCs w:val="20"/>
+              </w:rPr>
+            </w:pPr>
+            <w:r>
+              <w:rPr>
+                <w:color w:val="262626"/>
+                <w:szCs w:val="20"/>
+              </w:rPr>
+              <w:t xml:space="preserve">1.261 kHz</w:t>
+            </w:r>
+          </w:p>
+        </w:tc>
+        <w:tc>
+          <w:tcPr>
+            <w:tcW w:w="2267" w:type="dxa"/>
+            <w:tcBorders>
+              <w:top w:val="single" w:sz="4" w:space="0" w:color="D4D4D8"/>
+              <w:left w:val="single" w:sz="4" w:space="0" w:color="D4D4D8"/>
+              <w:bottom w:val="single" w:sz="4" w:space="0" w:color="D4D4D8"/>
+              <w:right w:val="single" w:sz="4" w:space="0" w:color="D4D4D8"/>
+            </w:tcBorders>
+          </w:tcPr>
+          <w:p>
+            <w:pPr>
+              <w:jc w:val="center"/>
+              <w:rPr>
+                <w:szCs w:val="20"/>
+              </w:rPr>
+            </w:pPr>
+            <w:r>
+              <w:rPr>
+                <w:color w:val="262626"/>
+                <w:szCs w:val="20"/>
+              </w:rPr>
+              <w:t xml:space="preserve">5.196 kHz</w:t>
+            </w:r>
+          </w:p>
+        </w:tc>
+        <w:tc>
+          <w:tcPr>
+            <w:tcW w:w="2267" w:type="dxa"/>
+            <w:tcBorders>
+              <w:top w:val="single" w:sz="4" w:space="0" w:color="D4D4D8"/>
+              <w:left w:val="single" w:sz="4" w:space="0" w:color="D4D4D8"/>
+              <w:bottom w:val="single" w:sz="4" w:space="0" w:color="D4D4D8"/>
+              <w:right w:val="single" w:sz="4" w:space="0" w:color="D4D4D8"/>
+            </w:tcBorders>
+          </w:tcPr>
+          <w:p>
+            <w:pPr>
+              <w:jc w:val="center"/>
+              <w:rPr>
+                <w:szCs w:val="20"/>
+              </w:rPr>
+            </w:pPr>
+            <w:r>
+              <w:rPr>
+                <w:color w:val="262626"/>
+                <w:szCs w:val="20"/>
+              </w:rPr>
+              <w:t xml:space="preserve">2.532 kHz</w:t>
+            </w:r>
+          </w:p>
+        </w:tc>
+      </w:tr>
+      <w:tr>
+        <w:trPr>
+          <w:jc w:val="center"/>
+        </w:trPr>
+        <w:tc>
+          <w:tcPr>
+            <w:tcW w:w="1300" w:type="dxa"/>
+            <w:tcBorders>
+              <w:top w:val="single" w:sz="4" w:space="0" w:color="D4D4D8"/>
+              <w:left w:val="single" w:sz="4" w:space="0" w:color="D4D4D8"/>
+              <w:bottom w:val="single" w:sz="4" w:space="0" w:color="D4D4D8"/>
+              <w:right w:val="single" w:sz="4" w:space="0" w:color="D4D4D8"/>
+            </w:tcBorders>
+          </w:tcPr>
+          <w:p>
+            <w:pPr>
+              <w:jc w:val="center"/>
+              <w:rPr>
+                <w:szCs w:val="20"/>
+              </w:rPr>
+            </w:pPr>
+            <w:r>
+              <w:rPr>
+                <w:b/>
+                <w:color w:val="262626"/>
+                <w:szCs w:val="20"/>
+              </w:rPr>
+              <w:t xml:space="preserve">16</w:t>
+            </w:r>
+          </w:p>
+        </w:tc>
+        <w:tc>
+          <w:tcPr>
+            <w:tcW w:w="2267" w:type="dxa"/>
+            <w:tcBorders>
+              <w:top w:val="single" w:sz="4" w:space="0" w:color="D4D4D8"/>
+              <w:left w:val="single" w:sz="4" w:space="0" w:color="D4D4D8"/>
+              <w:bottom w:val="single" w:sz="4" w:space="0" w:color="D4D4D8"/>
+              <w:right w:val="single" w:sz="4" w:space="0" w:color="D4D4D8"/>
+            </w:tcBorders>
+          </w:tcPr>
+          <w:p>
+            <w:pPr>
+              <w:jc w:val="center"/>
+              <w:rPr>
+                <w:szCs w:val="20"/>
+              </w:rPr>
+            </w:pPr>
+            <w:r>
+              <w:rPr>
+                <w:color w:val="262626"/>
+                <w:szCs w:val="20"/>
+              </w:rPr>
+              <w:t xml:space="preserve">2.908 kHz</w:t>
+            </w:r>
+          </w:p>
+        </w:tc>
+        <w:tc>
+          <w:tcPr>
+            <w:tcW w:w="2267" w:type="dxa"/>
+            <w:tcBorders>
+              <w:top w:val="single" w:sz="4" w:space="0" w:color="D4D4D8"/>
+              <w:left w:val="single" w:sz="4" w:space="0" w:color="D4D4D8"/>
+              <w:bottom w:val="single" w:sz="4" w:space="0" w:color="D4D4D8"/>
+              <w:right w:val="single" w:sz="4" w:space="0" w:color="D4D4D8"/>
+            </w:tcBorders>
+          </w:tcPr>
+          <w:p>
+            <w:pPr>
+              <w:jc w:val="center"/>
+              <w:rPr>
+                <w:szCs w:val="20"/>
+              </w:rPr>
+            </w:pPr>
+            <w:r>
+              <w:rPr>
+                <w:color w:val="262626"/>
+                <w:szCs w:val="20"/>
+              </w:rPr>
+              <w:t xml:space="preserve">1.427 kHz</w:t>
+            </w:r>
+          </w:p>
+        </w:tc>
+        <w:tc>
+          <w:tcPr>
+            <w:tcW w:w="2267" w:type="dxa"/>
+            <w:tcBorders>
+              <w:top w:val="single" w:sz="4" w:space="0" w:color="D4D4D8"/>
+              <w:left w:val="single" w:sz="4" w:space="0" w:color="D4D4D8"/>
+              <w:bottom w:val="single" w:sz="4" w:space="0" w:color="D4D4D8"/>
+              <w:right w:val="single" w:sz="4" w:space="0" w:color="D4D4D8"/>
+            </w:tcBorders>
+          </w:tcPr>
+          <w:p>
+            <w:pPr>
+              <w:jc w:val="center"/>
+              <w:rPr>
+                <w:szCs w:val="20"/>
+              </w:rPr>
+            </w:pPr>
+            <w:r>
+              <w:rPr>
+                <w:color w:val="262626"/>
+                <w:szCs w:val="20"/>
+              </w:rPr>
+              <w:t xml:space="preserve">5.891 kHz</w:t>
+            </w:r>
+          </w:p>
+        </w:tc>
+        <w:tc>
+          <w:tcPr>
+            <w:tcW w:w="2267" w:type="dxa"/>
+            <w:tcBorders>
+              <w:top w:val="single" w:sz="4" w:space="0" w:color="D4D4D8"/>
+              <w:left w:val="single" w:sz="4" w:space="0" w:color="D4D4D8"/>
+              <w:bottom w:val="single" w:sz="4" w:space="0" w:color="D4D4D8"/>
+              <w:right w:val="single" w:sz="4" w:space="0" w:color="D4D4D8"/>
+            </w:tcBorders>
+          </w:tcPr>
+          <w:p>
+            <w:pPr>
+              <w:jc w:val="center"/>
+              <w:rPr>
+                <w:szCs w:val="20"/>
+              </w:rPr>
+            </w:pPr>
+            <w:r>
+              <w:rPr>
+                <w:color w:val="262626"/>
+                <w:szCs w:val="20"/>
+              </w:rPr>
+              <w:t xml:space="preserve">2.857 kHz</w:t>
+            </w:r>
+          </w:p>
+        </w:tc>
+      </w:tr>
+      <w:tr>
+        <w:trPr>
+          <w:jc w:val="center"/>
+        </w:trPr>
+        <w:tc>
+          <w:tcPr>
+            <w:tcW w:w="1300" w:type="dxa"/>
+            <w:tcBorders>
+              <w:top w:val="single" w:sz="4" w:space="0" w:color="D4D4D8"/>
+              <w:left w:val="single" w:sz="4" w:space="0" w:color="D4D4D8"/>
+              <w:bottom w:val="single" w:sz="4" w:space="0" w:color="D4D4D8"/>
+              <w:right w:val="single" w:sz="4" w:space="0" w:color="D4D4D8"/>
+            </w:tcBorders>
+          </w:tcPr>
+          <w:p>
+            <w:pPr>
+              <w:jc w:val="center"/>
+              <w:rPr>
+                <w:szCs w:val="20"/>
+              </w:rPr>
+            </w:pPr>
+            <w:r>
+              <w:rPr>
+                <w:b/>
+                <w:color w:val="262626"/>
+                <w:szCs w:val="20"/>
+              </w:rPr>
+              <w:t xml:space="preserve">17</w:t>
+            </w:r>
+          </w:p>
+        </w:tc>
+        <w:tc>
+          <w:tcPr>
+            <w:tcW w:w="2267" w:type="dxa"/>
+            <w:tcBorders>
+              <w:top w:val="single" w:sz="4" w:space="0" w:color="D4D4D8"/>
+              <w:left w:val="single" w:sz="4" w:space="0" w:color="D4D4D8"/>
+              <w:bottom w:val="single" w:sz="4" w:space="0" w:color="D4D4D8"/>
+              <w:right w:val="single" w:sz="4" w:space="0" w:color="D4D4D8"/>
+            </w:tcBorders>
+          </w:tcPr>
+          <w:p>
+            <w:pPr>
+              <w:jc w:val="center"/>
+              <w:rPr>
+                <w:szCs w:val="20"/>
+              </w:rPr>
+            </w:pPr>
+            <w:r>
+              <w:rPr>
+                <w:color w:val="262626"/>
+                <w:szCs w:val="20"/>
+              </w:rPr>
+              <w:t xml:space="preserve">3.266 kHz</w:t>
+            </w:r>
+          </w:p>
+        </w:tc>
+        <w:tc>
+          <w:tcPr>
+            <w:tcW w:w="2267" w:type="dxa"/>
+            <w:tcBorders>
+              <w:top w:val="single" w:sz="4" w:space="0" w:color="D4D4D8"/>
+              <w:left w:val="single" w:sz="4" w:space="0" w:color="D4D4D8"/>
+              <w:bottom w:val="single" w:sz="4" w:space="0" w:color="D4D4D8"/>
+              <w:right w:val="single" w:sz="4" w:space="0" w:color="D4D4D8"/>
+            </w:tcBorders>
+          </w:tcPr>
+          <w:p>
+            <w:pPr>
+              <w:jc w:val="center"/>
+              <w:rPr>
+                <w:szCs w:val="20"/>
+              </w:rPr>
+            </w:pPr>
+            <w:r>
+              <w:rPr>
+                <w:color w:val="262626"/>
+                <w:szCs w:val="20"/>
+              </w:rPr>
+              <w:t xml:space="preserve">1.607 kHz</w:t>
+            </w:r>
+          </w:p>
+        </w:tc>
+        <w:tc>
+          <w:tcPr>
+            <w:tcW w:w="2267" w:type="dxa"/>
+            <w:tcBorders>
+              <w:top w:val="single" w:sz="4" w:space="0" w:color="D4D4D8"/>
+              <w:left w:val="single" w:sz="4" w:space="0" w:color="D4D4D8"/>
+              <w:bottom w:val="single" w:sz="4" w:space="0" w:color="D4D4D8"/>
+              <w:right w:val="single" w:sz="4" w:space="0" w:color="D4D4D8"/>
+            </w:tcBorders>
+          </w:tcPr>
+          <w:p>
+            <w:pPr>
+              <w:jc w:val="center"/>
+              <w:rPr>
+                <w:szCs w:val="20"/>
+              </w:rPr>
+            </w:pPr>
+            <w:r>
+              <w:rPr>
+                <w:color w:val="262626"/>
+                <w:szCs w:val="20"/>
+              </w:rPr>
+              <w:t xml:space="preserve">6.656 kHz</w:t>
+            </w:r>
+          </w:p>
+        </w:tc>
+        <w:tc>
+          <w:tcPr>
+            <w:tcW w:w="2267" w:type="dxa"/>
+            <w:tcBorders>
+              <w:top w:val="single" w:sz="4" w:space="0" w:color="D4D4D8"/>
+              <w:left w:val="single" w:sz="4" w:space="0" w:color="D4D4D8"/>
+              <w:bottom w:val="single" w:sz="4" w:space="0" w:color="D4D4D8"/>
+              <w:right w:val="single" w:sz="4" w:space="0" w:color="D4D4D8"/>
+            </w:tcBorders>
+          </w:tcPr>
+          <w:p>
+            <w:pPr>
+              <w:jc w:val="center"/>
+              <w:rPr>
+                <w:szCs w:val="20"/>
+              </w:rPr>
+            </w:pPr>
+            <w:r>
+              <w:rPr>
+                <w:color w:val="262626"/>
+                <w:szCs w:val="20"/>
+              </w:rPr>
+              <w:t xml:space="preserve">3.203 kHz</w:t>
+            </w:r>
+          </w:p>
+        </w:tc>
+      </w:tr>
+      <w:tr>
+        <w:trPr>
+          <w:jc w:val="center"/>
+        </w:trPr>
+        <w:tc>
+          <w:tcPr>
+            <w:tcW w:w="1300" w:type="dxa"/>
+            <w:tcBorders>
+              <w:top w:val="single" w:sz="4" w:space="0" w:color="D4D4D8"/>
+              <w:left w:val="single" w:sz="4" w:space="0" w:color="D4D4D8"/>
+              <w:bottom w:val="single" w:sz="4" w:space="0" w:color="D4D4D8"/>
+              <w:right w:val="single" w:sz="4" w:space="0" w:color="D4D4D8"/>
+            </w:tcBorders>
+          </w:tcPr>
+          <w:p>
+            <w:pPr>
+              <w:jc w:val="center"/>
+              <w:rPr>
+                <w:szCs w:val="20"/>
+              </w:rPr>
+            </w:pPr>
+            <w:r>
+              <w:rPr>
+                <w:b/>
+                <w:color w:val="262626"/>
+                <w:szCs w:val="20"/>
+              </w:rPr>
+              <w:t xml:space="preserve">18</w:t>
+            </w:r>
+          </w:p>
+        </w:tc>
+        <w:tc>
+          <w:tcPr>
+            <w:tcW w:w="2267" w:type="dxa"/>
+            <w:tcBorders>
+              <w:top w:val="single" w:sz="4" w:space="0" w:color="D4D4D8"/>
+              <w:left w:val="single" w:sz="4" w:space="0" w:color="D4D4D8"/>
+              <w:bottom w:val="single" w:sz="4" w:space="0" w:color="D4D4D8"/>
+              <w:right w:val="single" w:sz="4" w:space="0" w:color="D4D4D8"/>
+            </w:tcBorders>
+          </w:tcPr>
+          <w:p>
+            <w:pPr>
+              <w:jc w:val="center"/>
+              <w:rPr>
+                <w:szCs w:val="20"/>
+              </w:rPr>
+            </w:pPr>
+            <w:r>
+              <w:rPr>
+                <w:color w:val="262626"/>
+                <w:szCs w:val="20"/>
+              </w:rPr>
+              <w:t xml:space="preserve">3.460 kHz</w:t>
+            </w:r>
+          </w:p>
+        </w:tc>
+        <w:tc>
+          <w:tcPr>
+            <w:tcW w:w="2267" w:type="dxa"/>
+            <w:tcBorders>
+              <w:top w:val="single" w:sz="4" w:space="0" w:color="D4D4D8"/>
+              <w:left w:val="single" w:sz="4" w:space="0" w:color="D4D4D8"/>
+              <w:bottom w:val="single" w:sz="4" w:space="0" w:color="D4D4D8"/>
+              <w:right w:val="single" w:sz="4" w:space="0" w:color="D4D4D8"/>
+            </w:tcBorders>
+          </w:tcPr>
+          <w:p>
+            <w:pPr>
+              <w:jc w:val="center"/>
+              <w:rPr>
+                <w:szCs w:val="20"/>
+              </w:rPr>
+            </w:pPr>
+            <w:r>
+              <w:rPr>
+                <w:color w:val="262626"/>
+                <w:szCs w:val="20"/>
+              </w:rPr>
+              <w:t xml:space="preserve">1.700 kHz</w:t>
+            </w:r>
+          </w:p>
+        </w:tc>
+        <w:tc>
+          <w:tcPr>
+            <w:tcW w:w="2267" w:type="dxa"/>
+            <w:tcBorders>
+              <w:top w:val="single" w:sz="4" w:space="0" w:color="D4D4D8"/>
+              <w:left w:val="single" w:sz="4" w:space="0" w:color="D4D4D8"/>
+              <w:bottom w:val="single" w:sz="4" w:space="0" w:color="D4D4D8"/>
+              <w:right w:val="single" w:sz="4" w:space="0" w:color="D4D4D8"/>
+            </w:tcBorders>
+          </w:tcPr>
+          <w:p>
+            <w:pPr>
+              <w:jc w:val="center"/>
+              <w:rPr>
+                <w:szCs w:val="20"/>
+              </w:rPr>
+            </w:pPr>
+            <w:r>
+              <w:rPr>
+                <w:color w:val="262626"/>
+                <w:szCs w:val="20"/>
+              </w:rPr>
+              <w:t xml:space="preserve">7.030 kHz</w:t>
+            </w:r>
+          </w:p>
+        </w:tc>
+        <w:tc>
+          <w:tcPr>
+            <w:tcW w:w="2267" w:type="dxa"/>
+            <w:tcBorders>
+              <w:top w:val="single" w:sz="4" w:space="0" w:color="D4D4D8"/>
+              <w:left w:val="single" w:sz="4" w:space="0" w:color="D4D4D8"/>
+              <w:bottom w:val="single" w:sz="4" w:space="0" w:color="D4D4D8"/>
+              <w:right w:val="single" w:sz="4" w:space="0" w:color="D4D4D8"/>
+            </w:tcBorders>
+          </w:tcPr>
+          <w:p>
+            <w:pPr>
+              <w:jc w:val="center"/>
+              <w:rPr>
+                <w:szCs w:val="20"/>
+              </w:rPr>
+            </w:pPr>
+            <w:r>
+              <w:rPr>
+                <w:color w:val="262626"/>
+                <w:szCs w:val="20"/>
+              </w:rPr>
+              <w:t xml:space="preserve">3.396 kHz</w:t>
+            </w:r>
+          </w:p>
+        </w:tc>
+      </w:tr>
+      <w:tr>
+        <w:trPr>
+          <w:jc w:val="center"/>
+        </w:trPr>
+        <w:tc>
+          <w:tcPr>
+            <w:tcW w:w="1300" w:type="dxa"/>
+            <w:tcBorders>
+              <w:top w:val="single" w:sz="4" w:space="0" w:color="D4D4D8"/>
+              <w:left w:val="single" w:sz="4" w:space="0" w:color="D4D4D8"/>
+              <w:bottom w:val="single" w:sz="4" w:space="0" w:color="D4D4D8"/>
+              <w:right w:val="single" w:sz="4" w:space="0" w:color="D4D4D8"/>
+            </w:tcBorders>
+          </w:tcPr>
+          <w:p>
+            <w:pPr>
+              <w:jc w:val="center"/>
+              <w:rPr>
+                <w:szCs w:val="20"/>
+              </w:rPr>
+            </w:pPr>
+            <w:r>
+              <w:rPr>
+                <w:b/>
+                <w:color w:val="262626"/>
+                <w:szCs w:val="20"/>
+              </w:rPr>
+              <w:t xml:space="preserve">19</w:t>
+            </w:r>
+          </w:p>
+        </w:tc>
+        <w:tc>
+          <w:tcPr>
+            <w:tcW w:w="2267" w:type="dxa"/>
+            <w:tcBorders>
+              <w:top w:val="single" w:sz="4" w:space="0" w:color="D4D4D8"/>
+              <w:left w:val="single" w:sz="4" w:space="0" w:color="D4D4D8"/>
+              <w:bottom w:val="single" w:sz="4" w:space="0" w:color="D4D4D8"/>
+              <w:right w:val="single" w:sz="4" w:space="0" w:color="D4D4D8"/>
+            </w:tcBorders>
+          </w:tcPr>
+          <w:p>
+            <w:pPr>
+              <w:jc w:val="center"/>
+              <w:rPr>
+                <w:szCs w:val="20"/>
+              </w:rPr>
+            </w:pPr>
+            <w:r>
+              <w:rPr>
+                <w:color w:val="262626"/>
+                <w:szCs w:val="20"/>
+              </w:rPr>
+              <w:t xml:space="preserve">3.592 kHz</w:t>
+            </w:r>
+          </w:p>
+        </w:tc>
+        <w:tc>
+          <w:tcPr>
+            <w:tcW w:w="2267" w:type="dxa"/>
+            <w:tcBorders>
+              <w:top w:val="single" w:sz="4" w:space="0" w:color="D4D4D8"/>
+              <w:left w:val="single" w:sz="4" w:space="0" w:color="D4D4D8"/>
+              <w:bottom w:val="single" w:sz="4" w:space="0" w:color="D4D4D8"/>
+              <w:right w:val="single" w:sz="4" w:space="0" w:color="D4D4D8"/>
+            </w:tcBorders>
+          </w:tcPr>
+          <w:p>
+            <w:pPr>
+              <w:jc w:val="center"/>
+              <w:rPr>
+                <w:szCs w:val="20"/>
+              </w:rPr>
+            </w:pPr>
+            <w:r>
+              <w:rPr>
+                <w:color w:val="262626"/>
+                <w:szCs w:val="20"/>
+              </w:rPr>
+              <w:t xml:space="preserve">1.757 kHz</w:t>
+            </w:r>
+          </w:p>
+        </w:tc>
+        <w:tc>
+          <w:tcPr>
+            <w:tcW w:w="2267" w:type="dxa"/>
+            <w:tcBorders>
+              <w:top w:val="single" w:sz="4" w:space="0" w:color="D4D4D8"/>
+              <w:left w:val="single" w:sz="4" w:space="0" w:color="D4D4D8"/>
+              <w:bottom w:val="single" w:sz="4" w:space="0" w:color="D4D4D8"/>
+              <w:right w:val="single" w:sz="4" w:space="0" w:color="D4D4D8"/>
+            </w:tcBorders>
+          </w:tcPr>
+          <w:p>
+            <w:pPr>
+              <w:jc w:val="center"/>
+              <w:rPr>
+                <w:szCs w:val="20"/>
+              </w:rPr>
+            </w:pPr>
+            <w:r>
+              <w:rPr>
+                <w:color w:val="262626"/>
+                <w:szCs w:val="20"/>
+              </w:rPr>
+              <w:t xml:space="preserve">7.232 kHz</w:t>
+            </w:r>
+          </w:p>
+        </w:tc>
+        <w:tc>
+          <w:tcPr>
+            <w:tcW w:w="2267" w:type="dxa"/>
+            <w:tcBorders>
+              <w:top w:val="single" w:sz="4" w:space="0" w:color="D4D4D8"/>
+              <w:left w:val="single" w:sz="4" w:space="0" w:color="D4D4D8"/>
+              <w:bottom w:val="single" w:sz="4" w:space="0" w:color="D4D4D8"/>
+              <w:right w:val="single" w:sz="4" w:space="0" w:color="D4D4D8"/>
+            </w:tcBorders>
+          </w:tcPr>
+          <w:p>
+            <w:pPr>
+              <w:jc w:val="center"/>
+              <w:rPr>
+                <w:szCs w:val="20"/>
+              </w:rPr>
+            </w:pPr>
+            <w:r>
+              <w:rPr>
+                <w:color w:val="262626"/>
+                <w:szCs w:val="20"/>
+              </w:rPr>
+              <w:t xml:space="preserve">3.539 kHz</w:t>
+            </w:r>
+          </w:p>
+        </w:tc>
+      </w:tr>
+      <w:tr>
+        <w:trPr>
+          <w:jc w:val="center"/>
+        </w:trPr>
+        <w:tc>
+          <w:tcPr>
+            <w:tcW w:w="1300" w:type="dxa"/>
+            <w:tcBorders>
+              <w:top w:val="single" w:sz="4" w:space="0" w:color="D4D4D8"/>
+              <w:left w:val="single" w:sz="4" w:space="0" w:color="D4D4D8"/>
+              <w:bottom w:val="single" w:sz="4" w:space="0" w:color="D4D4D8"/>
+              <w:right w:val="single" w:sz="4" w:space="0" w:color="D4D4D8"/>
+            </w:tcBorders>
+          </w:tcPr>
+          <w:p>
+            <w:pPr>
+              <w:jc w:val="center"/>
+              <w:rPr>
+                <w:szCs w:val="20"/>
+              </w:rPr>
+            </w:pPr>
+            <w:r>
+              <w:rPr>
+                <w:b/>
+                <w:color w:val="262626"/>
+                <w:szCs w:val="20"/>
+              </w:rPr>
+              <w:t xml:space="preserve">20</w:t>
+            </w:r>
+          </w:p>
+        </w:tc>
+        <w:tc>
+          <w:tcPr>
+            <w:tcW w:w="2267" w:type="dxa"/>
+            <w:tcBorders>
+              <w:top w:val="single" w:sz="4" w:space="0" w:color="D4D4D8"/>
+              <w:left w:val="single" w:sz="4" w:space="0" w:color="D4D4D8"/>
+              <w:bottom w:val="single" w:sz="4" w:space="0" w:color="D4D4D8"/>
+              <w:right w:val="single" w:sz="4" w:space="0" w:color="D4D4D8"/>
+            </w:tcBorders>
+          </w:tcPr>
+          <w:p>
+            <w:pPr>
+              <w:jc w:val="center"/>
+              <w:rPr>
+                <w:szCs w:val="20"/>
+              </w:rPr>
+            </w:pPr>
+            <w:r>
+              <w:rPr>
+                <w:color w:val="262626"/>
+                <w:szCs w:val="20"/>
+              </w:rPr>
+              <w:t xml:space="preserve">3.704 kHz</w:t>
+            </w:r>
+          </w:p>
+        </w:tc>
+        <w:tc>
+          <w:tcPr>
+            <w:tcW w:w="2267" w:type="dxa"/>
+            <w:tcBorders>
+              <w:top w:val="single" w:sz="4" w:space="0" w:color="D4D4D8"/>
+              <w:left w:val="single" w:sz="4" w:space="0" w:color="D4D4D8"/>
+              <w:bottom w:val="single" w:sz="4" w:space="0" w:color="D4D4D8"/>
+              <w:right w:val="single" w:sz="4" w:space="0" w:color="D4D4D8"/>
+            </w:tcBorders>
+          </w:tcPr>
+          <w:p>
+            <w:pPr>
+              <w:jc w:val="center"/>
+              <w:rPr>
+                <w:szCs w:val="20"/>
+              </w:rPr>
+            </w:pPr>
+            <w:r>
+              <w:rPr>
+                <w:color w:val="262626"/>
+                <w:szCs w:val="20"/>
+              </w:rPr>
+              <w:t xml:space="preserve">1.814 kHz</w:t>
+            </w:r>
+          </w:p>
+        </w:tc>
+        <w:tc>
+          <w:tcPr>
+            <w:tcW w:w="2267" w:type="dxa"/>
+            <w:tcBorders>
+              <w:top w:val="single" w:sz="4" w:space="0" w:color="D4D4D8"/>
+              <w:left w:val="single" w:sz="4" w:space="0" w:color="D4D4D8"/>
+              <w:bottom w:val="single" w:sz="4" w:space="0" w:color="D4D4D8"/>
+              <w:right w:val="single" w:sz="4" w:space="0" w:color="D4D4D8"/>
+            </w:tcBorders>
+          </w:tcPr>
+          <w:p>
+            <w:pPr>
+              <w:jc w:val="center"/>
+              <w:rPr>
+                <w:szCs w:val="20"/>
+              </w:rPr>
+            </w:pPr>
+            <w:r>
+              <w:rPr>
+                <w:color w:val="262626"/>
+                <w:szCs w:val="20"/>
+              </w:rPr>
+              <w:t xml:space="preserve">7.472 kHz</w:t>
+            </w:r>
+          </w:p>
+        </w:tc>
+        <w:tc>
+          <w:tcPr>
+            <w:tcW w:w="2267" w:type="dxa"/>
+            <w:tcBorders>
+              <w:top w:val="single" w:sz="4" w:space="0" w:color="D4D4D8"/>
+              <w:left w:val="single" w:sz="4" w:space="0" w:color="D4D4D8"/>
+              <w:bottom w:val="single" w:sz="4" w:space="0" w:color="D4D4D8"/>
+              <w:right w:val="single" w:sz="4" w:space="0" w:color="D4D4D8"/>
+            </w:tcBorders>
+          </w:tcPr>
+          <w:p>
+            <w:pPr>
+              <w:jc w:val="center"/>
+              <w:rPr>
+                <w:szCs w:val="20"/>
+              </w:rPr>
+            </w:pPr>
+            <w:r>
+              <w:rPr>
+                <w:color w:val="262626"/>
+                <w:szCs w:val="20"/>
+              </w:rPr>
+              <w:t xml:space="preserve">3.645 kHz</w:t>
+            </w:r>
+          </w:p>
+        </w:tc>
+      </w:tr>
+    </w:tbl>
+    <w:p/>
+    <w:p>
+      <w:pPr>
+        <w:keepNext/>
+        <w:keepLines/>
+        <w:spacing w:before="200" w:after="80"/>
+        <w:outlineLvl w:val="1"/>
+        <w:rPr>
+          <w:rFonts w:asciiTheme="majorHAnsi" w:eastAsiaTheme="majorEastAsia" w:hAnsiTheme="majorHAnsi" w:cstheme="majorBidi"/>
+          <w:b/>
+          <w:bCs/>
+          <w:color w:val="4F81BD" w:themeColor="accent1"/>
+          <w:sz w:val="26"/>
+          <w:szCs w:val="26"/>
+        </w:rPr>
+      </w:pPr>
+      <w:r>
+        <w:rPr>
+          <w:rFonts w:asciiTheme="majorHAnsi" w:eastAsiaTheme="majorEastAsia" w:hAnsiTheme="majorHAnsi" w:cstheme="majorBidi"/>
+          <w:b/>
+          <w:bCs/>
+          <w:color w:val="4F81BD" w:themeColor="accent1"/>
+          <w:sz w:val="26"/>
+          <w:szCs w:val="26"/>
+        </w:rPr>
+        <w:t>Model range and counts</w:t>
+      </w:r>
+    </w:p>
+    <w:tbl>
+      <w:tblPr>
+        <w:tblStyle w:val="Mriekatabuky"/>
+        <w:tblW w:w="0" w:type="auto"/>
+        <w:jc w:val="center"/>
+        <w:tblLook w:val="04A0" w:firstRow="1" w:lastRow="0" w:firstColumn="1" w:lastColumn="0" w:noHBand="0" w:noVBand="1"/>
+      </w:tblPr>
+      <w:tblGrid>
+        <w:gridCol w:w="2592"/>
+        <w:gridCol w:w="2592"/>
+        <w:gridCol w:w="2592"/>
+        <w:gridCol w:w="2592"/>
+      </w:tblGrid>
+      <w:tr>
+        <w:trPr>
+          <w:tblHeader/>
+          <w:jc w:val="center"/>
+        </w:trPr>
+        <w:tc>
+          <w:tcPr>
+            <w:tcW w:w="2592" w:type="dxa"/>
+            <w:tcBorders>
+              <w:top w:val="single" w:sz="8" w:space="0" w:color="111827"/>
+              <w:left w:val="single" w:sz="8" w:space="0" w:color="111827"/>
+              <w:bottom w:val="single" w:sz="8" w:space="0" w:color="111827"/>
+              <w:right w:val="single" w:sz="8" w:space="0" w:color="111827"/>
+            </w:tcBorders>
+            <w:shd w:val="clear" w:color="auto" w:fill="111827"/>
+            <w:vAlign w:val="center"/>
+          </w:tcPr>
+          <w:p>
+            <w:pPr>
+              <w:jc w:val="center"/>
+              <w:rPr>
+                <w:szCs w:val="20"/>
+              </w:rPr>
+            </w:pPr>
+            <w:r>
+              <w:rPr>
+                <w:b/>
+                <w:color w:val="F5F5F5"/>
+                <w:szCs w:val="20"/>
+              </w:rPr>
+              <w:t xml:space="preserve">Material</w:t>
+            </w:r>
+          </w:p>
+        </w:tc>
+        <w:tc>
+          <w:tcPr>
+            <w:tcW w:w="2592" w:type="dxa"/>
+            <w:tcBorders>
+              <w:top w:val="single" w:sz="8" w:space="0" w:color="111827"/>
+              <w:left w:val="single" w:sz="8" w:space="0" w:color="111827"/>
+              <w:bottom w:val="single" w:sz="8" w:space="0" w:color="111827"/>
+              <w:right w:val="single" w:sz="8" w:space="0" w:color="111827"/>
+            </w:tcBorders>
+            <w:shd w:val="clear" w:color="auto" w:fill="111827"/>
+            <w:vAlign w:val="center"/>
+          </w:tcPr>
+          <w:p>
+            <w:pPr>
+              <w:jc w:val="center"/>
+              <w:rPr>
+                <w:szCs w:val="20"/>
+              </w:rPr>
+            </w:pPr>
+            <w:r>
+              <w:rPr>
+                <w:b/>
+                <w:color w:val="F5F5F5"/>
+                <w:szCs w:val="20"/>
+              </w:rPr>
+              <w:t xml:space="preserve">Accurate up to</w:t>
+            </w:r>
+          </w:p>
+        </w:tc>
+        <w:tc>
+          <w:tcPr>
+            <w:tcW w:w="2592" w:type="dxa"/>
+            <w:tcBorders>
+              <w:top w:val="single" w:sz="8" w:space="0" w:color="111827"/>
+              <w:left w:val="single" w:sz="8" w:space="0" w:color="111827"/>
+              <w:bottom w:val="single" w:sz="8" w:space="0" w:color="111827"/>
+              <w:right w:val="single" w:sz="8" w:space="0" w:color="111827"/>
+            </w:tcBorders>
+            <w:shd w:val="clear" w:color="auto" w:fill="111827"/>
+            <w:vAlign w:val="center"/>
+          </w:tcPr>
+          <w:p>
+            <w:pPr>
+              <w:jc w:val="center"/>
+              <w:rPr>
+                <w:szCs w:val="20"/>
+              </w:rPr>
+            </w:pPr>
+            <w:r>
+              <w:rPr>
+                <w:b/>
+                <w:color w:val="F5F5F5"/>
+                <w:szCs w:val="20"/>
+              </w:rPr>
+              <w:t xml:space="preserve">Resonances (centre drive)</w:t>
+            </w:r>
+          </w:p>
+        </w:tc>
+        <w:tc>
+          <w:tcPr>
+            <w:tcW w:w="2592" w:type="dxa"/>
+            <w:tcBorders>
+              <w:top w:val="single" w:sz="8" w:space="0" w:color="111827"/>
+              <w:left w:val="single" w:sz="8" w:space="0" w:color="111827"/>
+              <w:bottom w:val="single" w:sz="8" w:space="0" w:color="111827"/>
+              <w:right w:val="single" w:sz="8" w:space="0" w:color="111827"/>
+            </w:tcBorders>
+            <w:shd w:val="clear" w:color="auto" w:fill="111827"/>
+            <w:vAlign w:val="center"/>
+          </w:tcPr>
+          <w:p>
+            <w:pPr>
+              <w:jc w:val="center"/>
+              <w:rPr>
+                <w:szCs w:val="20"/>
+              </w:rPr>
+            </w:pPr>
+            <w:r>
+              <w:rPr>
+                <w:b/>
+                <w:color w:val="F5F5F5"/>
+                <w:szCs w:val="20"/>
+              </w:rPr>
+              <w:t xml:space="preserve">Resonances (off-centre)</w:t>
+            </w:r>
+          </w:p>
+        </w:tc>
+      </w:tr>
+      <w:tr>
+        <w:trPr>
+          <w:jc w:val="center"/>
+        </w:trPr>
+        <w:tc>
+          <w:tcPr>
+            <w:tcW w:w="2592" w:type="dxa"/>
+            <w:tcBorders>
+              <w:top w:val="single" w:sz="4" w:space="0" w:color="D4D4D8"/>
+              <w:left w:val="single" w:sz="4" w:space="0" w:color="D4D4D8"/>
+              <w:bottom w:val="single" w:sz="4" w:space="0" w:color="D4D4D8"/>
+              <w:right w:val="single" w:sz="4" w:space="0" w:color="D4D4D8"/>
+            </w:tcBorders>
+          </w:tcPr>
+          <w:p>
+            <w:pPr>
+              <w:jc w:val="center"/>
+              <w:rPr>
+                <w:szCs w:val="20"/>
+              </w:rPr>
+            </w:pPr>
+            <w:r>
+              <w:rPr>
+                <w:b/>
+                <w:color w:val="262626"/>
+                <w:szCs w:val="20"/>
+              </w:rPr>
+              <w:t xml:space="preserve">Aluminium 1.0 mm</w:t>
+            </w:r>
+          </w:p>
+        </w:tc>
+        <w:tc>
+          <w:tcPr>
+            <w:tcW w:w="2592" w:type="dxa"/>
+            <w:tcBorders>
+              <w:top w:val="single" w:sz="4" w:space="0" w:color="D4D4D8"/>
+              <w:left w:val="single" w:sz="4" w:space="0" w:color="D4D4D8"/>
+              <w:bottom w:val="single" w:sz="4" w:space="0" w:color="D4D4D8"/>
+              <w:right w:val="single" w:sz="4" w:space="0" w:color="D4D4D8"/>
+            </w:tcBorders>
+          </w:tcPr>
+          <w:p>
+            <w:pPr>
+              <w:jc w:val="center"/>
+              <w:rPr>
+                <w:szCs w:val="20"/>
+              </w:rPr>
+            </w:pPr>
+            <w:r>
+              <w:rPr>
+                <w:color w:val="262626"/>
+                <w:szCs w:val="20"/>
+              </w:rPr>
+              <w:t xml:space="preserve">about 11.3 kHz</w:t>
+            </w:r>
+          </w:p>
+        </w:tc>
+        <w:tc>
+          <w:tcPr>
+            <w:tcW w:w="2592" w:type="dxa"/>
+            <w:tcBorders>
+              <w:top w:val="single" w:sz="4" w:space="0" w:color="D4D4D8"/>
+              <w:left w:val="single" w:sz="4" w:space="0" w:color="D4D4D8"/>
+              <w:bottom w:val="single" w:sz="4" w:space="0" w:color="D4D4D8"/>
+              <w:right w:val="single" w:sz="4" w:space="0" w:color="D4D4D8"/>
+            </w:tcBorders>
+          </w:tcPr>
+          <w:p>
+            <w:pPr>
+              <w:jc w:val="center"/>
+              <w:rPr>
+                <w:szCs w:val="20"/>
+              </w:rPr>
+            </w:pPr>
+            <w:r>
+              <w:rPr>
+                <w:color w:val="262626"/>
+                <w:szCs w:val="20"/>
+              </w:rPr>
+              <w:t xml:space="preserve">50</w:t>
+            </w:r>
+          </w:p>
+        </w:tc>
+        <w:tc>
+          <w:tcPr>
+            <w:tcW w:w="2592" w:type="dxa"/>
+            <w:tcBorders>
+              <w:top w:val="single" w:sz="4" w:space="0" w:color="D4D4D8"/>
+              <w:left w:val="single" w:sz="4" w:space="0" w:color="D4D4D8"/>
+              <w:bottom w:val="single" w:sz="4" w:space="0" w:color="D4D4D8"/>
+              <w:right w:val="single" w:sz="4" w:space="0" w:color="D4D4D8"/>
+            </w:tcBorders>
+          </w:tcPr>
+          <w:p>
+            <w:pPr>
+              <w:jc w:val="center"/>
+              <w:rPr>
+                <w:szCs w:val="20"/>
+              </w:rPr>
+            </w:pPr>
+            <w:r>
+              <w:rPr>
+                <w:color w:val="262626"/>
+                <w:szCs w:val="20"/>
+              </w:rPr>
+              <w:t xml:space="preserve">208</w:t>
+            </w:r>
+          </w:p>
+        </w:tc>
+      </w:tr>
+      <w:tr>
+        <w:trPr>
+          <w:jc w:val="center"/>
+        </w:trPr>
+        <w:tc>
+          <w:tcPr>
+            <w:tcW w:w="2592" w:type="dxa"/>
+            <w:tcBorders>
+              <w:top w:val="single" w:sz="4" w:space="0" w:color="D4D4D8"/>
+              <w:left w:val="single" w:sz="4" w:space="0" w:color="D4D4D8"/>
+              <w:bottom w:val="single" w:sz="4" w:space="0" w:color="D4D4D8"/>
+              <w:right w:val="single" w:sz="4" w:space="0" w:color="D4D4D8"/>
+            </w:tcBorders>
+          </w:tcPr>
+          <w:p>
+            <w:pPr>
+              <w:jc w:val="center"/>
+              <w:rPr>
+                <w:szCs w:val="20"/>
+              </w:rPr>
+            </w:pPr>
+            <w:r>
+              <w:rPr>
+                <w:b/>
+                <w:color w:val="262626"/>
+                <w:szCs w:val="20"/>
+              </w:rPr>
+              <w:t xml:space="preserve">Steel 0.5 mm</w:t>
+            </w:r>
+          </w:p>
+        </w:tc>
+        <w:tc>
+          <w:tcPr>
+            <w:tcW w:w="2592" w:type="dxa"/>
+            <w:tcBorders>
+              <w:top w:val="single" w:sz="4" w:space="0" w:color="D4D4D8"/>
+              <w:left w:val="single" w:sz="4" w:space="0" w:color="D4D4D8"/>
+              <w:bottom w:val="single" w:sz="4" w:space="0" w:color="D4D4D8"/>
+              <w:right w:val="single" w:sz="4" w:space="0" w:color="D4D4D8"/>
+            </w:tcBorders>
+          </w:tcPr>
+          <w:p>
+            <w:pPr>
+              <w:jc w:val="center"/>
+              <w:rPr>
+                <w:szCs w:val="20"/>
+              </w:rPr>
+            </w:pPr>
+            <w:r>
+              <w:rPr>
+                <w:color w:val="262626"/>
+                <w:szCs w:val="20"/>
+              </w:rPr>
+              <w:t xml:space="preserve">about 5.5 kHz</w:t>
+            </w:r>
+          </w:p>
+        </w:tc>
+        <w:tc>
+          <w:tcPr>
+            <w:tcW w:w="2592" w:type="dxa"/>
+            <w:tcBorders>
+              <w:top w:val="single" w:sz="4" w:space="0" w:color="D4D4D8"/>
+              <w:left w:val="single" w:sz="4" w:space="0" w:color="D4D4D8"/>
+              <w:bottom w:val="single" w:sz="4" w:space="0" w:color="D4D4D8"/>
+              <w:right w:val="single" w:sz="4" w:space="0" w:color="D4D4D8"/>
+            </w:tcBorders>
+          </w:tcPr>
+          <w:p>
+            <w:pPr>
+              <w:jc w:val="center"/>
+              <w:rPr>
+                <w:szCs w:val="20"/>
+              </w:rPr>
+            </w:pPr>
+            <w:r>
+              <w:rPr>
+                <w:color w:val="262626"/>
+                <w:szCs w:val="20"/>
+              </w:rPr>
+              <w:t xml:space="preserve">51</w:t>
+            </w:r>
+          </w:p>
+        </w:tc>
+        <w:tc>
+          <w:tcPr>
+            <w:tcW w:w="2592" w:type="dxa"/>
+            <w:tcBorders>
+              <w:top w:val="single" w:sz="4" w:space="0" w:color="D4D4D8"/>
+              <w:left w:val="single" w:sz="4" w:space="0" w:color="D4D4D8"/>
+              <w:bottom w:val="single" w:sz="4" w:space="0" w:color="D4D4D8"/>
+              <w:right w:val="single" w:sz="4" w:space="0" w:color="D4D4D8"/>
+            </w:tcBorders>
+          </w:tcPr>
+          <w:p>
+            <w:pPr>
+              <w:jc w:val="center"/>
+              <w:rPr>
+                <w:szCs w:val="20"/>
+              </w:rPr>
+            </w:pPr>
+            <w:r>
+              <w:rPr>
+                <w:color w:val="262626"/>
+                <w:szCs w:val="20"/>
+              </w:rPr>
+              <w:t xml:space="preserve">210</w:t>
+            </w:r>
+          </w:p>
+        </w:tc>
+      </w:tr>
+      <w:tr>
+        <w:trPr>
+          <w:jc w:val="center"/>
+        </w:trPr>
+        <w:tc>
+          <w:tcPr>
+            <w:tcW w:w="2592" w:type="dxa"/>
+            <w:tcBorders>
+              <w:top w:val="single" w:sz="4" w:space="0" w:color="D4D4D8"/>
+              <w:left w:val="single" w:sz="4" w:space="0" w:color="D4D4D8"/>
+              <w:bottom w:val="single" w:sz="4" w:space="0" w:color="D4D4D8"/>
+              <w:right w:val="single" w:sz="4" w:space="0" w:color="D4D4D8"/>
+            </w:tcBorders>
+          </w:tcPr>
+          <w:p>
+            <w:pPr>
+              <w:jc w:val="center"/>
+              <w:rPr>
+                <w:szCs w:val="20"/>
+              </w:rPr>
+            </w:pPr>
+            <w:r>
+              <w:rPr>
+                <w:b/>
+                <w:color w:val="262626"/>
+                <w:szCs w:val="20"/>
+              </w:rPr>
+              <w:t xml:space="preserve">Glass 2.0 mm</w:t>
+            </w:r>
+          </w:p>
+        </w:tc>
+        <w:tc>
+          <w:tcPr>
+            <w:tcW w:w="2592" w:type="dxa"/>
+            <w:tcBorders>
+              <w:top w:val="single" w:sz="4" w:space="0" w:color="D4D4D8"/>
+              <w:left w:val="single" w:sz="4" w:space="0" w:color="D4D4D8"/>
+              <w:bottom w:val="single" w:sz="4" w:space="0" w:color="D4D4D8"/>
+              <w:right w:val="single" w:sz="4" w:space="0" w:color="D4D4D8"/>
+            </w:tcBorders>
+          </w:tcPr>
+          <w:p>
+            <w:pPr>
+              <w:jc w:val="center"/>
+              <w:rPr>
+                <w:szCs w:val="20"/>
+              </w:rPr>
+            </w:pPr>
+            <w:r>
+              <w:rPr>
+                <w:color w:val="262626"/>
+                <w:szCs w:val="20"/>
+              </w:rPr>
+              <w:t xml:space="preserve">about 22.8 kHz</w:t>
+            </w:r>
+          </w:p>
+        </w:tc>
+        <w:tc>
+          <w:tcPr>
+            <w:tcW w:w="2592" w:type="dxa"/>
+            <w:tcBorders>
+              <w:top w:val="single" w:sz="4" w:space="0" w:color="D4D4D8"/>
+              <w:left w:val="single" w:sz="4" w:space="0" w:color="D4D4D8"/>
+              <w:bottom w:val="single" w:sz="4" w:space="0" w:color="D4D4D8"/>
+              <w:right w:val="single" w:sz="4" w:space="0" w:color="D4D4D8"/>
+            </w:tcBorders>
+          </w:tcPr>
+          <w:p>
+            <w:pPr>
+              <w:jc w:val="center"/>
+              <w:rPr>
+                <w:szCs w:val="20"/>
+              </w:rPr>
+            </w:pPr>
+            <w:r>
+              <w:rPr>
+                <w:color w:val="262626"/>
+                <w:szCs w:val="20"/>
+              </w:rPr>
+              <w:t xml:space="preserve">48</w:t>
+            </w:r>
+          </w:p>
+        </w:tc>
+        <w:tc>
+          <w:tcPr>
+            <w:tcW w:w="2592" w:type="dxa"/>
+            <w:tcBorders>
+              <w:top w:val="single" w:sz="4" w:space="0" w:color="D4D4D8"/>
+              <w:left w:val="single" w:sz="4" w:space="0" w:color="D4D4D8"/>
+              <w:bottom w:val="single" w:sz="4" w:space="0" w:color="D4D4D8"/>
+              <w:right w:val="single" w:sz="4" w:space="0" w:color="D4D4D8"/>
+            </w:tcBorders>
+          </w:tcPr>
+          <w:p>
+            <w:pPr>
+              <w:jc w:val="center"/>
+              <w:rPr>
+                <w:szCs w:val="20"/>
+              </w:rPr>
+            </w:pPr>
+            <w:r>
+              <w:rPr>
+                <w:color w:val="262626"/>
+                <w:szCs w:val="20"/>
+              </w:rPr>
+              <w:t xml:space="preserve">204</w:t>
+            </w:r>
+          </w:p>
+        </w:tc>
+      </w:tr>
+      <w:tr>
+        <w:trPr>
+          <w:jc w:val="center"/>
+        </w:trPr>
+        <w:tc>
+          <w:tcPr>
+            <w:tcW w:w="2592" w:type="dxa"/>
+            <w:tcBorders>
+              <w:top w:val="single" w:sz="4" w:space="0" w:color="D4D4D8"/>
+              <w:left w:val="single" w:sz="4" w:space="0" w:color="D4D4D8"/>
+              <w:bottom w:val="single" w:sz="4" w:space="0" w:color="D4D4D8"/>
+              <w:right w:val="single" w:sz="4" w:space="0" w:color="D4D4D8"/>
+            </w:tcBorders>
+          </w:tcPr>
+          <w:p>
+            <w:pPr>
+              <w:jc w:val="center"/>
+              <w:rPr>
+                <w:szCs w:val="20"/>
+              </w:rPr>
+            </w:pPr>
+            <w:r>
+              <w:rPr>
+                <w:b/>
+                <w:color w:val="262626"/>
+                <w:szCs w:val="20"/>
+              </w:rPr>
+              <w:t xml:space="preserve">Acrylic 3.0 mm</w:t>
+            </w:r>
+          </w:p>
+        </w:tc>
+        <w:tc>
+          <w:tcPr>
+            <w:tcW w:w="2592" w:type="dxa"/>
+            <w:tcBorders>
+              <w:top w:val="single" w:sz="4" w:space="0" w:color="D4D4D8"/>
+              <w:left w:val="single" w:sz="4" w:space="0" w:color="D4D4D8"/>
+              <w:bottom w:val="single" w:sz="4" w:space="0" w:color="D4D4D8"/>
+              <w:right w:val="single" w:sz="4" w:space="0" w:color="D4D4D8"/>
+            </w:tcBorders>
+          </w:tcPr>
+          <w:p>
+            <w:pPr>
+              <w:jc w:val="center"/>
+              <w:rPr>
+                <w:szCs w:val="20"/>
+              </w:rPr>
+            </w:pPr>
+            <w:r>
+              <w:rPr>
+                <w:color w:val="262626"/>
+                <w:szCs w:val="20"/>
+              </w:rPr>
+              <w:t xml:space="preserve">about 11.1 kHz</w:t>
+            </w:r>
+          </w:p>
+        </w:tc>
+        <w:tc>
+          <w:tcPr>
+            <w:tcW w:w="2592" w:type="dxa"/>
+            <w:tcBorders>
+              <w:top w:val="single" w:sz="4" w:space="0" w:color="D4D4D8"/>
+              <w:left w:val="single" w:sz="4" w:space="0" w:color="D4D4D8"/>
+              <w:bottom w:val="single" w:sz="4" w:space="0" w:color="D4D4D8"/>
+              <w:right w:val="single" w:sz="4" w:space="0" w:color="D4D4D8"/>
+            </w:tcBorders>
+          </w:tcPr>
+          <w:p>
+            <w:pPr>
+              <w:jc w:val="center"/>
+              <w:rPr>
+                <w:szCs w:val="20"/>
+              </w:rPr>
+            </w:pPr>
+            <w:r>
+              <w:rPr>
+                <w:color w:val="262626"/>
+                <w:szCs w:val="20"/>
+              </w:rPr>
+              <w:t xml:space="preserve">50</w:t>
+            </w:r>
+          </w:p>
+        </w:tc>
+        <w:tc>
+          <w:tcPr>
+            <w:tcW w:w="2592" w:type="dxa"/>
+            <w:tcBorders>
+              <w:top w:val="single" w:sz="4" w:space="0" w:color="D4D4D8"/>
+              <w:left w:val="single" w:sz="4" w:space="0" w:color="D4D4D8"/>
+              <w:bottom w:val="single" w:sz="4" w:space="0" w:color="D4D4D8"/>
+              <w:right w:val="single" w:sz="4" w:space="0" w:color="D4D4D8"/>
+            </w:tcBorders>
+          </w:tcPr>
+          <w:p>
+            <w:pPr>
+              <w:jc w:val="center"/>
+              <w:rPr>
+                <w:szCs w:val="20"/>
+              </w:rPr>
+            </w:pPr>
+            <w:r>
+              <w:rPr>
+                <w:color w:val="262626"/>
+                <w:szCs w:val="20"/>
+              </w:rPr>
+              <w:t xml:space="preserve">216</w:t>
+            </w:r>
+          </w:p>
+        </w:tc>
+      </w:tr>
+    </w:tbl>
+    <w:p/>
+    <w:p>
+      <w:pPr>
+        <w:pStyle w:val="Zkladntext"/>
+      </w:pPr>
+      <w:r>
+        <w:rPr>
+          <w:b/>
+        </w:rPr>
+        <w:t xml:space="preserve">Important: </w:t>
+      </w:r>
+      <w:r>
+        <w:t xml:space="preserve">these are the model's resonances, not a promise about a specific manufactured plate. A real plate of the same size and material will land close, but thickness tolerance and the mounting shift real frequencies by a few percent. The order and the shapes of the figures are what stay the same.</w:t>
       </w:r>
     </w:p>
     <w:sectPr>
